--- a/TEST_CHECKLIST.docx
+++ b/TEST_CHECKLIST.docx
@@ -19,7 +19,7 @@
         <w:t xml:space="preserve">Total cases: </w:t>
       </w:r>
       <w:r>
-        <w:t xml:space="preserve">137</w:t>
+        <w:t xml:space="preserve">165</w:t>
       </w:r>
       <w:r>
         <w:rPr>
@@ -29,7 +29,7 @@
         <w:t xml:space="preserve">  ·  Modules: </w:t>
       </w:r>
       <w:r>
-        <w:t xml:space="preserve">15</w:t>
+        <w:t xml:space="preserve">19</w:t>
       </w:r>
     </w:p>
     <w:p>
@@ -248,7 +248,7 @@
               <w:jc w:val="left"/>
             </w:pPr>
             <w:r>
-              <w:t xml:space="preserve">Phone OTP</w:t>
+              <w:t xml:space="preserve">Sign up — influencer</w:t>
             </w:r>
           </w:p>
         </w:tc>
@@ -261,7 +261,7 @@
               <w:jc w:val="left"/>
             </w:pPr>
             <w:r>
-              <w:t xml:space="preserve">Send OTP to new number</w:t>
+              <w:t xml:space="preserve">Happy path (no referral)</w:t>
             </w:r>
           </w:p>
         </w:tc>
@@ -274,9 +274,12 @@
               <w:jc w:val="left"/>
             </w:pPr>
             <w:r>
-              <w:t xml:space="preserve">1. Go to /login
-2. Enter a valid Indian phone number never used before
-3. Click Send OTP</w:t>
+              <w:t xml:space="preserve">1. Visit /login as logged-out; pick Sign Up
+2. Step 1: choose role Influencer
+3. Step 2: complete Instagram Business Login OAuth (mandatory — cannot skip)
+4. Step 3: SignUpForm — name prefilled from IG where available; enter phone; Send OTP; enter code; Verify
+5. Step 4: pick categories (or Skip)
+6. Step 5: preferences (or Skip)</w:t>
             </w:r>
           </w:p>
         </w:tc>
@@ -289,7 +292,7 @@
               <w:jc w:val="left"/>
             </w:pPr>
             <w:r>
-              <w:t xml:space="preserve">OTP is delivered on WhatsApp within ~30s; cooldown timer starts (60s)</w:t>
+              <w:t xml:space="preserve">influencer_profiles row created (status=active, IG photo stored); 50 RC welcome bonus ledger row (locked 30d, expires 90d); welcome notification + email; landed on /influencer</w:t>
             </w:r>
           </w:p>
         </w:tc>
@@ -348,7 +351,7 @@
               <w:jc w:val="left"/>
             </w:pPr>
             <w:r>
-              <w:t xml:space="preserve">Phone OTP</w:t>
+              <w:t xml:space="preserve">Sign up — influencer</w:t>
             </w:r>
           </w:p>
         </w:tc>
@@ -361,7 +364,7 @@
               <w:jc w:val="left"/>
             </w:pPr>
             <w:r>
-              <w:t xml:space="preserve">Rate limit — 60s cooldown</w:t>
+              <w:t xml:space="preserve">Happy path with referral (?ref=slug)</w:t>
             </w:r>
           </w:p>
         </w:tc>
@@ -374,8 +377,8 @@
               <w:jc w:val="left"/>
             </w:pPr>
             <w:r>
-              <w:t xml:space="preserve">1. Send OTP to a valid number
-2. Immediately click Send OTP again</w:t>
+              <w:t xml:space="preserve">1. Visit /?ref=&lt;VALID_SLUG&gt; as logged-out (ref captured from URL)
+2. Complete the full signup flow: role → Instagram OAuth → form (phone + OTP) → categories → preferences</w:t>
             </w:r>
           </w:p>
         </w:tc>
@@ -388,7 +391,7 @@
               <w:jc w:val="left"/>
             </w:pPr>
             <w:r>
-              <w:t xml:space="preserve">Second click is blocked; UI shows 'Please wait Xs before resending'</w:t>
+              <w:t xml:space="preserve">Everything from the no-referral case PLUS a referrals row in SIGNED_UP for the referrer; referrer gets 'a friend just signed up' notification + email</w:t>
             </w:r>
           </w:p>
         </w:tc>
@@ -447,7 +450,7 @@
               <w:jc w:val="left"/>
             </w:pPr>
             <w:r>
-              <w:t xml:space="preserve">Phone OTP</w:t>
+              <w:t xml:space="preserve">Sign up — influencer</w:t>
             </w:r>
           </w:p>
         </w:tc>
@@ -460,7 +463,7 @@
               <w:jc w:val="left"/>
             </w:pPr>
             <w:r>
-              <w:t xml:space="preserve">Rate limit — 5/hr per phone</w:t>
+              <w:t xml:space="preserve">OTP embedded in form — resend at 60s</w:t>
             </w:r>
           </w:p>
         </w:tc>
@@ -473,8 +476,8 @@
               <w:jc w:val="left"/>
             </w:pPr>
             <w:r>
-              <w:t xml:space="preserve">1. Send 5 OTPs to the same number back-to-back (respecting 60s cooldown)
-2. Try to send a 6th</w:t>
+              <w:t xml:space="preserve">1. On step 3, send OTP
+2. Observe the resend timer</w:t>
             </w:r>
           </w:p>
         </w:tc>
@@ -487,7 +490,206 @@
               <w:jc w:val="left"/>
             </w:pPr>
             <w:r>
-              <w:t xml:space="preserve">6th attempt is refused; UI shows 'Too many attempts, try again later'</w:t>
+              <w:t xml:space="preserve">Timer counts down from 1:00 (m:ss format, not 0:60 or 0:30); Resend enabled only at 0:00 — matches the backend's 60s cooldown</w:t>
+            </w:r>
+          </w:p>
+        </w:tc>
+        <w:tc>
+          <w:tcPr>
+            <w:tcW w:type="dxa" w:w="900"/>
+            <w:shd w:fill="FFE4E4"/>
+          </w:tcPr>
+          <w:p>
+            <w:pPr>
+              <w:jc w:val="center"/>
+            </w:pPr>
+            <w:r>
+              <w:rPr>
+                <w:b/>
+                <w:bCs/>
+              </w:rPr>
+              <w:t xml:space="preserve">P0</w:t>
+            </w:r>
+          </w:p>
+        </w:tc>
+        <w:tc>
+          <w:tcPr>
+            <w:tcW w:type="dxa" w:w="1200"/>
+          </w:tcPr>
+          <w:p>
+            <w:pPr>
+              <w:jc w:val="left"/>
+            </w:pPr>
+            <w:r>
+              <w:t xml:space="preserve"/>
+            </w:r>
+          </w:p>
+        </w:tc>
+      </w:tr>
+      <w:tr>
+        <w:tc>
+          <w:tcPr>
+            <w:tcW w:type="dxa" w:w="1000"/>
+          </w:tcPr>
+          <w:p>
+            <w:pPr>
+              <w:jc w:val="left"/>
+            </w:pPr>
+            <w:r>
+              <w:t xml:space="preserve">TC-0004</w:t>
+            </w:r>
+          </w:p>
+        </w:tc>
+        <w:tc>
+          <w:tcPr>
+            <w:tcW w:type="dxa" w:w="1800"/>
+          </w:tcPr>
+          <w:p>
+            <w:pPr>
+              <w:jc w:val="left"/>
+            </w:pPr>
+            <w:r>
+              <w:t xml:space="preserve">Sign up — brand</w:t>
+            </w:r>
+          </w:p>
+        </w:tc>
+        <w:tc>
+          <w:tcPr>
+            <w:tcW w:type="dxa" w:w="3200"/>
+          </w:tcPr>
+          <w:p>
+            <w:pPr>
+              <w:jc w:val="left"/>
+            </w:pPr>
+            <w:r>
+              <w:t xml:space="preserve">Happy path</w:t>
+            </w:r>
+          </w:p>
+        </w:tc>
+        <w:tc>
+          <w:tcPr>
+            <w:tcW w:type="dxa" w:w="4800"/>
+          </w:tcPr>
+          <w:p>
+            <w:pPr>
+              <w:jc w:val="left"/>
+            </w:pPr>
+            <w:r>
+              <w:t xml:space="preserve">1. Sign Up → role Brand
+2. Step 2: Instagram Connect (brands connect IG too)
+3. Step 3: BrandSignUpForm — brand details + GSTIN + phone + OTP verify
+4. Submit</w:t>
+            </w:r>
+          </w:p>
+        </w:tc>
+        <w:tc>
+          <w:tcPr>
+            <w:tcW w:type="dxa" w:w="3800"/>
+          </w:tcPr>
+          <w:p>
+            <w:pPr>
+              <w:jc w:val="left"/>
+            </w:pPr>
+            <w:r>
+              <w:t xml:space="preserve">brand_profiles row created with verification_status='verified', source='direct_signup', GSTIN metadata columns filled; landed on /brands</w:t>
+            </w:r>
+          </w:p>
+        </w:tc>
+        <w:tc>
+          <w:tcPr>
+            <w:tcW w:type="dxa" w:w="900"/>
+            <w:shd w:fill="FFE4E4"/>
+          </w:tcPr>
+          <w:p>
+            <w:pPr>
+              <w:jc w:val="center"/>
+            </w:pPr>
+            <w:r>
+              <w:rPr>
+                <w:b/>
+                <w:bCs/>
+              </w:rPr>
+              <w:t xml:space="preserve">P0</w:t>
+            </w:r>
+          </w:p>
+        </w:tc>
+        <w:tc>
+          <w:tcPr>
+            <w:tcW w:type="dxa" w:w="1200"/>
+          </w:tcPr>
+          <w:p>
+            <w:pPr>
+              <w:jc w:val="left"/>
+            </w:pPr>
+            <w:r>
+              <w:t xml:space="preserve"/>
+            </w:r>
+          </w:p>
+        </w:tc>
+      </w:tr>
+      <w:tr>
+        <w:tc>
+          <w:tcPr>
+            <w:tcW w:type="dxa" w:w="1000"/>
+          </w:tcPr>
+          <w:p>
+            <w:pPr>
+              <w:jc w:val="left"/>
+            </w:pPr>
+            <w:r>
+              <w:t xml:space="preserve">TC-0005</w:t>
+            </w:r>
+          </w:p>
+        </w:tc>
+        <w:tc>
+          <w:tcPr>
+            <w:tcW w:type="dxa" w:w="1800"/>
+          </w:tcPr>
+          <w:p>
+            <w:pPr>
+              <w:jc w:val="left"/>
+            </w:pPr>
+            <w:r>
+              <w:t xml:space="preserve">Sign up — brand</w:t>
+            </w:r>
+          </w:p>
+        </w:tc>
+        <w:tc>
+          <w:tcPr>
+            <w:tcW w:type="dxa" w:w="3200"/>
+          </w:tcPr>
+          <w:p>
+            <w:pPr>
+              <w:jc w:val="left"/>
+            </w:pPr>
+            <w:r>
+              <w:t xml:space="preserve">GSTIN validation</w:t>
+            </w:r>
+          </w:p>
+        </w:tc>
+        <w:tc>
+          <w:tcPr>
+            <w:tcW w:type="dxa" w:w="4800"/>
+          </w:tcPr>
+          <w:p>
+            <w:pPr>
+              <w:jc w:val="left"/>
+            </w:pPr>
+            <w:r>
+              <w:t xml:space="preserve">1. On BrandSignUpForm enter an invalid GSTIN (wrong checksum/format)</w:t>
+            </w:r>
+          </w:p>
+        </w:tc>
+        <w:tc>
+          <w:tcPr>
+            <w:tcW w:type="dxa" w:w="3800"/>
+          </w:tcPr>
+          <w:p>
+            <w:pPr>
+              <w:jc w:val="left"/>
+            </w:pPr>
+            <w:r>
+              <w:t xml:space="preserve">Inline error; submit blocked until a valid GSTIN or the field's fallback path is satisfied</w:t>
             </w:r>
           </w:p>
         </w:tc>
@@ -533,7 +735,7 @@
               <w:jc w:val="left"/>
             </w:pPr>
             <w:r>
-              <w:t xml:space="preserve">TC-0004</w:t>
+              <w:t xml:space="preserve">TC-0006</w:t>
             </w:r>
           </w:p>
         </w:tc>
@@ -546,7 +748,7 @@
               <w:jc w:val="left"/>
             </w:pPr>
             <w:r>
-              <w:t xml:space="preserve">Phone OTP</w:t>
+              <w:t xml:space="preserve">Sign up</w:t>
             </w:r>
           </w:p>
         </w:tc>
@@ -559,7 +761,7 @@
               <w:jc w:val="left"/>
             </w:pPr>
             <w:r>
-              <w:t xml:space="preserve">Rate limit — 20/hr per IP</w:t>
+              <w:t xml:space="preserve">Phone already registered</w:t>
             </w:r>
           </w:p>
         </w:tc>
@@ -572,8 +774,7 @@
               <w:jc w:val="left"/>
             </w:pPr>
             <w:r>
-              <w:t xml:space="preserve">1. From one browser/IP, send OTPs to 20 different numbers
-2. Try to send a 21st from same browser</w:t>
+              <w:t xml:space="preserve">1. Start influencer signup with a phone that already has an account</w:t>
             </w:r>
           </w:p>
         </w:tc>
@@ -586,7 +787,106 @@
               <w:jc w:val="left"/>
             </w:pPr>
             <w:r>
-              <w:t xml:space="preserve">21st attempt is refused; UI surfaces an IP-level rate limit message</w:t>
+              <w:t xml:space="preserve">check-uniqueness blocks before OTP: 'This phone number is already registered. Please sign in instead.'</w:t>
+            </w:r>
+          </w:p>
+        </w:tc>
+        <w:tc>
+          <w:tcPr>
+            <w:tcW w:type="dxa" w:w="900"/>
+            <w:shd w:fill="FFE4E4"/>
+          </w:tcPr>
+          <w:p>
+            <w:pPr>
+              <w:jc w:val="center"/>
+            </w:pPr>
+            <w:r>
+              <w:rPr>
+                <w:b/>
+                <w:bCs/>
+              </w:rPr>
+              <w:t xml:space="preserve">P0</w:t>
+            </w:r>
+          </w:p>
+        </w:tc>
+        <w:tc>
+          <w:tcPr>
+            <w:tcW w:type="dxa" w:w="1200"/>
+          </w:tcPr>
+          <w:p>
+            <w:pPr>
+              <w:jc w:val="left"/>
+            </w:pPr>
+            <w:r>
+              <w:t xml:space="preserve"/>
+            </w:r>
+          </w:p>
+        </w:tc>
+      </w:tr>
+      <w:tr>
+        <w:tc>
+          <w:tcPr>
+            <w:tcW w:type="dxa" w:w="1000"/>
+          </w:tcPr>
+          <w:p>
+            <w:pPr>
+              <w:jc w:val="left"/>
+            </w:pPr>
+            <w:r>
+              <w:t xml:space="preserve">TC-0007</w:t>
+            </w:r>
+          </w:p>
+        </w:tc>
+        <w:tc>
+          <w:tcPr>
+            <w:tcW w:type="dxa" w:w="1800"/>
+          </w:tcPr>
+          <w:p>
+            <w:pPr>
+              <w:jc w:val="left"/>
+            </w:pPr>
+            <w:r>
+              <w:t xml:space="preserve">Sign up</w:t>
+            </w:r>
+          </w:p>
+        </w:tc>
+        <w:tc>
+          <w:tcPr>
+            <w:tcW w:type="dxa" w:w="3200"/>
+          </w:tcPr>
+          <w:p>
+            <w:pPr>
+              <w:jc w:val="left"/>
+            </w:pPr>
+            <w:r>
+              <w:t xml:space="preserve">Duplicate device fingerprint auto-flag</w:t>
+            </w:r>
+          </w:p>
+        </w:tc>
+        <w:tc>
+          <w:tcPr>
+            <w:tcW w:type="dxa" w:w="4800"/>
+          </w:tcPr>
+          <w:p>
+            <w:pPr>
+              <w:jc w:val="left"/>
+            </w:pPr>
+            <w:r>
+              <w:t xml:space="preserve">1. In the same browser, complete signup as user A with a ref slug
+2. Sign out; complete signup as user B with the same ref slug</w:t>
+            </w:r>
+          </w:p>
+        </w:tc>
+        <w:tc>
+          <w:tcPr>
+            <w:tcW w:type="dxa" w:w="3800"/>
+          </w:tcPr>
+          <w:p>
+            <w:pPr>
+              <w:jc w:val="left"/>
+            </w:pPr>
+            <w:r>
+              <w:t xml:space="preserve">User B's referral row lands as MANUAL_REVIEW with review_reason=duplicate_device_fp</w:t>
             </w:r>
           </w:p>
         </w:tc>
@@ -632,7 +932,7 @@
               <w:jc w:val="left"/>
             </w:pPr>
             <w:r>
-              <w:t xml:space="preserve">TC-0005</w:t>
+              <w:t xml:space="preserve">TC-0008</w:t>
             </w:r>
           </w:p>
         </w:tc>
@@ -645,7 +945,7 @@
               <w:jc w:val="left"/>
             </w:pPr>
             <w:r>
-              <w:t xml:space="preserve">Phone OTP</w:t>
+              <w:t xml:space="preserve">Sign up</w:t>
             </w:r>
           </w:p>
         </w:tc>
@@ -658,7 +958,7 @@
               <w:jc w:val="left"/>
             </w:pPr>
             <w:r>
-              <w:t xml:space="preserve">Verify OTP — happy path</w:t>
+              <w:t xml:space="preserve">Referral to inactive referrer</w:t>
             </w:r>
           </w:p>
         </w:tc>
@@ -671,9 +971,8 @@
               <w:jc w:val="left"/>
             </w:pPr>
             <w:r>
-              <w:t xml:space="preserve">1. Receive an OTP
-2. Enter it within the 5-minute window
-3. Click Verify</w:t>
+              <w:t xml:space="preserve">1. Cancel referrer's subscription (via admin or Stripe)
+2. New user signs up with that slug</w:t>
             </w:r>
           </w:p>
         </w:tc>
@@ -686,7 +985,7 @@
               <w:jc w:val="left"/>
             </w:pPr>
             <w:r>
-              <w:t xml:space="preserve">Session is created; user routed to signup step if new, else dashboard</w:t>
+              <w:t xml:space="preserve">Referral is NOT attributed (referrer_not_subscribed); referee still gets the welcome bonus</w:t>
             </w:r>
           </w:p>
         </w:tc>
@@ -732,7 +1031,7 @@
               <w:jc w:val="left"/>
             </w:pPr>
             <w:r>
-              <w:t xml:space="preserve">TC-0006</w:t>
+              <w:t xml:space="preserve">TC-0009</w:t>
             </w:r>
           </w:p>
         </w:tc>
@@ -745,7 +1044,7 @@
               <w:jc w:val="left"/>
             </w:pPr>
             <w:r>
-              <w:t xml:space="preserve">Phone OTP</w:t>
+              <w:t xml:space="preserve">Sign in</w:t>
             </w:r>
           </w:p>
         </w:tc>
@@ -758,7 +1057,7 @@
               <w:jc w:val="left"/>
             </w:pPr>
             <w:r>
-              <w:t xml:space="preserve">Verify OTP — wrong code</w:t>
+              <w:t xml:space="preserve">Happy path — influencer</w:t>
             </w:r>
           </w:p>
         </w:tc>
@@ -771,7 +1070,9 @@
               <w:jc w:val="left"/>
             </w:pPr>
             <w:r>
-              <w:t xml:space="preserve">1. Enter an incorrect 6-digit OTP</w:t>
+              <w:t xml:space="preserve">1. Pick Sign In → role Influencer
+2. Enter registered phone → Send OTP
+3. Enter code on the VerifyOTP screen → Verify</w:t>
             </w:r>
           </w:p>
         </w:tc>
@@ -784,7 +1085,7 @@
               <w:jc w:val="left"/>
             </w:pPr>
             <w:r>
-              <w:t xml:space="preserve">Error message shown; user stays on OTP screen; no session created</w:t>
+              <w:t xml:space="preserve">Session created WITHOUT creating a new user (mode=signin); redirected to /influencer</w:t>
             </w:r>
           </w:p>
         </w:tc>
@@ -830,7 +1131,7 @@
               <w:jc w:val="left"/>
             </w:pPr>
             <w:r>
-              <w:t xml:space="preserve">TC-0007</w:t>
+              <w:t xml:space="preserve">TC-0010</w:t>
             </w:r>
           </w:p>
         </w:tc>
@@ -843,7 +1144,7 @@
               <w:jc w:val="left"/>
             </w:pPr>
             <w:r>
-              <w:t xml:space="preserve">Phone OTP</w:t>
+              <w:t xml:space="preserve">Sign in</w:t>
             </w:r>
           </w:p>
         </w:tc>
@@ -856,7 +1157,7 @@
               <w:jc w:val="left"/>
             </w:pPr>
             <w:r>
-              <w:t xml:space="preserve">Verify OTP — expired code</w:t>
+              <w:t xml:space="preserve">Happy path — brand</w:t>
             </w:r>
           </w:p>
         </w:tc>
@@ -869,8 +1170,7 @@
               <w:jc w:val="left"/>
             </w:pPr>
             <w:r>
-              <w:t xml:space="preserve">1. Wait &gt; 5 minutes after receiving OTP
-2. Enter the code</w:t>
+              <w:t xml:space="preserve">1. Same as above with role Brand and a registered brand phone</w:t>
             </w:r>
           </w:p>
         </w:tc>
@@ -883,7 +1183,301 @@
               <w:jc w:val="left"/>
             </w:pPr>
             <w:r>
-              <w:t xml:space="preserve">Error 'Code expired'; user must resend</w:t>
+              <w:t xml:space="preserve">Redirected to /brands</w:t>
+            </w:r>
+          </w:p>
+        </w:tc>
+        <w:tc>
+          <w:tcPr>
+            <w:tcW w:type="dxa" w:w="900"/>
+            <w:shd w:fill="FFE4E4"/>
+          </w:tcPr>
+          <w:p>
+            <w:pPr>
+              <w:jc w:val="center"/>
+            </w:pPr>
+            <w:r>
+              <w:rPr>
+                <w:b/>
+                <w:bCs/>
+              </w:rPr>
+              <w:t xml:space="preserve">P0</w:t>
+            </w:r>
+          </w:p>
+        </w:tc>
+        <w:tc>
+          <w:tcPr>
+            <w:tcW w:type="dxa" w:w="1200"/>
+          </w:tcPr>
+          <w:p>
+            <w:pPr>
+              <w:jc w:val="left"/>
+            </w:pPr>
+            <w:r>
+              <w:t xml:space="preserve"/>
+            </w:r>
+          </w:p>
+        </w:tc>
+      </w:tr>
+      <w:tr>
+        <w:tc>
+          <w:tcPr>
+            <w:tcW w:type="dxa" w:w="1000"/>
+          </w:tcPr>
+          <w:p>
+            <w:pPr>
+              <w:jc w:val="left"/>
+            </w:pPr>
+            <w:r>
+              <w:t xml:space="preserve">TC-0011</w:t>
+            </w:r>
+          </w:p>
+        </w:tc>
+        <w:tc>
+          <w:tcPr>
+            <w:tcW w:type="dxa" w:w="1800"/>
+          </w:tcPr>
+          <w:p>
+            <w:pPr>
+              <w:jc w:val="left"/>
+            </w:pPr>
+            <w:r>
+              <w:t xml:space="preserve">Sign in</w:t>
+            </w:r>
+          </w:p>
+        </w:tc>
+        <w:tc>
+          <w:tcPr>
+            <w:tcW w:type="dxa" w:w="3200"/>
+          </w:tcPr>
+          <w:p>
+            <w:pPr>
+              <w:jc w:val="left"/>
+            </w:pPr>
+            <w:r>
+              <w:t xml:space="preserve">Unknown number nudge</w:t>
+            </w:r>
+          </w:p>
+        </w:tc>
+        <w:tc>
+          <w:tcPr>
+            <w:tcW w:type="dxa" w:w="4800"/>
+          </w:tcPr>
+          <w:p>
+            <w:pPr>
+              <w:jc w:val="left"/>
+            </w:pPr>
+            <w:r>
+              <w:t xml:space="preserve">1. Sign In → enter a phone that has no account</w:t>
+            </w:r>
+          </w:p>
+        </w:tc>
+        <w:tc>
+          <w:tcPr>
+            <w:tcW w:type="dxa" w:w="3800"/>
+          </w:tcPr>
+          <w:p>
+            <w:pPr>
+              <w:jc w:val="left"/>
+            </w:pPr>
+            <w:r>
+              <w:t xml:space="preserve">'You don't exist with us. Kindly sign up first.' shown BEFORE any OTP is sent; number recorded in leads table</w:t>
+            </w:r>
+          </w:p>
+        </w:tc>
+        <w:tc>
+          <w:tcPr>
+            <w:tcW w:type="dxa" w:w="900"/>
+            <w:shd w:fill="FFE4E4"/>
+          </w:tcPr>
+          <w:p>
+            <w:pPr>
+              <w:jc w:val="center"/>
+            </w:pPr>
+            <w:r>
+              <w:rPr>
+                <w:b/>
+                <w:bCs/>
+              </w:rPr>
+              <w:t xml:space="preserve">P0</w:t>
+            </w:r>
+          </w:p>
+        </w:tc>
+        <w:tc>
+          <w:tcPr>
+            <w:tcW w:type="dxa" w:w="1200"/>
+          </w:tcPr>
+          <w:p>
+            <w:pPr>
+              <w:jc w:val="left"/>
+            </w:pPr>
+            <w:r>
+              <w:t xml:space="preserve"/>
+            </w:r>
+          </w:p>
+        </w:tc>
+      </w:tr>
+      <w:tr>
+        <w:tc>
+          <w:tcPr>
+            <w:tcW w:type="dxa" w:w="1000"/>
+          </w:tcPr>
+          <w:p>
+            <w:pPr>
+              <w:jc w:val="left"/>
+            </w:pPr>
+            <w:r>
+              <w:t xml:space="preserve">TC-0012</w:t>
+            </w:r>
+          </w:p>
+        </w:tc>
+        <w:tc>
+          <w:tcPr>
+            <w:tcW w:type="dxa" w:w="1800"/>
+          </w:tcPr>
+          <w:p>
+            <w:pPr>
+              <w:jc w:val="left"/>
+            </w:pPr>
+            <w:r>
+              <w:t xml:space="preserve">Sign in</w:t>
+            </w:r>
+          </w:p>
+        </w:tc>
+        <w:tc>
+          <w:tcPr>
+            <w:tcW w:type="dxa" w:w="3200"/>
+          </w:tcPr>
+          <w:p>
+            <w:pPr>
+              <w:jc w:val="left"/>
+            </w:pPr>
+            <w:r>
+              <w:t xml:space="preserve">Role mismatch</w:t>
+            </w:r>
+          </w:p>
+        </w:tc>
+        <w:tc>
+          <w:tcPr>
+            <w:tcW w:type="dxa" w:w="4800"/>
+          </w:tcPr>
+          <w:p>
+            <w:pPr>
+              <w:jc w:val="left"/>
+            </w:pPr>
+            <w:r>
+              <w:t xml:space="preserve">1. Sign In as Influencer using a phone registered as a Brand</w:t>
+            </w:r>
+          </w:p>
+        </w:tc>
+        <w:tc>
+          <w:tcPr>
+            <w:tcW w:type="dxa" w:w="3800"/>
+          </w:tcPr>
+          <w:p>
+            <w:pPr>
+              <w:jc w:val="left"/>
+            </w:pPr>
+            <w:r>
+              <w:t xml:space="preserve">'This number is registered as a Brand. Please switch role and try again.' — no OTP sent</w:t>
+            </w:r>
+          </w:p>
+        </w:tc>
+        <w:tc>
+          <w:tcPr>
+            <w:tcW w:type="dxa" w:w="900"/>
+            <w:shd w:fill="FFE4E4"/>
+          </w:tcPr>
+          <w:p>
+            <w:pPr>
+              <w:jc w:val="center"/>
+            </w:pPr>
+            <w:r>
+              <w:rPr>
+                <w:b/>
+                <w:bCs/>
+              </w:rPr>
+              <w:t xml:space="preserve">P0</w:t>
+            </w:r>
+          </w:p>
+        </w:tc>
+        <w:tc>
+          <w:tcPr>
+            <w:tcW w:type="dxa" w:w="1200"/>
+          </w:tcPr>
+          <w:p>
+            <w:pPr>
+              <w:jc w:val="left"/>
+            </w:pPr>
+            <w:r>
+              <w:t xml:space="preserve"/>
+            </w:r>
+          </w:p>
+        </w:tc>
+      </w:tr>
+      <w:tr>
+        <w:tc>
+          <w:tcPr>
+            <w:tcW w:type="dxa" w:w="1000"/>
+          </w:tcPr>
+          <w:p>
+            <w:pPr>
+              <w:jc w:val="left"/>
+            </w:pPr>
+            <w:r>
+              <w:t xml:space="preserve">TC-0013</w:t>
+            </w:r>
+          </w:p>
+        </w:tc>
+        <w:tc>
+          <w:tcPr>
+            <w:tcW w:type="dxa" w:w="1800"/>
+          </w:tcPr>
+          <w:p>
+            <w:pPr>
+              <w:jc w:val="left"/>
+            </w:pPr>
+            <w:r>
+              <w:t xml:space="preserve">Sign in</w:t>
+            </w:r>
+          </w:p>
+        </w:tc>
+        <w:tc>
+          <w:tcPr>
+            <w:tcW w:type="dxa" w:w="3200"/>
+          </w:tcPr>
+          <w:p>
+            <w:pPr>
+              <w:jc w:val="left"/>
+            </w:pPr>
+            <w:r>
+              <w:t xml:space="preserve">Deactivated account reactivation</w:t>
+            </w:r>
+          </w:p>
+        </w:tc>
+        <w:tc>
+          <w:tcPr>
+            <w:tcW w:type="dxa" w:w="4800"/>
+          </w:tcPr>
+          <w:p>
+            <w:pPr>
+              <w:jc w:val="left"/>
+            </w:pPr>
+            <w:r>
+              <w:t xml:space="preserve">1. Sign in with OTP on a deactivated account</w:t>
+            </w:r>
+          </w:p>
+        </w:tc>
+        <w:tc>
+          <w:tcPr>
+            <w:tcW w:type="dxa" w:w="3800"/>
+          </w:tcPr>
+          <w:p>
+            <w:pPr>
+              <w:jc w:val="left"/>
+            </w:pPr>
+            <w:r>
+              <w:t xml:space="preserve">Reactivation confirm screen appears (not a hard error); confirming re-verifies the same OTP with reactivate=true and restores the account</w:t>
             </w:r>
           </w:p>
         </w:tc>
@@ -929,7 +1523,597 @@
               <w:jc w:val="left"/>
             </w:pPr>
             <w:r>
-              <w:t xml:space="preserve">TC-0008</w:t>
+              <w:t xml:space="preserve">TC-0014</w:t>
+            </w:r>
+          </w:p>
+        </w:tc>
+        <w:tc>
+          <w:tcPr>
+            <w:tcW w:type="dxa" w:w="1800"/>
+          </w:tcPr>
+          <w:p>
+            <w:pPr>
+              <w:jc w:val="left"/>
+            </w:pPr>
+            <w:r>
+              <w:t xml:space="preserve">Sign in</w:t>
+            </w:r>
+          </w:p>
+        </w:tc>
+        <w:tc>
+          <w:tcPr>
+            <w:tcW w:type="dxa" w:w="3200"/>
+          </w:tcPr>
+          <w:p>
+            <w:pPr>
+              <w:jc w:val="left"/>
+            </w:pPr>
+            <w:r>
+              <w:t xml:space="preserve">Wrong OTP</w:t>
+            </w:r>
+          </w:p>
+        </w:tc>
+        <w:tc>
+          <w:tcPr>
+            <w:tcW w:type="dxa" w:w="4800"/>
+          </w:tcPr>
+          <w:p>
+            <w:pPr>
+              <w:jc w:val="left"/>
+            </w:pPr>
+            <w:r>
+              <w:t xml:space="preserve">1. Enter an incorrect 6-digit code</w:t>
+            </w:r>
+          </w:p>
+        </w:tc>
+        <w:tc>
+          <w:tcPr>
+            <w:tcW w:type="dxa" w:w="3800"/>
+          </w:tcPr>
+          <w:p>
+            <w:pPr>
+              <w:jc w:val="left"/>
+            </w:pPr>
+            <w:r>
+              <w:t xml:space="preserve">Error shown; user stays on the OTP screen; no session created</w:t>
+            </w:r>
+          </w:p>
+        </w:tc>
+        <w:tc>
+          <w:tcPr>
+            <w:tcW w:type="dxa" w:w="900"/>
+            <w:shd w:fill="FFE4E4"/>
+          </w:tcPr>
+          <w:p>
+            <w:pPr>
+              <w:jc w:val="center"/>
+            </w:pPr>
+            <w:r>
+              <w:rPr>
+                <w:b/>
+                <w:bCs/>
+              </w:rPr>
+              <w:t xml:space="preserve">P0</w:t>
+            </w:r>
+          </w:p>
+        </w:tc>
+        <w:tc>
+          <w:tcPr>
+            <w:tcW w:type="dxa" w:w="1200"/>
+          </w:tcPr>
+          <w:p>
+            <w:pPr>
+              <w:jc w:val="left"/>
+            </w:pPr>
+            <w:r>
+              <w:t xml:space="preserve"/>
+            </w:r>
+          </w:p>
+        </w:tc>
+      </w:tr>
+      <w:tr>
+        <w:tc>
+          <w:tcPr>
+            <w:tcW w:type="dxa" w:w="1000"/>
+          </w:tcPr>
+          <w:p>
+            <w:pPr>
+              <w:jc w:val="left"/>
+            </w:pPr>
+            <w:r>
+              <w:t xml:space="preserve">TC-0015</w:t>
+            </w:r>
+          </w:p>
+        </w:tc>
+        <w:tc>
+          <w:tcPr>
+            <w:tcW w:type="dxa" w:w="1800"/>
+          </w:tcPr>
+          <w:p>
+            <w:pPr>
+              <w:jc w:val="left"/>
+            </w:pPr>
+            <w:r>
+              <w:t xml:space="preserve">Sign in</w:t>
+            </w:r>
+          </w:p>
+        </w:tc>
+        <w:tc>
+          <w:tcPr>
+            <w:tcW w:type="dxa" w:w="3200"/>
+          </w:tcPr>
+          <w:p>
+            <w:pPr>
+              <w:jc w:val="left"/>
+            </w:pPr>
+            <w:r>
+              <w:t xml:space="preserve">Expired OTP</w:t>
+            </w:r>
+          </w:p>
+        </w:tc>
+        <w:tc>
+          <w:tcPr>
+            <w:tcW w:type="dxa" w:w="4800"/>
+          </w:tcPr>
+          <w:p>
+            <w:pPr>
+              <w:jc w:val="left"/>
+            </w:pPr>
+            <w:r>
+              <w:t xml:space="preserve">1. Wait &gt; 5 minutes after receiving the code, then submit it</w:t>
+            </w:r>
+          </w:p>
+        </w:tc>
+        <w:tc>
+          <w:tcPr>
+            <w:tcW w:type="dxa" w:w="3800"/>
+          </w:tcPr>
+          <w:p>
+            <w:pPr>
+              <w:jc w:val="left"/>
+            </w:pPr>
+            <w:r>
+              <w:t xml:space="preserve">'Code expired' style error; user must resend</w:t>
+            </w:r>
+          </w:p>
+        </w:tc>
+        <w:tc>
+          <w:tcPr>
+            <w:tcW w:type="dxa" w:w="900"/>
+            <w:shd w:fill="FFF7DC"/>
+          </w:tcPr>
+          <w:p>
+            <w:pPr>
+              <w:jc w:val="center"/>
+            </w:pPr>
+            <w:r>
+              <w:rPr>
+                <w:b/>
+                <w:bCs/>
+              </w:rPr>
+              <w:t xml:space="preserve">P1</w:t>
+            </w:r>
+          </w:p>
+        </w:tc>
+        <w:tc>
+          <w:tcPr>
+            <w:tcW w:type="dxa" w:w="1200"/>
+          </w:tcPr>
+          <w:p>
+            <w:pPr>
+              <w:jc w:val="left"/>
+            </w:pPr>
+            <w:r>
+              <w:t xml:space="preserve"/>
+            </w:r>
+          </w:p>
+        </w:tc>
+      </w:tr>
+      <w:tr>
+        <w:tc>
+          <w:tcPr>
+            <w:tcW w:type="dxa" w:w="1000"/>
+          </w:tcPr>
+          <w:p>
+            <w:pPr>
+              <w:jc w:val="left"/>
+            </w:pPr>
+            <w:r>
+              <w:t xml:space="preserve">TC-0016</w:t>
+            </w:r>
+          </w:p>
+        </w:tc>
+        <w:tc>
+          <w:tcPr>
+            <w:tcW w:type="dxa" w:w="1800"/>
+          </w:tcPr>
+          <w:p>
+            <w:pPr>
+              <w:jc w:val="left"/>
+            </w:pPr>
+            <w:r>
+              <w:t xml:space="preserve">OTP resend</w:t>
+            </w:r>
+          </w:p>
+        </w:tc>
+        <w:tc>
+          <w:tcPr>
+            <w:tcW w:type="dxa" w:w="3200"/>
+          </w:tcPr>
+          <w:p>
+            <w:pPr>
+              <w:jc w:val="left"/>
+            </w:pPr>
+            <w:r>
+              <w:t xml:space="preserve">Resend timer is 60s everywhere</w:t>
+            </w:r>
+          </w:p>
+        </w:tc>
+        <w:tc>
+          <w:tcPr>
+            <w:tcW w:type="dxa" w:w="4800"/>
+          </w:tcPr>
+          <w:p>
+            <w:pPr>
+              <w:jc w:val="left"/>
+            </w:pPr>
+            <w:r>
+              <w:t xml:space="preserve">1. Check the resend countdown on: sign-in VerifyOTP, influencer SignUpForm, BrandSignUpForm (web); and the same three on Android</w:t>
+            </w:r>
+          </w:p>
+        </w:tc>
+        <w:tc>
+          <w:tcPr>
+            <w:tcW w:type="dxa" w:w="3800"/>
+          </w:tcPr>
+          <w:p>
+            <w:pPr>
+              <w:jc w:val="left"/>
+            </w:pPr>
+            <w:r>
+              <w:t xml:space="preserve">All count down from 1:00 in m:ss; Resend enabled only at 0:00</w:t>
+            </w:r>
+          </w:p>
+        </w:tc>
+        <w:tc>
+          <w:tcPr>
+            <w:tcW w:type="dxa" w:w="900"/>
+            <w:shd w:fill="FFE4E4"/>
+          </w:tcPr>
+          <w:p>
+            <w:pPr>
+              <w:jc w:val="center"/>
+            </w:pPr>
+            <w:r>
+              <w:rPr>
+                <w:b/>
+                <w:bCs/>
+              </w:rPr>
+              <w:t xml:space="preserve">P0</w:t>
+            </w:r>
+          </w:p>
+        </w:tc>
+        <w:tc>
+          <w:tcPr>
+            <w:tcW w:type="dxa" w:w="1200"/>
+          </w:tcPr>
+          <w:p>
+            <w:pPr>
+              <w:jc w:val="left"/>
+            </w:pPr>
+            <w:r>
+              <w:t xml:space="preserve"/>
+            </w:r>
+          </w:p>
+        </w:tc>
+      </w:tr>
+      <w:tr>
+        <w:tc>
+          <w:tcPr>
+            <w:tcW w:type="dxa" w:w="1000"/>
+          </w:tcPr>
+          <w:p>
+            <w:pPr>
+              <w:jc w:val="left"/>
+            </w:pPr>
+            <w:r>
+              <w:t xml:space="preserve">TC-0017</w:t>
+            </w:r>
+          </w:p>
+        </w:tc>
+        <w:tc>
+          <w:tcPr>
+            <w:tcW w:type="dxa" w:w="1800"/>
+          </w:tcPr>
+          <w:p>
+            <w:pPr>
+              <w:jc w:val="left"/>
+            </w:pPr>
+            <w:r>
+              <w:t xml:space="preserve">OTP resend</w:t>
+            </w:r>
+          </w:p>
+        </w:tc>
+        <w:tc>
+          <w:tcPr>
+            <w:tcW w:type="dxa" w:w="3200"/>
+          </w:tcPr>
+          <w:p>
+            <w:pPr>
+              <w:jc w:val="left"/>
+            </w:pPr>
+            <w:r>
+              <w:t xml:space="preserve">Resend failure surfaces the server message</w:t>
+            </w:r>
+          </w:p>
+        </w:tc>
+        <w:tc>
+          <w:tcPr>
+            <w:tcW w:type="dxa" w:w="4800"/>
+          </w:tcPr>
+          <w:p>
+            <w:pPr>
+              <w:jc w:val="left"/>
+            </w:pPr>
+            <w:r>
+              <w:t xml:space="preserve">1. Trigger a resend during the backend cooldown window (or after caps below)</w:t>
+            </w:r>
+          </w:p>
+        </w:tc>
+        <w:tc>
+          <w:tcPr>
+            <w:tcW w:type="dxa" w:w="3800"/>
+          </w:tcPr>
+          <w:p>
+            <w:pPr>
+              <w:jc w:val="left"/>
+            </w:pPr>
+            <w:r>
+              <w:t xml:space="preserve">The exact server message appears in the error banner — resend is NOT silently swallowed; on success a brief 'OTP sent successfully!' flash shows</w:t>
+            </w:r>
+          </w:p>
+        </w:tc>
+        <w:tc>
+          <w:tcPr>
+            <w:tcW w:type="dxa" w:w="900"/>
+            <w:shd w:fill="FFE4E4"/>
+          </w:tcPr>
+          <w:p>
+            <w:pPr>
+              <w:jc w:val="center"/>
+            </w:pPr>
+            <w:r>
+              <w:rPr>
+                <w:b/>
+                <w:bCs/>
+              </w:rPr>
+              <w:t xml:space="preserve">P0</w:t>
+            </w:r>
+          </w:p>
+        </w:tc>
+        <w:tc>
+          <w:tcPr>
+            <w:tcW w:type="dxa" w:w="1200"/>
+          </w:tcPr>
+          <w:p>
+            <w:pPr>
+              <w:jc w:val="left"/>
+            </w:pPr>
+            <w:r>
+              <w:t xml:space="preserve"/>
+            </w:r>
+          </w:p>
+        </w:tc>
+      </w:tr>
+      <w:tr>
+        <w:tc>
+          <w:tcPr>
+            <w:tcW w:type="dxa" w:w="1000"/>
+          </w:tcPr>
+          <w:p>
+            <w:pPr>
+              <w:jc w:val="left"/>
+            </w:pPr>
+            <w:r>
+              <w:t xml:space="preserve">TC-0018</w:t>
+            </w:r>
+          </w:p>
+        </w:tc>
+        <w:tc>
+          <w:tcPr>
+            <w:tcW w:type="dxa" w:w="1800"/>
+          </w:tcPr>
+          <w:p>
+            <w:pPr>
+              <w:jc w:val="left"/>
+            </w:pPr>
+            <w:r>
+              <w:t xml:space="preserve">OTP rate limits</w:t>
+            </w:r>
+          </w:p>
+        </w:tc>
+        <w:tc>
+          <w:tcPr>
+            <w:tcW w:type="dxa" w:w="3200"/>
+          </w:tcPr>
+          <w:p>
+            <w:pPr>
+              <w:jc w:val="left"/>
+            </w:pPr>
+            <w:r>
+              <w:t xml:space="preserve">5/hr per phone</w:t>
+            </w:r>
+          </w:p>
+        </w:tc>
+        <w:tc>
+          <w:tcPr>
+            <w:tcW w:type="dxa" w:w="4800"/>
+          </w:tcPr>
+          <w:p>
+            <w:pPr>
+              <w:jc w:val="left"/>
+            </w:pPr>
+            <w:r>
+              <w:t xml:space="preserve">1. Send 5 OTPs to the same number (respecting the 60s cooldown)
+2. Attempt a 6th</w:t>
+            </w:r>
+          </w:p>
+        </w:tc>
+        <w:tc>
+          <w:tcPr>
+            <w:tcW w:type="dxa" w:w="3800"/>
+          </w:tcPr>
+          <w:p>
+            <w:pPr>
+              <w:jc w:val="left"/>
+            </w:pPr>
+            <w:r>
+              <w:t xml:space="preserve">Refused with 'Too many OTP requests for this number. Try again in an hour.' visible in the UI on both first-send and resend</w:t>
+            </w:r>
+          </w:p>
+        </w:tc>
+        <w:tc>
+          <w:tcPr>
+            <w:tcW w:type="dxa" w:w="900"/>
+            <w:shd w:fill="FFF7DC"/>
+          </w:tcPr>
+          <w:p>
+            <w:pPr>
+              <w:jc w:val="center"/>
+            </w:pPr>
+            <w:r>
+              <w:rPr>
+                <w:b/>
+                <w:bCs/>
+              </w:rPr>
+              <w:t xml:space="preserve">P1</w:t>
+            </w:r>
+          </w:p>
+        </w:tc>
+        <w:tc>
+          <w:tcPr>
+            <w:tcW w:type="dxa" w:w="1200"/>
+          </w:tcPr>
+          <w:p>
+            <w:pPr>
+              <w:jc w:val="left"/>
+            </w:pPr>
+            <w:r>
+              <w:t xml:space="preserve"/>
+            </w:r>
+          </w:p>
+        </w:tc>
+      </w:tr>
+      <w:tr>
+        <w:tc>
+          <w:tcPr>
+            <w:tcW w:type="dxa" w:w="1000"/>
+          </w:tcPr>
+          <w:p>
+            <w:pPr>
+              <w:jc w:val="left"/>
+            </w:pPr>
+            <w:r>
+              <w:t xml:space="preserve">TC-0019</w:t>
+            </w:r>
+          </w:p>
+        </w:tc>
+        <w:tc>
+          <w:tcPr>
+            <w:tcW w:type="dxa" w:w="1800"/>
+          </w:tcPr>
+          <w:p>
+            <w:pPr>
+              <w:jc w:val="left"/>
+            </w:pPr>
+            <w:r>
+              <w:t xml:space="preserve">OTP rate limits</w:t>
+            </w:r>
+          </w:p>
+        </w:tc>
+        <w:tc>
+          <w:tcPr>
+            <w:tcW w:type="dxa" w:w="3200"/>
+          </w:tcPr>
+          <w:p>
+            <w:pPr>
+              <w:jc w:val="left"/>
+            </w:pPr>
+            <w:r>
+              <w:t xml:space="preserve">20/hr per IP</w:t>
+            </w:r>
+          </w:p>
+        </w:tc>
+        <w:tc>
+          <w:tcPr>
+            <w:tcW w:type="dxa" w:w="4800"/>
+          </w:tcPr>
+          <w:p>
+            <w:pPr>
+              <w:jc w:val="left"/>
+            </w:pPr>
+            <w:r>
+              <w:t xml:space="preserve">1. From one network, send OTPs to 20 different numbers
+2. Attempt a 21st</w:t>
+            </w:r>
+          </w:p>
+        </w:tc>
+        <w:tc>
+          <w:tcPr>
+            <w:tcW w:type="dxa" w:w="3800"/>
+          </w:tcPr>
+          <w:p>
+            <w:pPr>
+              <w:jc w:val="left"/>
+            </w:pPr>
+            <w:r>
+              <w:t xml:space="preserve">Refused with 'Too many OTP requests from your network. Try again in an hour.' visible in the UI</w:t>
+            </w:r>
+          </w:p>
+        </w:tc>
+        <w:tc>
+          <w:tcPr>
+            <w:tcW w:type="dxa" w:w="900"/>
+            <w:shd w:fill="FFF7DC"/>
+          </w:tcPr>
+          <w:p>
+            <w:pPr>
+              <w:jc w:val="center"/>
+            </w:pPr>
+            <w:r>
+              <w:rPr>
+                <w:b/>
+                <w:bCs/>
+              </w:rPr>
+              <w:t xml:space="preserve">P1</w:t>
+            </w:r>
+          </w:p>
+        </w:tc>
+        <w:tc>
+          <w:tcPr>
+            <w:tcW w:type="dxa" w:w="1200"/>
+          </w:tcPr>
+          <w:p>
+            <w:pPr>
+              <w:jc w:val="left"/>
+            </w:pPr>
+            <w:r>
+              <w:t xml:space="preserve"/>
+            </w:r>
+          </w:p>
+        </w:tc>
+      </w:tr>
+      <w:tr>
+        <w:tc>
+          <w:tcPr>
+            <w:tcW w:type="dxa" w:w="1000"/>
+          </w:tcPr>
+          <w:p>
+            <w:pPr>
+              <w:jc w:val="left"/>
+            </w:pPr>
+            <w:r>
+              <w:t xml:space="preserve">TC-0020</w:t>
             </w:r>
           </w:p>
         </w:tc>
@@ -1028,7 +2212,7 @@
               <w:jc w:val="left"/>
             </w:pPr>
             <w:r>
-              <w:t xml:space="preserve">TC-0009</w:t>
+              <w:t xml:space="preserve">TC-0021</w:t>
             </w:r>
           </w:p>
         </w:tc>
@@ -1082,7 +2266,7 @@
               <w:jc w:val="left"/>
             </w:pPr>
             <w:r>
-              <w:t xml:space="preserve">Known issue until the cookie-name fix ships: influencer tab loses session. Any inline getUser check (escrow-fund) returns 401. Confirm the fail-early alert appears on 'Approve &amp; Pay'.</w:t>
+              <w:t xml:space="preserve">Known issue until the cookie-name fix ships: influencer tab loses session. Confirm the fail-early 'session expired' message appears on escrow actions instead of a raw 401.</w:t>
             </w:r>
           </w:p>
         </w:tc>
@@ -1128,7 +2312,7 @@
               <w:jc w:val="left"/>
             </w:pPr>
             <w:r>
-              <w:t xml:space="preserve">TC-0010</w:t>
+              <w:t xml:space="preserve">TC-0022</w:t>
             </w:r>
           </w:p>
         </w:tc>
@@ -1154,7 +2338,7 @@
               <w:jc w:val="left"/>
             </w:pPr>
             <w:r>
-              <w:t xml:space="preserve">Session expiry on click</w:t>
+              <w:t xml:space="preserve">Auth splash on /login reload</w:t>
             </w:r>
           </w:p>
         </w:tc>
@@ -1167,8 +2351,7 @@
               <w:jc w:val="left"/>
             </w:pPr>
             <w:r>
-              <w:t xml:space="preserve">1. Sign in, then let the tab sit unopened for &gt; 1 hour
-2. Return and click Approve &amp; Pay on a campaign application</w:t>
+              <w:t xml:space="preserve">1. Reload /login while signed out</w:t>
             </w:r>
           </w:p>
         </w:tc>
@@ -1181,7 +2364,106 @@
               <w:jc w:val="left"/>
             </w:pPr>
             <w:r>
-              <w:t xml:space="preserve">Client shows 'Your session expired. Please sign in again and retry.' No 401 dumps to console</w:t>
+              <w:t xml:space="preserve">Pink circular loader shows briefly while AuthContext initialises, then the login UI renders (no infinite spinner)</w:t>
+            </w:r>
+          </w:p>
+        </w:tc>
+        <w:tc>
+          <w:tcPr>
+            <w:tcW w:type="dxa" w:w="900"/>
+            <w:shd w:fill="E9F5FF"/>
+          </w:tcPr>
+          <w:p>
+            <w:pPr>
+              <w:jc w:val="center"/>
+            </w:pPr>
+            <w:r>
+              <w:rPr>
+                <w:b/>
+                <w:bCs/>
+              </w:rPr>
+              <w:t xml:space="preserve">P2</w:t>
+            </w:r>
+          </w:p>
+        </w:tc>
+        <w:tc>
+          <w:tcPr>
+            <w:tcW w:type="dxa" w:w="1200"/>
+          </w:tcPr>
+          <w:p>
+            <w:pPr>
+              <w:jc w:val="left"/>
+            </w:pPr>
+            <w:r>
+              <w:t xml:space="preserve"/>
+            </w:r>
+          </w:p>
+        </w:tc>
+      </w:tr>
+      <w:tr>
+        <w:tc>
+          <w:tcPr>
+            <w:tcW w:type="dxa" w:w="1000"/>
+          </w:tcPr>
+          <w:p>
+            <w:pPr>
+              <w:jc w:val="left"/>
+            </w:pPr>
+            <w:r>
+              <w:t xml:space="preserve">TC-0023</w:t>
+            </w:r>
+          </w:p>
+        </w:tc>
+        <w:tc>
+          <w:tcPr>
+            <w:tcW w:type="dxa" w:w="1800"/>
+          </w:tcPr>
+          <w:p>
+            <w:pPr>
+              <w:jc w:val="left"/>
+            </w:pPr>
+            <w:r>
+              <w:t xml:space="preserve">Invitations</w:t>
+            </w:r>
+          </w:p>
+        </w:tc>
+        <w:tc>
+          <w:tcPr>
+            <w:tcW w:type="dxa" w:w="3200"/>
+          </w:tcPr>
+          <w:p>
+            <w:pPr>
+              <w:jc w:val="left"/>
+            </w:pPr>
+            <w:r>
+              <w:t xml:space="preserve">Brand invitation claim</w:t>
+            </w:r>
+          </w:p>
+        </w:tc>
+        <w:tc>
+          <w:tcPr>
+            <w:tcW w:type="dxa" w:w="4800"/>
+          </w:tcPr>
+          <w:p>
+            <w:pPr>
+              <w:jc w:val="left"/>
+            </w:pPr>
+            <w:r>
+              <w:t xml:space="preserve">1. Admin creates a brand invitation with instagram handle X
+2. User signs up as brand providing handle X</w:t>
+            </w:r>
+          </w:p>
+        </w:tc>
+        <w:tc>
+          <w:tcPr>
+            <w:tcW w:type="dxa" w:w="3800"/>
+          </w:tcPr>
+          <w:p>
+            <w:pPr>
+              <w:jc w:val="left"/>
+            </w:pPr>
+            <w:r>
+              <w:t xml:space="preserve">Invitation claimed (status='claimed', claimed_by set); campaigns created against the invitation re-parent to the new brand_id</w:t>
             </w:r>
           </w:p>
         </w:tc>
@@ -1227,7 +2509,7 @@
               <w:jc w:val="left"/>
             </w:pPr>
             <w:r>
-              <w:t xml:space="preserve">TC-0011</w:t>
+              <w:t xml:space="preserve">TC-0024</w:t>
             </w:r>
           </w:p>
         </w:tc>
@@ -1240,7 +2522,7 @@
               <w:jc w:val="left"/>
             </w:pPr>
             <w:r>
-              <w:t xml:space="preserve">Signup</w:t>
+              <w:t xml:space="preserve">Invitations</w:t>
             </w:r>
           </w:p>
         </w:tc>
@@ -1253,7 +2535,7 @@
               <w:jc w:val="left"/>
             </w:pPr>
             <w:r>
-              <w:t xml:space="preserve">Influencer signup — happy path (with ref)</w:t>
+              <w:t xml:space="preserve">Influencer invitation claim carries metadata</w:t>
             </w:r>
           </w:p>
         </w:tc>
@@ -1266,10 +2548,8 @@
               <w:jc w:val="left"/>
             </w:pPr>
             <w:r>
-              <w:t xml:space="preserve">1. Visit /?ref=&lt;VALID_SLUG&gt; as a logged-out user
-2. Complete OTP
-3. Complete Instagram OAuth
-4. Fill full_name; submit</w:t>
+              <w:t xml:space="preserve">1. Admin invites an influencer with city/categories/creator_type set
+2. That person completes signup with the same IG handle</w:t>
             </w:r>
           </w:p>
         </w:tc>
@@ -1282,25 +2562,25 @@
               <w:jc w:val="left"/>
             </w:pPr>
             <w:r>
-              <w:t xml:space="preserve">Profile created; 50 RC welcome bonus row in ledger (locked 30d); referral row in SIGNED_UP; welcome notification + email sent</w:t>
+              <w:t xml:space="preserve">Invitation claimed; creator_type/categories/city from the invitation notes appear on the new influencer_profiles row</w:t>
             </w:r>
           </w:p>
         </w:tc>
         <w:tc>
           <w:tcPr>
             <w:tcW w:type="dxa" w:w="900"/>
-            <w:shd w:fill="FFE4E4"/>
-          </w:tcPr>
-          <w:p>
-            <w:pPr>
-              <w:jc w:val="center"/>
-            </w:pPr>
-            <w:r>
-              <w:rPr>
-                <w:b/>
-                <w:bCs/>
-              </w:rPr>
-              <w:t xml:space="preserve">P0</w:t>
+            <w:shd w:fill="FFF7DC"/>
+          </w:tcPr>
+          <w:p>
+            <w:pPr>
+              <w:jc w:val="center"/>
+            </w:pPr>
+            <w:r>
+              <w:rPr>
+                <w:b/>
+                <w:bCs/>
+              </w:rPr>
+              <w:t xml:space="preserve">P1</w:t>
             </w:r>
           </w:p>
         </w:tc>
@@ -1328,7 +2608,7 @@
               <w:jc w:val="left"/>
             </w:pPr>
             <w:r>
-              <w:t xml:space="preserve">TC-0012</w:t>
+              <w:t xml:space="preserve">TC-0025</w:t>
             </w:r>
           </w:p>
         </w:tc>
@@ -1341,7 +2621,7 @@
               <w:jc w:val="left"/>
             </w:pPr>
             <w:r>
-              <w:t xml:space="preserve">Signup</w:t>
+              <w:t xml:space="preserve">Invitations</w:t>
             </w:r>
           </w:p>
         </w:tc>
@@ -1354,7 +2634,7 @@
               <w:jc w:val="left"/>
             </w:pPr>
             <w:r>
-              <w:t xml:space="preserve">Influencer signup — no referral</w:t>
+              <w:t xml:space="preserve">Role mismatch on invitation</w:t>
             </w:r>
           </w:p>
         </w:tc>
@@ -1367,603 +2647,7 @@
               <w:jc w:val="left"/>
             </w:pPr>
             <w:r>
-              <w:t xml:space="preserve">1. Visit /login (no ?ref query)
-2. Complete OTP + Instagram OAuth + name</w:t>
-            </w:r>
-          </w:p>
-        </w:tc>
-        <w:tc>
-          <w:tcPr>
-            <w:tcW w:type="dxa" w:w="3800"/>
-          </w:tcPr>
-          <w:p>
-            <w:pPr>
-              <w:jc w:val="left"/>
-            </w:pPr>
-            <w:r>
-              <w:t xml:space="preserve">Profile created; welcome bonus row present; NO referrals row created</w:t>
-            </w:r>
-          </w:p>
-        </w:tc>
-        <w:tc>
-          <w:tcPr>
-            <w:tcW w:type="dxa" w:w="900"/>
-            <w:shd w:fill="FFE4E4"/>
-          </w:tcPr>
-          <w:p>
-            <w:pPr>
-              <w:jc w:val="center"/>
-            </w:pPr>
-            <w:r>
-              <w:rPr>
-                <w:b/>
-                <w:bCs/>
-              </w:rPr>
-              <w:t xml:space="preserve">P0</w:t>
-            </w:r>
-          </w:p>
-        </w:tc>
-        <w:tc>
-          <w:tcPr>
-            <w:tcW w:type="dxa" w:w="1200"/>
-          </w:tcPr>
-          <w:p>
-            <w:pPr>
-              <w:jc w:val="left"/>
-            </w:pPr>
-            <w:r>
-              <w:t xml:space="preserve"/>
-            </w:r>
-          </w:p>
-        </w:tc>
-      </w:tr>
-      <w:tr>
-        <w:tc>
-          <w:tcPr>
-            <w:tcW w:type="dxa" w:w="1000"/>
-          </w:tcPr>
-          <w:p>
-            <w:pPr>
-              <w:jc w:val="left"/>
-            </w:pPr>
-            <w:r>
-              <w:t xml:space="preserve">TC-0013</w:t>
-            </w:r>
-          </w:p>
-        </w:tc>
-        <w:tc>
-          <w:tcPr>
-            <w:tcW w:type="dxa" w:w="1800"/>
-          </w:tcPr>
-          <w:p>
-            <w:pPr>
-              <w:jc w:val="left"/>
-            </w:pPr>
-            <w:r>
-              <w:t xml:space="preserve">Signup</w:t>
-            </w:r>
-          </w:p>
-        </w:tc>
-        <w:tc>
-          <w:tcPr>
-            <w:tcW w:type="dxa" w:w="3200"/>
-          </w:tcPr>
-          <w:p>
-            <w:pPr>
-              <w:jc w:val="left"/>
-            </w:pPr>
-            <w:r>
-              <w:t xml:space="preserve">Self-referral rejection</w:t>
-            </w:r>
-          </w:p>
-        </w:tc>
-        <w:tc>
-          <w:tcPr>
-            <w:tcW w:type="dxa" w:w="4800"/>
-          </w:tcPr>
-          <w:p>
-            <w:pPr>
-              <w:jc w:val="left"/>
-            </w:pPr>
-            <w:r>
-              <w:t xml:space="preserve">1. Get the current user's referral slug
-2. Sign out; sign up a NEW user with ?ref=&lt;own slug&gt; would be impossible — instead try to attribute their own slug via URL manipulation</w:t>
-            </w:r>
-          </w:p>
-        </w:tc>
-        <w:tc>
-          <w:tcPr>
-            <w:tcW w:type="dxa" w:w="3800"/>
-          </w:tcPr>
-          <w:p>
-            <w:pPr>
-              <w:jc w:val="left"/>
-            </w:pPr>
-            <w:r>
-              <w:t xml:space="preserve">attribute-referral rejects self_referral; no row is created</w:t>
-            </w:r>
-          </w:p>
-        </w:tc>
-        <w:tc>
-          <w:tcPr>
-            <w:tcW w:type="dxa" w:w="900"/>
-            <w:shd w:fill="FFF7DC"/>
-          </w:tcPr>
-          <w:p>
-            <w:pPr>
-              <w:jc w:val="center"/>
-            </w:pPr>
-            <w:r>
-              <w:rPr>
-                <w:b/>
-                <w:bCs/>
-              </w:rPr>
-              <w:t xml:space="preserve">P1</w:t>
-            </w:r>
-          </w:p>
-        </w:tc>
-        <w:tc>
-          <w:tcPr>
-            <w:tcW w:type="dxa" w:w="1200"/>
-          </w:tcPr>
-          <w:p>
-            <w:pPr>
-              <w:jc w:val="left"/>
-            </w:pPr>
-            <w:r>
-              <w:t xml:space="preserve"/>
-            </w:r>
-          </w:p>
-        </w:tc>
-      </w:tr>
-      <w:tr>
-        <w:tc>
-          <w:tcPr>
-            <w:tcW w:type="dxa" w:w="1000"/>
-          </w:tcPr>
-          <w:p>
-            <w:pPr>
-              <w:jc w:val="left"/>
-            </w:pPr>
-            <w:r>
-              <w:t xml:space="preserve">TC-0014</w:t>
-            </w:r>
-          </w:p>
-        </w:tc>
-        <w:tc>
-          <w:tcPr>
-            <w:tcW w:type="dxa" w:w="1800"/>
-          </w:tcPr>
-          <w:p>
-            <w:pPr>
-              <w:jc w:val="left"/>
-            </w:pPr>
-            <w:r>
-              <w:t xml:space="preserve">Signup</w:t>
-            </w:r>
-          </w:p>
-        </w:tc>
-        <w:tc>
-          <w:tcPr>
-            <w:tcW w:type="dxa" w:w="3200"/>
-          </w:tcPr>
-          <w:p>
-            <w:pPr>
-              <w:jc w:val="left"/>
-            </w:pPr>
-            <w:r>
-              <w:t xml:space="preserve">Referral to inactive referrer</w:t>
-            </w:r>
-          </w:p>
-        </w:tc>
-        <w:tc>
-          <w:tcPr>
-            <w:tcW w:type="dxa" w:w="4800"/>
-          </w:tcPr>
-          <w:p>
-            <w:pPr>
-              <w:jc w:val="left"/>
-            </w:pPr>
-            <w:r>
-              <w:t xml:space="preserve">1. Cancel referrer's subscription (via admin or Stripe)
-2. New user signs up with that slug</w:t>
-            </w:r>
-          </w:p>
-        </w:tc>
-        <w:tc>
-          <w:tcPr>
-            <w:tcW w:type="dxa" w:w="3800"/>
-          </w:tcPr>
-          <w:p>
-            <w:pPr>
-              <w:jc w:val="left"/>
-            </w:pPr>
-            <w:r>
-              <w:t xml:space="preserve">Referral is NOT attributed (referrer_not_subscribed reason); referee still keeps welcome bonus</w:t>
-            </w:r>
-          </w:p>
-        </w:tc>
-        <w:tc>
-          <w:tcPr>
-            <w:tcW w:type="dxa" w:w="900"/>
-            <w:shd w:fill="FFE4E4"/>
-          </w:tcPr>
-          <w:p>
-            <w:pPr>
-              <w:jc w:val="center"/>
-            </w:pPr>
-            <w:r>
-              <w:rPr>
-                <w:b/>
-                <w:bCs/>
-              </w:rPr>
-              <w:t xml:space="preserve">P0</w:t>
-            </w:r>
-          </w:p>
-        </w:tc>
-        <w:tc>
-          <w:tcPr>
-            <w:tcW w:type="dxa" w:w="1200"/>
-          </w:tcPr>
-          <w:p>
-            <w:pPr>
-              <w:jc w:val="left"/>
-            </w:pPr>
-            <w:r>
-              <w:t xml:space="preserve"/>
-            </w:r>
-          </w:p>
-        </w:tc>
-      </w:tr>
-      <w:tr>
-        <w:tc>
-          <w:tcPr>
-            <w:tcW w:type="dxa" w:w="1000"/>
-          </w:tcPr>
-          <w:p>
-            <w:pPr>
-              <w:jc w:val="left"/>
-            </w:pPr>
-            <w:r>
-              <w:t xml:space="preserve">TC-0015</w:t>
-            </w:r>
-          </w:p>
-        </w:tc>
-        <w:tc>
-          <w:tcPr>
-            <w:tcW w:type="dxa" w:w="1800"/>
-          </w:tcPr>
-          <w:p>
-            <w:pPr>
-              <w:jc w:val="left"/>
-            </w:pPr>
-            <w:r>
-              <w:t xml:space="preserve">Signup</w:t>
-            </w:r>
-          </w:p>
-        </w:tc>
-        <w:tc>
-          <w:tcPr>
-            <w:tcW w:type="dxa" w:w="3200"/>
-          </w:tcPr>
-          <w:p>
-            <w:pPr>
-              <w:jc w:val="left"/>
-            </w:pPr>
-            <w:r>
-              <w:t xml:space="preserve">Duplicate device fingerprint auto-flag</w:t>
-            </w:r>
-          </w:p>
-        </w:tc>
-        <w:tc>
-          <w:tcPr>
-            <w:tcW w:type="dxa" w:w="4800"/>
-          </w:tcPr>
-          <w:p>
-            <w:pPr>
-              <w:jc w:val="left"/>
-            </w:pPr>
-            <w:r>
-              <w:t xml:space="preserve">1. In the same browser, complete signup as user A with a ref slug
-2. Sign out, complete signup as user B with the same ref slug</w:t>
-            </w:r>
-          </w:p>
-        </w:tc>
-        <w:tc>
-          <w:tcPr>
-            <w:tcW w:type="dxa" w:w="3800"/>
-          </w:tcPr>
-          <w:p>
-            <w:pPr>
-              <w:jc w:val="left"/>
-            </w:pPr>
-            <w:r>
-              <w:t xml:space="preserve">User B's referral row lands as MANUAL_REVIEW with review_reason=duplicate_device_fp</w:t>
-            </w:r>
-          </w:p>
-        </w:tc>
-        <w:tc>
-          <w:tcPr>
-            <w:tcW w:type="dxa" w:w="900"/>
-            <w:shd w:fill="FFF7DC"/>
-          </w:tcPr>
-          <w:p>
-            <w:pPr>
-              <w:jc w:val="center"/>
-            </w:pPr>
-            <w:r>
-              <w:rPr>
-                <w:b/>
-                <w:bCs/>
-              </w:rPr>
-              <w:t xml:space="preserve">P1</w:t>
-            </w:r>
-          </w:p>
-        </w:tc>
-        <w:tc>
-          <w:tcPr>
-            <w:tcW w:type="dxa" w:w="1200"/>
-          </w:tcPr>
-          <w:p>
-            <w:pPr>
-              <w:jc w:val="left"/>
-            </w:pPr>
-            <w:r>
-              <w:t xml:space="preserve"/>
-            </w:r>
-          </w:p>
-        </w:tc>
-      </w:tr>
-      <w:tr>
-        <w:tc>
-          <w:tcPr>
-            <w:tcW w:type="dxa" w:w="1000"/>
-          </w:tcPr>
-          <w:p>
-            <w:pPr>
-              <w:jc w:val="left"/>
-            </w:pPr>
-            <w:r>
-              <w:t xml:space="preserve">TC-0016</w:t>
-            </w:r>
-          </w:p>
-        </w:tc>
-        <w:tc>
-          <w:tcPr>
-            <w:tcW w:type="dxa" w:w="1800"/>
-          </w:tcPr>
-          <w:p>
-            <w:pPr>
-              <w:jc w:val="left"/>
-            </w:pPr>
-            <w:r>
-              <w:t xml:space="preserve">Signup</w:t>
-            </w:r>
-          </w:p>
-        </w:tc>
-        <w:tc>
-          <w:tcPr>
-            <w:tcW w:type="dxa" w:w="3200"/>
-          </w:tcPr>
-          <w:p>
-            <w:pPr>
-              <w:jc w:val="left"/>
-            </w:pPr>
-            <w:r>
-              <w:t xml:space="preserve">Brand signup — happy path</w:t>
-            </w:r>
-          </w:p>
-        </w:tc>
-        <w:tc>
-          <w:tcPr>
-            <w:tcW w:type="dxa" w:w="4800"/>
-          </w:tcPr>
-          <w:p>
-            <w:pPr>
-              <w:jc w:val="left"/>
-            </w:pPr>
-            <w:r>
-              <w:t xml:space="preserve">1. Visit /login as logged-out
-2. OTP → select role 'Brand'
-3. Fill GSTIN + brand_name + email
-4. Submit</w:t>
-            </w:r>
-          </w:p>
-        </w:tc>
-        <w:tc>
-          <w:tcPr>
-            <w:tcW w:type="dxa" w:w="3800"/>
-          </w:tcPr>
-          <w:p>
-            <w:pPr>
-              <w:jc w:val="left"/>
-            </w:pPr>
-            <w:r>
-              <w:t xml:space="preserve">brand_profiles row created with verification_status='verified'; source='direct_signup'</w:t>
-            </w:r>
-          </w:p>
-        </w:tc>
-        <w:tc>
-          <w:tcPr>
-            <w:tcW w:type="dxa" w:w="900"/>
-            <w:shd w:fill="FFE4E4"/>
-          </w:tcPr>
-          <w:p>
-            <w:pPr>
-              <w:jc w:val="center"/>
-            </w:pPr>
-            <w:r>
-              <w:rPr>
-                <w:b/>
-                <w:bCs/>
-              </w:rPr>
-              <w:t xml:space="preserve">P0</w:t>
-            </w:r>
-          </w:p>
-        </w:tc>
-        <w:tc>
-          <w:tcPr>
-            <w:tcW w:type="dxa" w:w="1200"/>
-          </w:tcPr>
-          <w:p>
-            <w:pPr>
-              <w:jc w:val="left"/>
-            </w:pPr>
-            <w:r>
-              <w:t xml:space="preserve"/>
-            </w:r>
-          </w:p>
-        </w:tc>
-      </w:tr>
-      <w:tr>
-        <w:tc>
-          <w:tcPr>
-            <w:tcW w:type="dxa" w:w="1000"/>
-          </w:tcPr>
-          <w:p>
-            <w:pPr>
-              <w:jc w:val="left"/>
-            </w:pPr>
-            <w:r>
-              <w:t xml:space="preserve">TC-0017</w:t>
-            </w:r>
-          </w:p>
-        </w:tc>
-        <w:tc>
-          <w:tcPr>
-            <w:tcW w:type="dxa" w:w="1800"/>
-          </w:tcPr>
-          <w:p>
-            <w:pPr>
-              <w:jc w:val="left"/>
-            </w:pPr>
-            <w:r>
-              <w:t xml:space="preserve">Signup</w:t>
-            </w:r>
-          </w:p>
-        </w:tc>
-        <w:tc>
-          <w:tcPr>
-            <w:tcW w:type="dxa" w:w="3200"/>
-          </w:tcPr>
-          <w:p>
-            <w:pPr>
-              <w:jc w:val="left"/>
-            </w:pPr>
-            <w:r>
-              <w:t xml:space="preserve">Brand invitation flow</w:t>
-            </w:r>
-          </w:p>
-        </w:tc>
-        <w:tc>
-          <w:tcPr>
-            <w:tcW w:type="dxa" w:w="4800"/>
-          </w:tcPr>
-          <w:p>
-            <w:pPr>
-              <w:jc w:val="left"/>
-            </w:pPr>
-            <w:r>
-              <w:t xml:space="preserve">1. Admin creates a brand invitation with instagram handle X
-2. User signs up on same phone; provides handle X</w:t>
-            </w:r>
-          </w:p>
-        </w:tc>
-        <w:tc>
-          <w:tcPr>
-            <w:tcW w:type="dxa" w:w="3800"/>
-          </w:tcPr>
-          <w:p>
-            <w:pPr>
-              <w:jc w:val="left"/>
-            </w:pPr>
-            <w:r>
-              <w:t xml:space="preserve">Invitation is claimed (status='claimed', claimed_by set); campaigns from that invitation are re-parented to the new brand_id</w:t>
-            </w:r>
-          </w:p>
-        </w:tc>
-        <w:tc>
-          <w:tcPr>
-            <w:tcW w:type="dxa" w:w="900"/>
-            <w:shd w:fill="FFF7DC"/>
-          </w:tcPr>
-          <w:p>
-            <w:pPr>
-              <w:jc w:val="center"/>
-            </w:pPr>
-            <w:r>
-              <w:rPr>
-                <w:b/>
-                <w:bCs/>
-              </w:rPr>
-              <w:t xml:space="preserve">P1</w:t>
-            </w:r>
-          </w:p>
-        </w:tc>
-        <w:tc>
-          <w:tcPr>
-            <w:tcW w:type="dxa" w:w="1200"/>
-          </w:tcPr>
-          <w:p>
-            <w:pPr>
-              <w:jc w:val="left"/>
-            </w:pPr>
-            <w:r>
-              <w:t xml:space="preserve"/>
-            </w:r>
-          </w:p>
-        </w:tc>
-      </w:tr>
-      <w:tr>
-        <w:tc>
-          <w:tcPr>
-            <w:tcW w:type="dxa" w:w="1000"/>
-          </w:tcPr>
-          <w:p>
-            <w:pPr>
-              <w:jc w:val="left"/>
-            </w:pPr>
-            <w:r>
-              <w:t xml:space="preserve">TC-0018</w:t>
-            </w:r>
-          </w:p>
-        </w:tc>
-        <w:tc>
-          <w:tcPr>
-            <w:tcW w:type="dxa" w:w="1800"/>
-          </w:tcPr>
-          <w:p>
-            <w:pPr>
-              <w:jc w:val="left"/>
-            </w:pPr>
-            <w:r>
-              <w:t xml:space="preserve">Signup</w:t>
-            </w:r>
-          </w:p>
-        </w:tc>
-        <w:tc>
-          <w:tcPr>
-            <w:tcW w:type="dxa" w:w="3200"/>
-          </w:tcPr>
-          <w:p>
-            <w:pPr>
-              <w:jc w:val="left"/>
-            </w:pPr>
-            <w:r>
-              <w:t xml:space="preserve">Role mismatch on invitation</w:t>
-            </w:r>
-          </w:p>
-        </w:tc>
-        <w:tc>
-          <w:tcPr>
-            <w:tcW w:type="dxa" w:w="4800"/>
-          </w:tcPr>
-          <w:p>
-            <w:pPr>
-              <w:jc w:val="left"/>
-            </w:pPr>
-            <w:r>
-              <w:t xml:space="preserve">1. User invited as brand tries to sign up as influencer using same phone</w:t>
+              <w:t xml:space="preserve">1. User invited as brand tries to sign up as influencer using the same identity</w:t>
             </w:r>
           </w:p>
         </w:tc>
@@ -2191,7 +2875,7 @@
               <w:jc w:val="left"/>
             </w:pPr>
             <w:r>
-              <w:t xml:space="preserve">TC-0019</w:t>
+              <w:t xml:space="preserve">TC-0026</w:t>
             </w:r>
           </w:p>
         </w:tc>
@@ -2290,7 +2974,7 @@
               <w:jc w:val="left"/>
             </w:pPr>
             <w:r>
-              <w:t xml:space="preserve">TC-0020</w:t>
+              <w:t xml:space="preserve">TC-0027</w:t>
             </w:r>
           </w:p>
         </w:tc>
@@ -2388,7 +3072,7 @@
               <w:jc w:val="left"/>
             </w:pPr>
             <w:r>
-              <w:t xml:space="preserve">TC-0021</w:t>
+              <w:t xml:space="preserve">TC-0028</w:t>
             </w:r>
           </w:p>
         </w:tc>
@@ -2487,7 +3171,7 @@
               <w:jc w:val="left"/>
             </w:pPr>
             <w:r>
-              <w:t xml:space="preserve">TC-0022</w:t>
+              <w:t xml:space="preserve">TC-0029</w:t>
             </w:r>
           </w:p>
         </w:tc>
@@ -2587,7 +3271,7 @@
               <w:jc w:val="left"/>
             </w:pPr>
             <w:r>
-              <w:t xml:space="preserve">TC-0023</w:t>
+              <w:t xml:space="preserve">TC-0030</w:t>
             </w:r>
           </w:p>
         </w:tc>
@@ -2688,7 +3372,7 @@
               <w:jc w:val="left"/>
             </w:pPr>
             <w:r>
-              <w:t xml:space="preserve">TC-0024</w:t>
+              <w:t xml:space="preserve">TC-0031</w:t>
             </w:r>
           </w:p>
         </w:tc>
@@ -2787,7 +3471,7 @@
               <w:jc w:val="left"/>
             </w:pPr>
             <w:r>
-              <w:t xml:space="preserve">TC-0025</w:t>
+              <w:t xml:space="preserve">TC-0032</w:t>
             </w:r>
           </w:p>
         </w:tc>
@@ -2886,7 +3570,7 @@
               <w:jc w:val="left"/>
             </w:pPr>
             <w:r>
-              <w:t xml:space="preserve">TC-0026</w:t>
+              <w:t xml:space="preserve">TC-0033</w:t>
             </w:r>
           </w:p>
         </w:tc>
@@ -2985,7 +3669,7 @@
               <w:jc w:val="left"/>
             </w:pPr>
             <w:r>
-              <w:t xml:space="preserve">TC-0027</w:t>
+              <w:t xml:space="preserve">TC-0034</w:t>
             </w:r>
           </w:p>
         </w:tc>
@@ -3084,7 +3768,7 @@
               <w:jc w:val="left"/>
             </w:pPr>
             <w:r>
-              <w:t xml:space="preserve">TC-0028</w:t>
+              <w:t xml:space="preserve">TC-0035</w:t>
             </w:r>
           </w:p>
         </w:tc>
@@ -3184,7 +3868,7 @@
               <w:jc w:val="left"/>
             </w:pPr>
             <w:r>
-              <w:t xml:space="preserve">TC-0029</w:t>
+              <w:t xml:space="preserve">TC-0036</w:t>
             </w:r>
           </w:p>
         </w:tc>
@@ -3285,7 +3969,7 @@
               <w:jc w:val="left"/>
             </w:pPr>
             <w:r>
-              <w:t xml:space="preserve">TC-0030</w:t>
+              <w:t xml:space="preserve">TC-0037</w:t>
             </w:r>
           </w:p>
         </w:tc>
@@ -3383,7 +4067,7 @@
               <w:jc w:val="left"/>
             </w:pPr>
             <w:r>
-              <w:t xml:space="preserve">TC-0031</w:t>
+              <w:t xml:space="preserve">TC-0038</w:t>
             </w:r>
           </w:p>
         </w:tc>
@@ -3651,7 +4335,7 @@
               <w:jc w:val="left"/>
             </w:pPr>
             <w:r>
-              <w:t xml:space="preserve">TC-0032</w:t>
+              <w:t xml:space="preserve">TC-0039</w:t>
             </w:r>
           </w:p>
         </w:tc>
@@ -3749,7 +4433,7 @@
               <w:jc w:val="left"/>
             </w:pPr>
             <w:r>
-              <w:t xml:space="preserve">TC-0033</w:t>
+              <w:t xml:space="preserve">TC-0040</w:t>
             </w:r>
           </w:p>
         </w:tc>
@@ -3849,7 +4533,7 @@
               <w:jc w:val="left"/>
             </w:pPr>
             <w:r>
-              <w:t xml:space="preserve">TC-0034</w:t>
+              <w:t xml:space="preserve">TC-0041</w:t>
             </w:r>
           </w:p>
         </w:tc>
@@ -3947,7 +4631,7 @@
               <w:jc w:val="left"/>
             </w:pPr>
             <w:r>
-              <w:t xml:space="preserve">TC-0035</w:t>
+              <w:t xml:space="preserve">TC-0042</w:t>
             </w:r>
           </w:p>
         </w:tc>
@@ -4045,7 +4729,7 @@
               <w:jc w:val="left"/>
             </w:pPr>
             <w:r>
-              <w:t xml:space="preserve">TC-0036</w:t>
+              <w:t xml:space="preserve">TC-0043</w:t>
             </w:r>
           </w:p>
         </w:tc>
@@ -4143,7 +4827,7 @@
               <w:jc w:val="left"/>
             </w:pPr>
             <w:r>
-              <w:t xml:space="preserve">TC-0037</w:t>
+              <w:t xml:space="preserve">TC-0044</w:t>
             </w:r>
           </w:p>
         </w:tc>
@@ -4241,7 +4925,7 @@
               <w:jc w:val="left"/>
             </w:pPr>
             <w:r>
-              <w:t xml:space="preserve">TC-0038</w:t>
+              <w:t xml:space="preserve">TC-0045</w:t>
             </w:r>
           </w:p>
         </w:tc>
@@ -4340,7 +5024,7 @@
               <w:jc w:val="left"/>
             </w:pPr>
             <w:r>
-              <w:t xml:space="preserve">TC-0039</w:t>
+              <w:t xml:space="preserve">TC-0046</w:t>
             </w:r>
           </w:p>
         </w:tc>
@@ -4439,7 +5123,7 @@
               <w:jc w:val="left"/>
             </w:pPr>
             <w:r>
-              <w:t xml:space="preserve">TC-0040</w:t>
+              <w:t xml:space="preserve">TC-0047</w:t>
             </w:r>
           </w:p>
         </w:tc>
@@ -4538,7 +5222,7 @@
               <w:jc w:val="left"/>
             </w:pPr>
             <w:r>
-              <w:t xml:space="preserve">TC-0041</w:t>
+              <w:t xml:space="preserve">TC-0048</w:t>
             </w:r>
           </w:p>
         </w:tc>
@@ -4637,7 +5321,7 @@
               <w:jc w:val="left"/>
             </w:pPr>
             <w:r>
-              <w:t xml:space="preserve">TC-0042</w:t>
+              <w:t xml:space="preserve">TC-0049</w:t>
             </w:r>
           </w:p>
         </w:tc>
@@ -4736,7 +5420,7 @@
               <w:jc w:val="left"/>
             </w:pPr>
             <w:r>
-              <w:t xml:space="preserve">TC-0043</w:t>
+              <w:t xml:space="preserve">TC-0050</w:t>
             </w:r>
           </w:p>
         </w:tc>
@@ -4835,7 +5519,7 @@
               <w:jc w:val="left"/>
             </w:pPr>
             <w:r>
-              <w:t xml:space="preserve">TC-0044</w:t>
+              <w:t xml:space="preserve">TC-0051</w:t>
             </w:r>
           </w:p>
         </w:tc>
@@ -4935,7 +5619,7 @@
               <w:jc w:val="left"/>
             </w:pPr>
             <w:r>
-              <w:t xml:space="preserve">TC-0045</w:t>
+              <w:t xml:space="preserve">TC-0052</w:t>
             </w:r>
           </w:p>
         </w:tc>
@@ -5033,7 +5717,7 @@
               <w:jc w:val="left"/>
             </w:pPr>
             <w:r>
-              <w:t xml:space="preserve">TC-0046</w:t>
+              <w:t xml:space="preserve">TC-0053</w:t>
             </w:r>
           </w:p>
         </w:tc>
@@ -5132,7 +5816,7 @@
               <w:jc w:val="left"/>
             </w:pPr>
             <w:r>
-              <w:t xml:space="preserve">TC-0047</w:t>
+              <w:t xml:space="preserve">TC-0054</w:t>
             </w:r>
           </w:p>
         </w:tc>
@@ -5230,7 +5914,7 @@
               <w:jc w:val="left"/>
             </w:pPr>
             <w:r>
-              <w:t xml:space="preserve">TC-0048</w:t>
+              <w:t xml:space="preserve">TC-0055</w:t>
             </w:r>
           </w:p>
         </w:tc>
@@ -5497,7 +6181,7 @@
               <w:jc w:val="left"/>
             </w:pPr>
             <w:r>
-              <w:t xml:space="preserve">TC-0049</w:t>
+              <w:t xml:space="preserve">TC-0056</w:t>
             </w:r>
           </w:p>
         </w:tc>
@@ -5596,7 +6280,7 @@
               <w:jc w:val="left"/>
             </w:pPr>
             <w:r>
-              <w:t xml:space="preserve">TC-0050</w:t>
+              <w:t xml:space="preserve">TC-0057</w:t>
             </w:r>
           </w:p>
         </w:tc>
@@ -5694,7 +6378,7 @@
               <w:jc w:val="left"/>
             </w:pPr>
             <w:r>
-              <w:t xml:space="preserve">TC-0051</w:t>
+              <w:t xml:space="preserve">TC-0058</w:t>
             </w:r>
           </w:p>
         </w:tc>
@@ -5792,7 +6476,7 @@
               <w:jc w:val="left"/>
             </w:pPr>
             <w:r>
-              <w:t xml:space="preserve">TC-0052</w:t>
+              <w:t xml:space="preserve">TC-0059</w:t>
             </w:r>
           </w:p>
         </w:tc>
@@ -6059,7 +6743,7 @@
               <w:jc w:val="left"/>
             </w:pPr>
             <w:r>
-              <w:t xml:space="preserve">TC-0053</w:t>
+              <w:t xml:space="preserve">TC-0060</w:t>
             </w:r>
           </w:p>
         </w:tc>
@@ -6159,7 +6843,7 @@
               <w:jc w:val="left"/>
             </w:pPr>
             <w:r>
-              <w:t xml:space="preserve">TC-0054</w:t>
+              <w:t xml:space="preserve">TC-0061</w:t>
             </w:r>
           </w:p>
         </w:tc>
@@ -6257,7 +6941,7 @@
               <w:jc w:val="left"/>
             </w:pPr>
             <w:r>
-              <w:t xml:space="preserve">TC-0055</w:t>
+              <w:t xml:space="preserve">TC-0062</w:t>
             </w:r>
           </w:p>
         </w:tc>
@@ -6355,7 +7039,7 @@
               <w:jc w:val="left"/>
             </w:pPr>
             <w:r>
-              <w:t xml:space="preserve">TC-0056</w:t>
+              <w:t xml:space="preserve">TC-0063</w:t>
             </w:r>
           </w:p>
         </w:tc>
@@ -6622,7 +7306,7 @@
               <w:jc w:val="left"/>
             </w:pPr>
             <w:r>
-              <w:t xml:space="preserve">TC-0057</w:t>
+              <w:t xml:space="preserve">TC-0064</w:t>
             </w:r>
           </w:p>
         </w:tc>
@@ -6722,7 +7406,7 @@
               <w:jc w:val="left"/>
             </w:pPr>
             <w:r>
-              <w:t xml:space="preserve">TC-0058</w:t>
+              <w:t xml:space="preserve">TC-0065</w:t>
             </w:r>
           </w:p>
         </w:tc>
@@ -6761,7 +7445,7 @@
               <w:jc w:val="left"/>
             </w:pPr>
             <w:r>
-              <w:t xml:space="preserve">1. Fill title + required date fields; click Save Draft (no banner)</w:t>
+              <w:t xml:space="preserve">1. Fill title + all required fields except banner; click Save Draft</w:t>
             </w:r>
           </w:p>
         </w:tc>
@@ -6774,7 +7458,7 @@
               <w:jc w:val="left"/>
             </w:pPr>
             <w:r>
-              <w:t xml:space="preserve">Row created with status='draft'; no banner required for drafts</w:t>
+              <w:t xml:space="preserve">Row created with status='draft'; banner is the only requirement drafts skip — dates/deliverables/categories/platforms are mandatory even for drafts (DB NOT NULL on dates)</w:t>
             </w:r>
           </w:p>
         </w:tc>
@@ -6820,7 +7504,401 @@
               <w:jc w:val="left"/>
             </w:pPr>
             <w:r>
-              <w:t xml:space="preserve">TC-0059</w:t>
+              <w:t xml:space="preserve">TC-0066</w:t>
+            </w:r>
+          </w:p>
+        </w:tc>
+        <w:tc>
+          <w:tcPr>
+            <w:tcW w:type="dxa" w:w="1800"/>
+          </w:tcPr>
+          <w:p>
+            <w:pPr>
+              <w:jc w:val="left"/>
+            </w:pPr>
+            <w:r>
+              <w:t xml:space="preserve">Create</w:t>
+            </w:r>
+          </w:p>
+        </w:tc>
+        <w:tc>
+          <w:tcPr>
+            <w:tcW w:type="dxa" w:w="3200"/>
+          </w:tcPr>
+          <w:p>
+            <w:pPr>
+              <w:jc w:val="left"/>
+            </w:pPr>
+            <w:r>
+              <w:t xml:space="preserve">Start date defaults to today</w:t>
+            </w:r>
+          </w:p>
+        </w:tc>
+        <w:tc>
+          <w:tcPr>
+            <w:tcW w:type="dxa" w:w="4800"/>
+          </w:tcPr>
+          <w:p>
+            <w:pPr>
+              <w:jc w:val="left"/>
+            </w:pPr>
+            <w:r>
+              <w:t xml:space="preserve">1. Open the New Campaign dialog</w:t>
+            </w:r>
+          </w:p>
+        </w:tc>
+        <w:tc>
+          <w:tcPr>
+            <w:tcW w:type="dxa" w:w="3800"/>
+          </w:tcPr>
+          <w:p>
+            <w:pPr>
+              <w:jc w:val="left"/>
+            </w:pPr>
+            <w:r>
+              <w:t xml:space="preserve">Start Date is prefilled with today's date (local timezone); Application Deadline and End Date stay empty</w:t>
+            </w:r>
+          </w:p>
+        </w:tc>
+        <w:tc>
+          <w:tcPr>
+            <w:tcW w:type="dxa" w:w="900"/>
+            <w:shd w:fill="FFF7DC"/>
+          </w:tcPr>
+          <w:p>
+            <w:pPr>
+              <w:jc w:val="center"/>
+            </w:pPr>
+            <w:r>
+              <w:rPr>
+                <w:b/>
+                <w:bCs/>
+              </w:rPr>
+              <w:t xml:space="preserve">P1</w:t>
+            </w:r>
+          </w:p>
+        </w:tc>
+        <w:tc>
+          <w:tcPr>
+            <w:tcW w:type="dxa" w:w="1200"/>
+          </w:tcPr>
+          <w:p>
+            <w:pPr>
+              <w:jc w:val="left"/>
+            </w:pPr>
+            <w:r>
+              <w:t xml:space="preserve"/>
+            </w:r>
+          </w:p>
+        </w:tc>
+      </w:tr>
+      <w:tr>
+        <w:tc>
+          <w:tcPr>
+            <w:tcW w:type="dxa" w:w="1000"/>
+          </w:tcPr>
+          <w:p>
+            <w:pPr>
+              <w:jc w:val="left"/>
+            </w:pPr>
+            <w:r>
+              <w:t xml:space="preserve">TC-0067</w:t>
+            </w:r>
+          </w:p>
+        </w:tc>
+        <w:tc>
+          <w:tcPr>
+            <w:tcW w:type="dxa" w:w="1800"/>
+          </w:tcPr>
+          <w:p>
+            <w:pPr>
+              <w:jc w:val="left"/>
+            </w:pPr>
+            <w:r>
+              <w:t xml:space="preserve">Create</w:t>
+            </w:r>
+          </w:p>
+        </w:tc>
+        <w:tc>
+          <w:tcPr>
+            <w:tcW w:type="dxa" w:w="3200"/>
+          </w:tcPr>
+          <w:p>
+            <w:pPr>
+              <w:jc w:val="left"/>
+            </w:pPr>
+            <w:r>
+              <w:t xml:space="preserve">Validation order + focus</w:t>
+            </w:r>
+          </w:p>
+        </w:tc>
+        <w:tc>
+          <w:tcPr>
+            <w:tcW w:type="dxa" w:w="4800"/>
+          </w:tcPr>
+          <w:p>
+            <w:pPr>
+              <w:jc w:val="left"/>
+            </w:pPr>
+            <w:r>
+              <w:t xml:space="preserve">1. Leave everything empty; click Publish</w:t>
+            </w:r>
+          </w:p>
+        </w:tc>
+        <w:tc>
+          <w:tcPr>
+            <w:tcW w:type="dxa" w:w="3800"/>
+          </w:tcPr>
+          <w:p>
+            <w:pPr>
+              <w:jc w:val="left"/>
+            </w:pPr>
+            <w:r>
+              <w:t xml:space="preserve">Errors render inline under every failing field; the dialog scrolls to and FOCUSES the FIRST failing field in visual order (Title → Banner → Platforms → Deliverables → Categories → Schedule) — not the Schedule section first</w:t>
+            </w:r>
+          </w:p>
+        </w:tc>
+        <w:tc>
+          <w:tcPr>
+            <w:tcW w:type="dxa" w:w="900"/>
+            <w:shd w:fill="FFE4E4"/>
+          </w:tcPr>
+          <w:p>
+            <w:pPr>
+              <w:jc w:val="center"/>
+            </w:pPr>
+            <w:r>
+              <w:rPr>
+                <w:b/>
+                <w:bCs/>
+              </w:rPr>
+              <w:t xml:space="preserve">P0</w:t>
+            </w:r>
+          </w:p>
+        </w:tc>
+        <w:tc>
+          <w:tcPr>
+            <w:tcW w:type="dxa" w:w="1200"/>
+          </w:tcPr>
+          <w:p>
+            <w:pPr>
+              <w:jc w:val="left"/>
+            </w:pPr>
+            <w:r>
+              <w:t xml:space="preserve"/>
+            </w:r>
+          </w:p>
+        </w:tc>
+      </w:tr>
+      <w:tr>
+        <w:tc>
+          <w:tcPr>
+            <w:tcW w:type="dxa" w:w="1000"/>
+          </w:tcPr>
+          <w:p>
+            <w:pPr>
+              <w:jc w:val="left"/>
+            </w:pPr>
+            <w:r>
+              <w:t xml:space="preserve">TC-0068</w:t>
+            </w:r>
+          </w:p>
+        </w:tc>
+        <w:tc>
+          <w:tcPr>
+            <w:tcW w:type="dxa" w:w="1800"/>
+          </w:tcPr>
+          <w:p>
+            <w:pPr>
+              <w:jc w:val="left"/>
+            </w:pPr>
+            <w:r>
+              <w:t xml:space="preserve">Create</w:t>
+            </w:r>
+          </w:p>
+        </w:tc>
+        <w:tc>
+          <w:tcPr>
+            <w:tcW w:type="dxa" w:w="3200"/>
+          </w:tcPr>
+          <w:p>
+            <w:pPr>
+              <w:jc w:val="left"/>
+            </w:pPr>
+            <w:r>
+              <w:t xml:space="preserve">Draft activation requires banner (styled popup)</w:t>
+            </w:r>
+          </w:p>
+        </w:tc>
+        <w:tc>
+          <w:tcPr>
+            <w:tcW w:type="dxa" w:w="4800"/>
+          </w:tcPr>
+          <w:p>
+            <w:pPr>
+              <w:jc w:val="left"/>
+            </w:pPr>
+            <w:r>
+              <w:t xml:space="preserve">1. Save a draft without a banner
+2. On the campaign detail, click the status button to activate it</w:t>
+            </w:r>
+          </w:p>
+        </w:tc>
+        <w:tc>
+          <w:tcPr>
+            <w:tcW w:type="dxa" w:w="3800"/>
+          </w:tcPr>
+          <w:p>
+            <w:pPr>
+              <w:jc w:val="left"/>
+            </w:pPr>
+            <w:r>
+              <w:t xml:space="preserve">Refused with the compact styled error popup (not a JS alert): 'Add a campaign banner before publishing…'. Draft stays draft. After uploading a banner via Edit, activation succeeds</w:t>
+            </w:r>
+          </w:p>
+        </w:tc>
+        <w:tc>
+          <w:tcPr>
+            <w:tcW w:type="dxa" w:w="900"/>
+            <w:shd w:fill="FFE4E4"/>
+          </w:tcPr>
+          <w:p>
+            <w:pPr>
+              <w:jc w:val="center"/>
+            </w:pPr>
+            <w:r>
+              <w:rPr>
+                <w:b/>
+                <w:bCs/>
+              </w:rPr>
+              <w:t xml:space="preserve">P0</w:t>
+            </w:r>
+          </w:p>
+        </w:tc>
+        <w:tc>
+          <w:tcPr>
+            <w:tcW w:type="dxa" w:w="1200"/>
+          </w:tcPr>
+          <w:p>
+            <w:pPr>
+              <w:jc w:val="left"/>
+            </w:pPr>
+            <w:r>
+              <w:t xml:space="preserve"/>
+            </w:r>
+          </w:p>
+        </w:tc>
+      </w:tr>
+      <w:tr>
+        <w:tc>
+          <w:tcPr>
+            <w:tcW w:type="dxa" w:w="1000"/>
+          </w:tcPr>
+          <w:p>
+            <w:pPr>
+              <w:jc w:val="left"/>
+            </w:pPr>
+            <w:r>
+              <w:t xml:space="preserve">TC-0069</w:t>
+            </w:r>
+          </w:p>
+        </w:tc>
+        <w:tc>
+          <w:tcPr>
+            <w:tcW w:type="dxa" w:w="1800"/>
+          </w:tcPr>
+          <w:p>
+            <w:pPr>
+              <w:jc w:val="left"/>
+            </w:pPr>
+            <w:r>
+              <w:t xml:space="preserve">Create</w:t>
+            </w:r>
+          </w:p>
+        </w:tc>
+        <w:tc>
+          <w:tcPr>
+            <w:tcW w:type="dxa" w:w="3200"/>
+          </w:tcPr>
+          <w:p>
+            <w:pPr>
+              <w:jc w:val="left"/>
+            </w:pPr>
+            <w:r>
+              <w:t xml:space="preserve">Empty-description draft doesn't leak JSON</w:t>
+            </w:r>
+          </w:p>
+        </w:tc>
+        <w:tc>
+          <w:tcPr>
+            <w:tcW w:type="dxa" w:w="4800"/>
+          </w:tcPr>
+          <w:p>
+            <w:pPr>
+              <w:jc w:val="left"/>
+            </w:pPr>
+            <w:r>
+              <w:t xml:space="preserve">1. Create a draft leaving Description empty
+2. View the campaign card in /brands/campaigns and the detail page</w:t>
+            </w:r>
+          </w:p>
+        </w:tc>
+        <w:tc>
+          <w:tcPr>
+            <w:tcW w:type="dxa" w:w="3800"/>
+          </w:tcPr>
+          <w:p>
+            <w:pPr>
+              <w:jc w:val="left"/>
+            </w:pPr>
+            <w:r>
+              <w:t xml:space="preserve">No raw metadata JSON blob shown as the description; body renders empty. Pre-existing broken rows also display clean (reader-side healing)</w:t>
+            </w:r>
+          </w:p>
+        </w:tc>
+        <w:tc>
+          <w:tcPr>
+            <w:tcW w:type="dxa" w:w="900"/>
+            <w:shd w:fill="FFE4E4"/>
+          </w:tcPr>
+          <w:p>
+            <w:pPr>
+              <w:jc w:val="center"/>
+            </w:pPr>
+            <w:r>
+              <w:rPr>
+                <w:b/>
+                <w:bCs/>
+              </w:rPr>
+              <w:t xml:space="preserve">P0</w:t>
+            </w:r>
+          </w:p>
+        </w:tc>
+        <w:tc>
+          <w:tcPr>
+            <w:tcW w:type="dxa" w:w="1200"/>
+          </w:tcPr>
+          <w:p>
+            <w:pPr>
+              <w:jc w:val="left"/>
+            </w:pPr>
+            <w:r>
+              <w:t xml:space="preserve"/>
+            </w:r>
+          </w:p>
+        </w:tc>
+      </w:tr>
+      <w:tr>
+        <w:tc>
+          <w:tcPr>
+            <w:tcW w:type="dxa" w:w="1000"/>
+          </w:tcPr>
+          <w:p>
+            <w:pPr>
+              <w:jc w:val="left"/>
+            </w:pPr>
+            <w:r>
+              <w:t xml:space="preserve">TC-0070</w:t>
             </w:r>
           </w:p>
         </w:tc>
@@ -6918,7 +7996,7 @@
               <w:jc w:val="left"/>
             </w:pPr>
             <w:r>
-              <w:t xml:space="preserve">TC-0060</w:t>
+              <w:t xml:space="preserve">TC-0071</w:t>
             </w:r>
           </w:p>
         </w:tc>
@@ -7016,7 +8094,7 @@
               <w:jc w:val="left"/>
             </w:pPr>
             <w:r>
-              <w:t xml:space="preserve">TC-0061</w:t>
+              <w:t xml:space="preserve">TC-0072</w:t>
             </w:r>
           </w:p>
         </w:tc>
@@ -7114,7 +8192,7 @@
               <w:jc w:val="left"/>
             </w:pPr>
             <w:r>
-              <w:t xml:space="preserve">TC-0062</w:t>
+              <w:t xml:space="preserve">TC-0073</w:t>
             </w:r>
           </w:p>
         </w:tc>
@@ -7166,7 +8244,7 @@
               <w:jc w:val="left"/>
             </w:pPr>
             <w:r>
-              <w:t xml:space="preserve">Error message; Publish disabled path prevents submit; Save Draft still works</w:t>
+              <w:t xml:space="preserve">Inline banner error + scroll/focus to the Banner section; Save Draft still works without one</w:t>
             </w:r>
           </w:p>
         </w:tc>
@@ -7212,7 +8290,7 @@
               <w:jc w:val="left"/>
             </w:pPr>
             <w:r>
-              <w:t xml:space="preserve">TC-0063</w:t>
+              <w:t xml:space="preserve">TC-0074</w:t>
             </w:r>
           </w:p>
         </w:tc>
@@ -7225,7 +8303,7 @@
               <w:jc w:val="left"/>
             </w:pPr>
             <w:r>
-              <w:t xml:space="preserve">Edit</w:t>
+              <w:t xml:space="preserve">Create</w:t>
             </w:r>
           </w:p>
         </w:tc>
@@ -7238,7 +8316,7 @@
               <w:jc w:val="left"/>
             </w:pPr>
             <w:r>
-              <w:t xml:space="preserve">Edit button opens dialog if 0 apps</w:t>
+              <w:t xml:space="preserve">Hinted fields align with neighbours</w:t>
             </w:r>
           </w:p>
         </w:tc>
@@ -7251,7 +8329,7 @@
               <w:jc w:val="left"/>
             </w:pPr>
             <w:r>
-              <w:t xml:space="preserve">1. On campaign detail with no applications, click Edit</w:t>
+              <w:t xml:space="preserve">1. Open the dialog; compare a field with a hint (e.g. Description/Slots) against adjacent hint-less fields in the same row</w:t>
             </w:r>
           </w:p>
         </w:tc>
@@ -7264,7 +8342,105 @@
               <w:jc w:val="left"/>
             </w:pPr>
             <w:r>
-              <w:t xml:space="preserve">CreateCampaignDialog opens in edit mode with all fields prefilled; header is 'Edit Campaign'; footer is single 'Save Changes'</w:t>
+              <w:t xml:space="preserve">Inputs sit flush at the same height — hints render BELOW the control, not between label and input</w:t>
+            </w:r>
+          </w:p>
+        </w:tc>
+        <w:tc>
+          <w:tcPr>
+            <w:tcW w:type="dxa" w:w="900"/>
+            <w:shd w:fill="E9F5FF"/>
+          </w:tcPr>
+          <w:p>
+            <w:pPr>
+              <w:jc w:val="center"/>
+            </w:pPr>
+            <w:r>
+              <w:rPr>
+                <w:b/>
+                <w:bCs/>
+              </w:rPr>
+              <w:t xml:space="preserve">P2</w:t>
+            </w:r>
+          </w:p>
+        </w:tc>
+        <w:tc>
+          <w:tcPr>
+            <w:tcW w:type="dxa" w:w="1200"/>
+          </w:tcPr>
+          <w:p>
+            <w:pPr>
+              <w:jc w:val="left"/>
+            </w:pPr>
+            <w:r>
+              <w:t xml:space="preserve"/>
+            </w:r>
+          </w:p>
+        </w:tc>
+      </w:tr>
+      <w:tr>
+        <w:tc>
+          <w:tcPr>
+            <w:tcW w:type="dxa" w:w="1000"/>
+          </w:tcPr>
+          <w:p>
+            <w:pPr>
+              <w:jc w:val="left"/>
+            </w:pPr>
+            <w:r>
+              <w:t xml:space="preserve">TC-0075</w:t>
+            </w:r>
+          </w:p>
+        </w:tc>
+        <w:tc>
+          <w:tcPr>
+            <w:tcW w:type="dxa" w:w="1800"/>
+          </w:tcPr>
+          <w:p>
+            <w:pPr>
+              <w:jc w:val="left"/>
+            </w:pPr>
+            <w:r>
+              <w:t xml:space="preserve">Match callout</w:t>
+            </w:r>
+          </w:p>
+        </w:tc>
+        <w:tc>
+          <w:tcPr>
+            <w:tcW w:type="dxa" w:w="3200"/>
+          </w:tcPr>
+          <w:p>
+            <w:pPr>
+              <w:jc w:val="left"/>
+            </w:pPr>
+            <w:r>
+              <w:t xml:space="preserve">Callout on every campaign detail</w:t>
+            </w:r>
+          </w:p>
+        </w:tc>
+        <w:tc>
+          <w:tcPr>
+            <w:tcW w:type="dxa" w:w="4800"/>
+          </w:tcPr>
+          <w:p>
+            <w:pPr>
+              <w:jc w:val="left"/>
+            </w:pPr>
+            <w:r>
+              <w:t xml:space="preserve">1. Open any campaign detail as the brand</w:t>
+            </w:r>
+          </w:p>
+        </w:tc>
+        <w:tc>
+          <w:tcPr>
+            <w:tcW w:type="dxa" w:w="3800"/>
+          </w:tcPr>
+          <w:p>
+            <w:pPr>
+              <w:jc w:val="left"/>
+            </w:pPr>
+            <w:r>
+              <w:t xml:space="preserve">Match banner always renders: 'N influencers match perfectly…' when N&gt;0 (includes pending admin invitations), or the softer 'No influencers currently match this brief' at 0. Click opens /brands/search with categories/cities/follower range prefilled</w:t>
             </w:r>
           </w:p>
         </w:tc>
@@ -7310,7 +8486,7 @@
               <w:jc w:val="left"/>
             </w:pPr>
             <w:r>
-              <w:t xml:space="preserve">TC-0064</w:t>
+              <w:t xml:space="preserve">TC-0076</w:t>
             </w:r>
           </w:p>
         </w:tc>
@@ -7323,7 +8499,7 @@
               <w:jc w:val="left"/>
             </w:pPr>
             <w:r>
-              <w:t xml:space="preserve">Edit</w:t>
+              <w:t xml:space="preserve">Match notify</w:t>
             </w:r>
           </w:p>
         </w:tc>
@@ -7336,7 +8512,7 @@
               <w:jc w:val="left"/>
             </w:pPr>
             <w:r>
-              <w:t xml:space="preserve">Edit prefill includes images</w:t>
+              <w:t xml:space="preserve">Creators notified on publish</w:t>
             </w:r>
           </w:p>
         </w:tc>
@@ -7349,7 +8525,7 @@
               <w:jc w:val="left"/>
             </w:pPr>
             <w:r>
-              <w:t xml:space="preserve">1. Open edit dialog on a campaign that has banner + gallery</w:t>
+              <w:t xml:space="preserve">1. Publish a campaign whose criteria match at least one registered active creator</w:t>
             </w:r>
           </w:p>
         </w:tc>
@@ -7362,7 +8538,7 @@
               <w:jc w:val="left"/>
             </w:pPr>
             <w:r>
-              <w:t xml:space="preserve">Existing banner shows with Replace + Trash overlay; gallery images render with X buttons</w:t>
+              <w:t xml:space="preserve">Matching registered creators receive a campaign_match notification; invitation-only matches count in the callout but get no notification</w:t>
             </w:r>
           </w:p>
         </w:tc>
@@ -7408,7 +8584,7 @@
               <w:jc w:val="left"/>
             </w:pPr>
             <w:r>
-              <w:t xml:space="preserve">TC-0065</w:t>
+              <w:t xml:space="preserve">TC-0077</w:t>
             </w:r>
           </w:p>
         </w:tc>
@@ -7434,7 +8610,7 @@
               <w:jc w:val="left"/>
             </w:pPr>
             <w:r>
-              <w:t xml:space="preserve">Save Changes writes update</w:t>
+              <w:t xml:space="preserve">Edit button opens dialog if 0 apps</w:t>
             </w:r>
           </w:p>
         </w:tc>
@@ -7447,7 +8623,7 @@
               <w:jc w:val="left"/>
             </w:pPr>
             <w:r>
-              <w:t xml:space="preserve">1. Modify title in edit dialog; click Save Changes</w:t>
+              <w:t xml:space="preserve">1. On campaign detail with no applications, click Edit</w:t>
             </w:r>
           </w:p>
         </w:tc>
@@ -7460,7 +8636,7 @@
               <w:jc w:val="left"/>
             </w:pPr>
             <w:r>
-              <w:t xml:space="preserve">brand-campaigns.update called; row updated; dialog closes; campaign detail refreshes with new title</w:t>
+              <w:t xml:space="preserve">CreateCampaignDialog opens in edit mode with all fields prefilled; header is 'Edit Campaign'; footer is single 'Save Changes'</w:t>
             </w:r>
           </w:p>
         </w:tc>
@@ -7506,7 +8682,7 @@
               <w:jc w:val="left"/>
             </w:pPr>
             <w:r>
-              <w:t xml:space="preserve">TC-0066</w:t>
+              <w:t xml:space="preserve">TC-0078</w:t>
             </w:r>
           </w:p>
         </w:tc>
@@ -7532,7 +8708,7 @@
               <w:jc w:val="left"/>
             </w:pPr>
             <w:r>
-              <w:t xml:space="preserve">Status NOT touched on update</w:t>
+              <w:t xml:space="preserve">Edit prefill includes images</w:t>
             </w:r>
           </w:p>
         </w:tc>
@@ -7545,7 +8721,7 @@
               <w:jc w:val="left"/>
             </w:pPr>
             <w:r>
-              <w:t xml:space="preserve">1. Paused campaign — open edit, change title, save</w:t>
+              <w:t xml:space="preserve">1. Open edit dialog on a campaign that has banner + gallery</w:t>
             </w:r>
           </w:p>
         </w:tc>
@@ -7558,7 +8734,105 @@
               <w:jc w:val="left"/>
             </w:pPr>
             <w:r>
-              <w:t xml:space="preserve">Campaign stays paused; edit does not silently activate</w:t>
+              <w:t xml:space="preserve">Existing banner shows with Replace + Trash overlay; gallery images render with X buttons</w:t>
+            </w:r>
+          </w:p>
+        </w:tc>
+        <w:tc>
+          <w:tcPr>
+            <w:tcW w:type="dxa" w:w="900"/>
+            <w:shd w:fill="FFF7DC"/>
+          </w:tcPr>
+          <w:p>
+            <w:pPr>
+              <w:jc w:val="center"/>
+            </w:pPr>
+            <w:r>
+              <w:rPr>
+                <w:b/>
+                <w:bCs/>
+              </w:rPr>
+              <w:t xml:space="preserve">P1</w:t>
+            </w:r>
+          </w:p>
+        </w:tc>
+        <w:tc>
+          <w:tcPr>
+            <w:tcW w:type="dxa" w:w="1200"/>
+          </w:tcPr>
+          <w:p>
+            <w:pPr>
+              <w:jc w:val="left"/>
+            </w:pPr>
+            <w:r>
+              <w:t xml:space="preserve"/>
+            </w:r>
+          </w:p>
+        </w:tc>
+      </w:tr>
+      <w:tr>
+        <w:tc>
+          <w:tcPr>
+            <w:tcW w:type="dxa" w:w="1000"/>
+          </w:tcPr>
+          <w:p>
+            <w:pPr>
+              <w:jc w:val="left"/>
+            </w:pPr>
+            <w:r>
+              <w:t xml:space="preserve">TC-0079</w:t>
+            </w:r>
+          </w:p>
+        </w:tc>
+        <w:tc>
+          <w:tcPr>
+            <w:tcW w:type="dxa" w:w="1800"/>
+          </w:tcPr>
+          <w:p>
+            <w:pPr>
+              <w:jc w:val="left"/>
+            </w:pPr>
+            <w:r>
+              <w:t xml:space="preserve">Edit</w:t>
+            </w:r>
+          </w:p>
+        </w:tc>
+        <w:tc>
+          <w:tcPr>
+            <w:tcW w:type="dxa" w:w="3200"/>
+          </w:tcPr>
+          <w:p>
+            <w:pPr>
+              <w:jc w:val="left"/>
+            </w:pPr>
+            <w:r>
+              <w:t xml:space="preserve">Save Changes writes update</w:t>
+            </w:r>
+          </w:p>
+        </w:tc>
+        <w:tc>
+          <w:tcPr>
+            <w:tcW w:type="dxa" w:w="4800"/>
+          </w:tcPr>
+          <w:p>
+            <w:pPr>
+              <w:jc w:val="left"/>
+            </w:pPr>
+            <w:r>
+              <w:t xml:space="preserve">1. Modify title in edit dialog; click Save Changes</w:t>
+            </w:r>
+          </w:p>
+        </w:tc>
+        <w:tc>
+          <w:tcPr>
+            <w:tcW w:type="dxa" w:w="3800"/>
+          </w:tcPr>
+          <w:p>
+            <w:pPr>
+              <w:jc w:val="left"/>
+            </w:pPr>
+            <w:r>
+              <w:t xml:space="preserve">brand-campaigns.update called; row updated; dialog closes; campaign detail refreshes with new title</w:t>
             </w:r>
           </w:p>
         </w:tc>
@@ -7604,7 +8878,7 @@
               <w:jc w:val="left"/>
             </w:pPr>
             <w:r>
-              <w:t xml:space="preserve">TC-0067</w:t>
+              <w:t xml:space="preserve">TC-0080</w:t>
             </w:r>
           </w:p>
         </w:tc>
@@ -7630,7 +8904,7 @@
               <w:jc w:val="left"/>
             </w:pPr>
             <w:r>
-              <w:t xml:space="preserve">Not-editable modal when apps exist</w:t>
+              <w:t xml:space="preserve">Status NOT touched on update</w:t>
             </w:r>
           </w:p>
         </w:tc>
@@ -7643,7 +8917,7 @@
               <w:jc w:val="left"/>
             </w:pPr>
             <w:r>
-              <w:t xml:space="preserve">1. On a campaign with &gt;=1 application, click Edit</w:t>
+              <w:t xml:space="preserve">1. Paused campaign — open edit, change title, save</w:t>
             </w:r>
           </w:p>
         </w:tc>
@@ -7656,7 +8930,7 @@
               <w:jc w:val="left"/>
             </w:pPr>
             <w:r>
-              <w:t xml:space="preserve">NotEditableModal opens with Pause and Duplicate as New buttons; count of applicants shown</w:t>
+              <w:t xml:space="preserve">Campaign stays paused; edit does not silently activate</w:t>
             </w:r>
           </w:p>
         </w:tc>
@@ -7702,7 +8976,105 @@
               <w:jc w:val="left"/>
             </w:pPr>
             <w:r>
-              <w:t xml:space="preserve">TC-0068</w:t>
+              <w:t xml:space="preserve">TC-0081</w:t>
+            </w:r>
+          </w:p>
+        </w:tc>
+        <w:tc>
+          <w:tcPr>
+            <w:tcW w:type="dxa" w:w="1800"/>
+          </w:tcPr>
+          <w:p>
+            <w:pPr>
+              <w:jc w:val="left"/>
+            </w:pPr>
+            <w:r>
+              <w:t xml:space="preserve">Edit</w:t>
+            </w:r>
+          </w:p>
+        </w:tc>
+        <w:tc>
+          <w:tcPr>
+            <w:tcW w:type="dxa" w:w="3200"/>
+          </w:tcPr>
+          <w:p>
+            <w:pPr>
+              <w:jc w:val="left"/>
+            </w:pPr>
+            <w:r>
+              <w:t xml:space="preserve">Not-editable modal when apps exist</w:t>
+            </w:r>
+          </w:p>
+        </w:tc>
+        <w:tc>
+          <w:tcPr>
+            <w:tcW w:type="dxa" w:w="4800"/>
+          </w:tcPr>
+          <w:p>
+            <w:pPr>
+              <w:jc w:val="left"/>
+            </w:pPr>
+            <w:r>
+              <w:t xml:space="preserve">1. On a campaign with &gt;=1 application, click Edit</w:t>
+            </w:r>
+          </w:p>
+        </w:tc>
+        <w:tc>
+          <w:tcPr>
+            <w:tcW w:type="dxa" w:w="3800"/>
+          </w:tcPr>
+          <w:p>
+            <w:pPr>
+              <w:jc w:val="left"/>
+            </w:pPr>
+            <w:r>
+              <w:t xml:space="preserve">NotEditableModal opens with Pause and Duplicate as New buttons; count of applicants shown</w:t>
+            </w:r>
+          </w:p>
+        </w:tc>
+        <w:tc>
+          <w:tcPr>
+            <w:tcW w:type="dxa" w:w="900"/>
+            <w:shd w:fill="FFE4E4"/>
+          </w:tcPr>
+          <w:p>
+            <w:pPr>
+              <w:jc w:val="center"/>
+            </w:pPr>
+            <w:r>
+              <w:rPr>
+                <w:b/>
+                <w:bCs/>
+              </w:rPr>
+              <w:t xml:space="preserve">P0</w:t>
+            </w:r>
+          </w:p>
+        </w:tc>
+        <w:tc>
+          <w:tcPr>
+            <w:tcW w:type="dxa" w:w="1200"/>
+          </w:tcPr>
+          <w:p>
+            <w:pPr>
+              <w:jc w:val="left"/>
+            </w:pPr>
+            <w:r>
+              <w:t xml:space="preserve"/>
+            </w:r>
+          </w:p>
+        </w:tc>
+      </w:tr>
+      <w:tr>
+        <w:tc>
+          <w:tcPr>
+            <w:tcW w:type="dxa" w:w="1000"/>
+          </w:tcPr>
+          <w:p>
+            <w:pPr>
+              <w:jc w:val="left"/>
+            </w:pPr>
+            <w:r>
+              <w:t xml:space="preserve">TC-0082</w:t>
             </w:r>
           </w:p>
         </w:tc>
@@ -7803,7 +9175,7 @@
               <w:jc w:val="left"/>
             </w:pPr>
             <w:r>
-              <w:t xml:space="preserve">TC-0069</w:t>
+              <w:t xml:space="preserve">TC-0083</w:t>
             </w:r>
           </w:p>
         </w:tc>
@@ -7901,7 +9273,7 @@
               <w:jc w:val="left"/>
             </w:pPr>
             <w:r>
-              <w:t xml:space="preserve">TC-0070</w:t>
+              <w:t xml:space="preserve">TC-0084</w:t>
             </w:r>
           </w:p>
         </w:tc>
@@ -7999,7 +9371,7 @@
               <w:jc w:val="left"/>
             </w:pPr>
             <w:r>
-              <w:t xml:space="preserve">TC-0071</w:t>
+              <w:t xml:space="preserve">TC-0085</w:t>
             </w:r>
           </w:p>
         </w:tc>
@@ -8097,7 +9469,7 @@
               <w:jc w:val="left"/>
             </w:pPr>
             <w:r>
-              <w:t xml:space="preserve">TC-0072</w:t>
+              <w:t xml:space="preserve">TC-0086</w:t>
             </w:r>
           </w:p>
         </w:tc>
@@ -8196,7 +9568,7 @@
               <w:jc w:val="left"/>
             </w:pPr>
             <w:r>
-              <w:t xml:space="preserve">TC-0073</w:t>
+              <w:t xml:space="preserve">TC-0087</w:t>
             </w:r>
           </w:p>
         </w:tc>
@@ -8294,7 +9666,7 @@
               <w:jc w:val="left"/>
             </w:pPr>
             <w:r>
-              <w:t xml:space="preserve">TC-0074</w:t>
+              <w:t xml:space="preserve">TC-0088</w:t>
             </w:r>
           </w:p>
         </w:tc>
@@ -8392,7 +9764,7 @@
               <w:jc w:val="left"/>
             </w:pPr>
             <w:r>
-              <w:t xml:space="preserve">TC-0075</w:t>
+              <w:t xml:space="preserve">TC-0089</w:t>
             </w:r>
           </w:p>
         </w:tc>
@@ -8490,7 +9862,7 @@
               <w:jc w:val="left"/>
             </w:pPr>
             <w:r>
-              <w:t xml:space="preserve">TC-0076</w:t>
+              <w:t xml:space="preserve">TC-0090</w:t>
             </w:r>
           </w:p>
         </w:tc>
@@ -8588,7 +9960,7 @@
               <w:jc w:val="left"/>
             </w:pPr>
             <w:r>
-              <w:t xml:space="preserve">TC-0077</w:t>
+              <w:t xml:space="preserve">TC-0091</w:t>
             </w:r>
           </w:p>
         </w:tc>
@@ -8687,7 +10059,7 @@
               <w:jc w:val="left"/>
             </w:pPr>
             <w:r>
-              <w:t xml:space="preserve">TC-0078</w:t>
+              <w:t xml:space="preserve">TC-0092</w:t>
             </w:r>
           </w:p>
         </w:tc>
@@ -8785,7 +10157,7 @@
               <w:jc w:val="left"/>
             </w:pPr>
             <w:r>
-              <w:t xml:space="preserve">TC-0079</w:t>
+              <w:t xml:space="preserve">TC-0093</w:t>
             </w:r>
           </w:p>
         </w:tc>
@@ -8884,7 +10256,7 @@
               <w:jc w:val="left"/>
             </w:pPr>
             <w:r>
-              <w:t xml:space="preserve">TC-0080</w:t>
+              <w:t xml:space="preserve">TC-0094</w:t>
             </w:r>
           </w:p>
         </w:tc>
@@ -8983,7 +10355,7 @@
               <w:jc w:val="left"/>
             </w:pPr>
             <w:r>
-              <w:t xml:space="preserve">TC-0081</w:t>
+              <w:t xml:space="preserve">TC-0095</w:t>
             </w:r>
           </w:p>
         </w:tc>
@@ -9036,6 +10408,769 @@
             </w:pPr>
             <w:r>
               <w:t xml:space="preserve">Button disabled; UI shows applied state instead</w:t>
+            </w:r>
+          </w:p>
+        </w:tc>
+        <w:tc>
+          <w:tcPr>
+            <w:tcW w:type="dxa" w:w="900"/>
+            <w:shd w:fill="FFF7DC"/>
+          </w:tcPr>
+          <w:p>
+            <w:pPr>
+              <w:jc w:val="center"/>
+            </w:pPr>
+            <w:r>
+              <w:rPr>
+                <w:b/>
+                <w:bCs/>
+              </w:rPr>
+              <w:t xml:space="preserve">P1</w:t>
+            </w:r>
+          </w:p>
+        </w:tc>
+        <w:tc>
+          <w:tcPr>
+            <w:tcW w:type="dxa" w:w="1200"/>
+          </w:tcPr>
+          <w:p>
+            <w:pPr>
+              <w:jc w:val="left"/>
+            </w:pPr>
+            <w:r>
+              <w:t xml:space="preserve"/>
+            </w:r>
+          </w:p>
+        </w:tc>
+      </w:tr>
+    </w:tbl>
+    <w:p>
+      <w:pPr>
+        <w:pStyle w:val="Heading1"/>
+        <w:spacing w:after="120" w:before="300"/>
+      </w:pPr>
+      <w:r>
+        <w:t xml:space="preserve">Negotiation</w:t>
+      </w:r>
+    </w:p>
+    <w:tbl>
+      <w:tblPr>
+        <w:tblW w:type="dxa" w:w="16700"/>
+        <w:tblBorders>
+          <w:top w:val="single" w:color="auto" w:sz="4"/>
+          <w:left w:val="single" w:color="auto" w:sz="4"/>
+          <w:bottom w:val="single" w:color="auto" w:sz="4"/>
+          <w:right w:val="single" w:color="auto" w:sz="4"/>
+          <w:insideH w:val="single" w:color="auto" w:sz="4"/>
+          <w:insideV w:val="single" w:color="auto" w:sz="4"/>
+        </w:tblBorders>
+      </w:tblPr>
+      <w:tblGrid>
+        <w:gridCol w:w="100"/>
+        <w:gridCol w:w="100"/>
+        <w:gridCol w:w="100"/>
+        <w:gridCol w:w="100"/>
+        <w:gridCol w:w="100"/>
+        <w:gridCol w:w="100"/>
+        <w:gridCol w:w="100"/>
+      </w:tblGrid>
+      <w:tr>
+        <w:trPr>
+          <w:tblHeader/>
+        </w:trPr>
+        <w:tc>
+          <w:tcPr>
+            <w:tcW w:type="dxa" w:w="1000"/>
+            <w:shd w:fill="5851DB"/>
+          </w:tcPr>
+          <w:p>
+            <w:pPr>
+              <w:jc w:val="center"/>
+            </w:pPr>
+            <w:r>
+              <w:rPr>
+                <w:b/>
+                <w:bCs/>
+                <w:color w:val="FFFFFF"/>
+              </w:rPr>
+              <w:t xml:space="preserve">ID</w:t>
+            </w:r>
+          </w:p>
+        </w:tc>
+        <w:tc>
+          <w:tcPr>
+            <w:tcW w:type="dxa" w:w="1800"/>
+            <w:shd w:fill="5851DB"/>
+          </w:tcPr>
+          <w:p>
+            <w:pPr>
+              <w:jc w:val="center"/>
+            </w:pPr>
+            <w:r>
+              <w:rPr>
+                <w:b/>
+                <w:bCs/>
+                <w:color w:val="FFFFFF"/>
+              </w:rPr>
+              <w:t xml:space="preserve">Feature</w:t>
+            </w:r>
+          </w:p>
+        </w:tc>
+        <w:tc>
+          <w:tcPr>
+            <w:tcW w:type="dxa" w:w="3200"/>
+            <w:shd w:fill="5851DB"/>
+          </w:tcPr>
+          <w:p>
+            <w:pPr>
+              <w:jc w:val="center"/>
+            </w:pPr>
+            <w:r>
+              <w:rPr>
+                <w:b/>
+                <w:bCs/>
+                <w:color w:val="FFFFFF"/>
+              </w:rPr>
+              <w:t xml:space="preserve">Scenario</w:t>
+            </w:r>
+          </w:p>
+        </w:tc>
+        <w:tc>
+          <w:tcPr>
+            <w:tcW w:type="dxa" w:w="4800"/>
+            <w:shd w:fill="5851DB"/>
+          </w:tcPr>
+          <w:p>
+            <w:pPr>
+              <w:jc w:val="center"/>
+            </w:pPr>
+            <w:r>
+              <w:rPr>
+                <w:b/>
+                <w:bCs/>
+                <w:color w:val="FFFFFF"/>
+              </w:rPr>
+              <w:t xml:space="preserve">Steps</w:t>
+            </w:r>
+          </w:p>
+        </w:tc>
+        <w:tc>
+          <w:tcPr>
+            <w:tcW w:type="dxa" w:w="3800"/>
+            <w:shd w:fill="5851DB"/>
+          </w:tcPr>
+          <w:p>
+            <w:pPr>
+              <w:jc w:val="center"/>
+            </w:pPr>
+            <w:r>
+              <w:rPr>
+                <w:b/>
+                <w:bCs/>
+                <w:color w:val="FFFFFF"/>
+              </w:rPr>
+              <w:t xml:space="preserve">Expected Result</w:t>
+            </w:r>
+          </w:p>
+        </w:tc>
+        <w:tc>
+          <w:tcPr>
+            <w:tcW w:type="dxa" w:w="900"/>
+            <w:shd w:fill="5851DB"/>
+          </w:tcPr>
+          <w:p>
+            <w:pPr>
+              <w:jc w:val="center"/>
+            </w:pPr>
+            <w:r>
+              <w:rPr>
+                <w:b/>
+                <w:bCs/>
+                <w:color w:val="FFFFFF"/>
+              </w:rPr>
+              <w:t xml:space="preserve">Priority</w:t>
+            </w:r>
+          </w:p>
+        </w:tc>
+        <w:tc>
+          <w:tcPr>
+            <w:tcW w:type="dxa" w:w="1200"/>
+            <w:shd w:fill="5851DB"/>
+          </w:tcPr>
+          <w:p>
+            <w:pPr>
+              <w:jc w:val="center"/>
+            </w:pPr>
+            <w:r>
+              <w:rPr>
+                <w:b/>
+                <w:bCs/>
+                <w:color w:val="FFFFFF"/>
+              </w:rPr>
+              <w:t xml:space="preserve">Status</w:t>
+            </w:r>
+          </w:p>
+        </w:tc>
+      </w:tr>
+      <w:tr>
+        <w:tc>
+          <w:tcPr>
+            <w:tcW w:type="dxa" w:w="1000"/>
+          </w:tcPr>
+          <w:p>
+            <w:pPr>
+              <w:jc w:val="left"/>
+            </w:pPr>
+            <w:r>
+              <w:t xml:space="preserve">TC-0096</w:t>
+            </w:r>
+          </w:p>
+        </w:tc>
+        <w:tc>
+          <w:tcPr>
+            <w:tcW w:type="dxa" w:w="1800"/>
+          </w:tcPr>
+          <w:p>
+            <w:pPr>
+              <w:jc w:val="left"/>
+            </w:pPr>
+            <w:r>
+              <w:t xml:space="preserve">Send offer</w:t>
+            </w:r>
+          </w:p>
+        </w:tc>
+        <w:tc>
+          <w:tcPr>
+            <w:tcW w:type="dxa" w:w="3200"/>
+          </w:tcPr>
+          <w:p>
+            <w:pPr>
+              <w:jc w:val="left"/>
+            </w:pPr>
+            <w:r>
+              <w:t xml:space="preserve">Brand approves with price</w:t>
+            </w:r>
+          </w:p>
+        </w:tc>
+        <w:tc>
+          <w:tcPr>
+            <w:tcW w:type="dxa" w:w="4800"/>
+          </w:tcPr>
+          <w:p>
+            <w:pPr>
+              <w:jc w:val="left"/>
+            </w:pPr>
+            <w:r>
+              <w:t xml:space="preserve">1. As brand, open a campaign with a pending application (compact card in the aside)
+2. Click the card → journey modal opens
+3. Click 'Approve with Price'; the creator's proposed rate seeds the input; adjust if desired
+4. Click Send Offer</w:t>
+            </w:r>
+          </w:p>
+        </w:tc>
+        <w:tc>
+          <w:tcPr>
+            <w:tcW w:type="dxa" w:w="3800"/>
+          </w:tcPr>
+          <w:p>
+            <w:pPr>
+              <w:jc w:val="left"/>
+            </w:pPr>
+            <w:r>
+              <w:t xml:space="preserve">Application flips to offer_sent with brand_offered_rate stored; NO money moves; influencer receives 'Offer: ₹N' notification; status history logs the offer with the amount</w:t>
+            </w:r>
+          </w:p>
+        </w:tc>
+        <w:tc>
+          <w:tcPr>
+            <w:tcW w:type="dxa" w:w="900"/>
+            <w:shd w:fill="FFE4E4"/>
+          </w:tcPr>
+          <w:p>
+            <w:pPr>
+              <w:jc w:val="center"/>
+            </w:pPr>
+            <w:r>
+              <w:rPr>
+                <w:b/>
+                <w:bCs/>
+              </w:rPr>
+              <w:t xml:space="preserve">P0</w:t>
+            </w:r>
+          </w:p>
+        </w:tc>
+        <w:tc>
+          <w:tcPr>
+            <w:tcW w:type="dxa" w:w="1200"/>
+          </w:tcPr>
+          <w:p>
+            <w:pPr>
+              <w:jc w:val="left"/>
+            </w:pPr>
+            <w:r>
+              <w:t xml:space="preserve"/>
+            </w:r>
+          </w:p>
+        </w:tc>
+      </w:tr>
+      <w:tr>
+        <w:tc>
+          <w:tcPr>
+            <w:tcW w:type="dxa" w:w="1000"/>
+          </w:tcPr>
+          <w:p>
+            <w:pPr>
+              <w:jc w:val="left"/>
+            </w:pPr>
+            <w:r>
+              <w:t xml:space="preserve">TC-0097</w:t>
+            </w:r>
+          </w:p>
+        </w:tc>
+        <w:tc>
+          <w:tcPr>
+            <w:tcW w:type="dxa" w:w="1800"/>
+          </w:tcPr>
+          <w:p>
+            <w:pPr>
+              <w:jc w:val="left"/>
+            </w:pPr>
+            <w:r>
+              <w:t xml:space="preserve">Send offer</w:t>
+            </w:r>
+          </w:p>
+        </w:tc>
+        <w:tc>
+          <w:tcPr>
+            <w:tcW w:type="dxa" w:w="3200"/>
+          </w:tcPr>
+          <w:p>
+            <w:pPr>
+              <w:jc w:val="left"/>
+            </w:pPr>
+            <w:r>
+              <w:t xml:space="preserve">Offer requires a positive amount</w:t>
+            </w:r>
+          </w:p>
+        </w:tc>
+        <w:tc>
+          <w:tcPr>
+            <w:tcW w:type="dxa" w:w="4800"/>
+          </w:tcPr>
+          <w:p>
+            <w:pPr>
+              <w:jc w:val="left"/>
+            </w:pPr>
+            <w:r>
+              <w:t xml:space="preserve">1. In the offer form, clear the amount or enter 0; click Send Offer</w:t>
+            </w:r>
+          </w:p>
+        </w:tc>
+        <w:tc>
+          <w:tcPr>
+            <w:tcW w:type="dxa" w:w="3800"/>
+          </w:tcPr>
+          <w:p>
+            <w:pPr>
+              <w:jc w:val="left"/>
+            </w:pPr>
+            <w:r>
+              <w:t xml:space="preserve">Blocked with 'Enter an offer amount first'; server also rejects non-positive amounts</w:t>
+            </w:r>
+          </w:p>
+        </w:tc>
+        <w:tc>
+          <w:tcPr>
+            <w:tcW w:type="dxa" w:w="900"/>
+            <w:shd w:fill="FFF7DC"/>
+          </w:tcPr>
+          <w:p>
+            <w:pPr>
+              <w:jc w:val="center"/>
+            </w:pPr>
+            <w:r>
+              <w:rPr>
+                <w:b/>
+                <w:bCs/>
+              </w:rPr>
+              <w:t xml:space="preserve">P1</w:t>
+            </w:r>
+          </w:p>
+        </w:tc>
+        <w:tc>
+          <w:tcPr>
+            <w:tcW w:type="dxa" w:w="1200"/>
+          </w:tcPr>
+          <w:p>
+            <w:pPr>
+              <w:jc w:val="left"/>
+            </w:pPr>
+            <w:r>
+              <w:t xml:space="preserve"/>
+            </w:r>
+          </w:p>
+        </w:tc>
+      </w:tr>
+      <w:tr>
+        <w:tc>
+          <w:tcPr>
+            <w:tcW w:type="dxa" w:w="1000"/>
+          </w:tcPr>
+          <w:p>
+            <w:pPr>
+              <w:jc w:val="left"/>
+            </w:pPr>
+            <w:r>
+              <w:t xml:space="preserve">TC-0098</w:t>
+            </w:r>
+          </w:p>
+        </w:tc>
+        <w:tc>
+          <w:tcPr>
+            <w:tcW w:type="dxa" w:w="1800"/>
+          </w:tcPr>
+          <w:p>
+            <w:pPr>
+              <w:jc w:val="left"/>
+            </w:pPr>
+            <w:r>
+              <w:t xml:space="preserve">Send offer</w:t>
+            </w:r>
+          </w:p>
+        </w:tc>
+        <w:tc>
+          <w:tcPr>
+            <w:tcW w:type="dxa" w:w="3200"/>
+          </w:tcPr>
+          <w:p>
+            <w:pPr>
+              <w:jc w:val="left"/>
+            </w:pPr>
+            <w:r>
+              <w:t xml:space="preserve">Offer only from pending</w:t>
+            </w:r>
+          </w:p>
+        </w:tc>
+        <w:tc>
+          <w:tcPr>
+            <w:tcW w:type="dxa" w:w="4800"/>
+          </w:tcPr>
+          <w:p>
+            <w:pPr>
+              <w:jc w:val="left"/>
+            </w:pPr>
+            <w:r>
+              <w:t xml:space="preserve">1. Attempt to send an offer on an application already in offer_sent (via devtools/API)</w:t>
+            </w:r>
+          </w:p>
+        </w:tc>
+        <w:tc>
+          <w:tcPr>
+            <w:tcW w:type="dxa" w:w="3800"/>
+          </w:tcPr>
+          <w:p>
+            <w:pPr>
+              <w:jc w:val="left"/>
+            </w:pPr>
+            <w:r>
+              <w:t xml:space="preserve">Server refuses: offer can only be sent on a pending application</w:t>
+            </w:r>
+          </w:p>
+        </w:tc>
+        <w:tc>
+          <w:tcPr>
+            <w:tcW w:type="dxa" w:w="900"/>
+            <w:shd w:fill="E9F5FF"/>
+          </w:tcPr>
+          <w:p>
+            <w:pPr>
+              <w:jc w:val="center"/>
+            </w:pPr>
+            <w:r>
+              <w:rPr>
+                <w:b/>
+                <w:bCs/>
+              </w:rPr>
+              <w:t xml:space="preserve">P2</w:t>
+            </w:r>
+          </w:p>
+        </w:tc>
+        <w:tc>
+          <w:tcPr>
+            <w:tcW w:type="dxa" w:w="1200"/>
+          </w:tcPr>
+          <w:p>
+            <w:pPr>
+              <w:jc w:val="left"/>
+            </w:pPr>
+            <w:r>
+              <w:t xml:space="preserve"/>
+            </w:r>
+          </w:p>
+        </w:tc>
+      </w:tr>
+      <w:tr>
+        <w:tc>
+          <w:tcPr>
+            <w:tcW w:type="dxa" w:w="1000"/>
+          </w:tcPr>
+          <w:p>
+            <w:pPr>
+              <w:jc w:val="left"/>
+            </w:pPr>
+            <w:r>
+              <w:t xml:space="preserve">TC-0099</w:t>
+            </w:r>
+          </w:p>
+        </w:tc>
+        <w:tc>
+          <w:tcPr>
+            <w:tcW w:type="dxa" w:w="1800"/>
+          </w:tcPr>
+          <w:p>
+            <w:pPr>
+              <w:jc w:val="left"/>
+            </w:pPr>
+            <w:r>
+              <w:t xml:space="preserve">Influencer response</w:t>
+            </w:r>
+          </w:p>
+        </w:tc>
+        <w:tc>
+          <w:tcPr>
+            <w:tcW w:type="dxa" w:w="3200"/>
+          </w:tcPr>
+          <w:p>
+            <w:pPr>
+              <w:jc w:val="left"/>
+            </w:pPr>
+            <w:r>
+              <w:t xml:space="preserve">Accept the offer</w:t>
+            </w:r>
+          </w:p>
+        </w:tc>
+        <w:tc>
+          <w:tcPr>
+            <w:tcW w:type="dxa" w:w="4800"/>
+          </w:tcPr>
+          <w:p>
+            <w:pPr>
+              <w:jc w:val="left"/>
+            </w:pPr>
+            <w:r>
+              <w:t xml:space="preserve">1. As the influencer, open the campaign under Applied
+2. OfferResponseCard shows the offered amount (and 'you proposed X, brand countered' when they differ)
+3. Click Accept ₹N</w:t>
+            </w:r>
+          </w:p>
+        </w:tc>
+        <w:tc>
+          <w:tcPr>
+            <w:tcW w:type="dxa" w:w="3800"/>
+          </w:tcPr>
+          <w:p>
+            <w:pPr>
+              <w:jc w:val="left"/>
+            </w:pPr>
+            <w:r>
+              <w:t xml:space="preserve">Application flips to offer_accepted; brand receives 'Offer accepted — fund escrow' notification; influencer sees 'waiting for brand to fund escrow'</w:t>
+            </w:r>
+          </w:p>
+        </w:tc>
+        <w:tc>
+          <w:tcPr>
+            <w:tcW w:type="dxa" w:w="900"/>
+            <w:shd w:fill="FFE4E4"/>
+          </w:tcPr>
+          <w:p>
+            <w:pPr>
+              <w:jc w:val="center"/>
+            </w:pPr>
+            <w:r>
+              <w:rPr>
+                <w:b/>
+                <w:bCs/>
+              </w:rPr>
+              <w:t xml:space="preserve">P0</w:t>
+            </w:r>
+          </w:p>
+        </w:tc>
+        <w:tc>
+          <w:tcPr>
+            <w:tcW w:type="dxa" w:w="1200"/>
+          </w:tcPr>
+          <w:p>
+            <w:pPr>
+              <w:jc w:val="left"/>
+            </w:pPr>
+            <w:r>
+              <w:t xml:space="preserve"/>
+            </w:r>
+          </w:p>
+        </w:tc>
+      </w:tr>
+      <w:tr>
+        <w:tc>
+          <w:tcPr>
+            <w:tcW w:type="dxa" w:w="1000"/>
+          </w:tcPr>
+          <w:p>
+            <w:pPr>
+              <w:jc w:val="left"/>
+            </w:pPr>
+            <w:r>
+              <w:t xml:space="preserve">TC-0100</w:t>
+            </w:r>
+          </w:p>
+        </w:tc>
+        <w:tc>
+          <w:tcPr>
+            <w:tcW w:type="dxa" w:w="1800"/>
+          </w:tcPr>
+          <w:p>
+            <w:pPr>
+              <w:jc w:val="left"/>
+            </w:pPr>
+            <w:r>
+              <w:t xml:space="preserve">Influencer response</w:t>
+            </w:r>
+          </w:p>
+        </w:tc>
+        <w:tc>
+          <w:tcPr>
+            <w:tcW w:type="dxa" w:w="3200"/>
+          </w:tcPr>
+          <w:p>
+            <w:pPr>
+              <w:jc w:val="left"/>
+            </w:pPr>
+            <w:r>
+              <w:t xml:space="preserve">Withdraw instead</w:t>
+            </w:r>
+          </w:p>
+        </w:tc>
+        <w:tc>
+          <w:tcPr>
+            <w:tcW w:type="dxa" w:w="4800"/>
+          </w:tcPr>
+          <w:p>
+            <w:pPr>
+              <w:jc w:val="left"/>
+            </w:pPr>
+            <w:r>
+              <w:t xml:space="preserve">1. On the OfferResponseCard click Withdraw
+2. Confirm in the inline 'Yes, Withdraw' step</w:t>
+            </w:r>
+          </w:p>
+        </w:tc>
+        <w:tc>
+          <w:tcPr>
+            <w:tcW w:type="dxa" w:w="3800"/>
+          </w:tcPr>
+          <w:p>
+            <w:pPr>
+              <w:jc w:val="left"/>
+            </w:pPr>
+            <w:r>
+              <w:t xml:space="preserve">Application flips to withdrawn; brand notified; campaign returns to the influencer's Active tab (re-apply possible); no counter-offer path exists anywhere</w:t>
+            </w:r>
+          </w:p>
+        </w:tc>
+        <w:tc>
+          <w:tcPr>
+            <w:tcW w:type="dxa" w:w="900"/>
+            <w:shd w:fill="FFE4E4"/>
+          </w:tcPr>
+          <w:p>
+            <w:pPr>
+              <w:jc w:val="center"/>
+            </w:pPr>
+            <w:r>
+              <w:rPr>
+                <w:b/>
+                <w:bCs/>
+              </w:rPr>
+              <w:t xml:space="preserve">P0</w:t>
+            </w:r>
+          </w:p>
+        </w:tc>
+        <w:tc>
+          <w:tcPr>
+            <w:tcW w:type="dxa" w:w="1200"/>
+          </w:tcPr>
+          <w:p>
+            <w:pPr>
+              <w:jc w:val="left"/>
+            </w:pPr>
+            <w:r>
+              <w:t xml:space="preserve"/>
+            </w:r>
+          </w:p>
+        </w:tc>
+      </w:tr>
+      <w:tr>
+        <w:tc>
+          <w:tcPr>
+            <w:tcW w:type="dxa" w:w="1000"/>
+          </w:tcPr>
+          <w:p>
+            <w:pPr>
+              <w:jc w:val="left"/>
+            </w:pPr>
+            <w:r>
+              <w:t xml:space="preserve">TC-0101</w:t>
+            </w:r>
+          </w:p>
+        </w:tc>
+        <w:tc>
+          <w:tcPr>
+            <w:tcW w:type="dxa" w:w="1800"/>
+          </w:tcPr>
+          <w:p>
+            <w:pPr>
+              <w:jc w:val="left"/>
+            </w:pPr>
+            <w:r>
+              <w:t xml:space="preserve">Influencer response</w:t>
+            </w:r>
+          </w:p>
+        </w:tc>
+        <w:tc>
+          <w:tcPr>
+            <w:tcW w:type="dxa" w:w="3200"/>
+          </w:tcPr>
+          <w:p>
+            <w:pPr>
+              <w:jc w:val="left"/>
+            </w:pPr>
+            <w:r>
+              <w:t xml:space="preserve">Influencer can only act on own application</w:t>
+            </w:r>
+          </w:p>
+        </w:tc>
+        <w:tc>
+          <w:tcPr>
+            <w:tcW w:type="dxa" w:w="4800"/>
+          </w:tcPr>
+          <w:p>
+            <w:pPr>
+              <w:jc w:val="left"/>
+            </w:pPr>
+            <w:r>
+              <w:t xml:space="preserve">1. POST update-application-status with influencerId of a different user (via API)</w:t>
+            </w:r>
+          </w:p>
+        </w:tc>
+        <w:tc>
+          <w:tcPr>
+            <w:tcW w:type="dxa" w:w="3800"/>
+          </w:tcPr>
+          <w:p>
+            <w:pPr>
+              <w:jc w:val="left"/>
+            </w:pPr>
+            <w:r>
+              <w:t xml:space="preserve">Server refuses: Not authorized</w:t>
             </w:r>
           </w:p>
         </w:tc>
@@ -9250,7 +11385,7 @@
               <w:jc w:val="left"/>
             </w:pPr>
             <w:r>
-              <w:t xml:space="preserve">TC-0082</w:t>
+              <w:t xml:space="preserve">TC-0102</w:t>
             </w:r>
           </w:p>
         </w:tc>
@@ -9263,7 +11398,7 @@
               <w:jc w:val="left"/>
             </w:pPr>
             <w:r>
-              <w:t xml:space="preserve">Approve + fund</w:t>
+              <w:t xml:space="preserve">Pay to escrow</w:t>
             </w:r>
           </w:p>
         </w:tc>
@@ -9276,7 +11411,7 @@
               <w:jc w:val="left"/>
             </w:pPr>
             <w:r>
-              <w:t xml:space="preserve">Approve with agreed rate — happy path</w:t>
+              <w:t xml:space="preserve">Fund after acceptance — happy path</w:t>
             </w:r>
           </w:p>
         </w:tc>
@@ -9289,11 +11424,9 @@
               <w:jc w:val="left"/>
             </w:pPr>
             <w:r>
-              <w:t xml:space="preserve">1. As brand, open campaign with pending application
-2. Set agreed rate; click Approve &amp; Pay
-3. Session check passes
-4. escrow-fund returns order_id + key_id
-5. Complete Razorpay Checkout with test card / UPI</w:t>
+              <w:t xml:space="preserve">1. As brand, open the accepted application (status chip 'Offer Accepted — Pay')
+2. Click 'Pay ₹N to Escrow' (amount is fixed — no input)
+3. Complete Razorpay Checkout with test card / UPI</w:t>
             </w:r>
           </w:p>
         </w:tc>
@@ -9306,7 +11439,7 @@
               <w:jc w:val="left"/>
             </w:pPr>
             <w:r>
-              <w:t xml:space="preserve">campaign_applications row: status='approved', escrow_status='held', escrow_amount set (paise). Signature verified server-side.</w:t>
+              <w:t xml:space="preserve">status='approved', escrow_status='held', escrow_amount = accepted offer (paise), final_agreed_rate stamped from brand_offered_rate; creator gets the escrow-funded notification + email</w:t>
             </w:r>
           </w:p>
         </w:tc>
@@ -9352,7 +11485,7 @@
               <w:jc w:val="left"/>
             </w:pPr>
             <w:r>
-              <w:t xml:space="preserve">TC-0083</w:t>
+              <w:t xml:space="preserve">TC-0103</w:t>
             </w:r>
           </w:p>
         </w:tc>
@@ -9365,7 +11498,7 @@
               <w:jc w:val="left"/>
             </w:pPr>
             <w:r>
-              <w:t xml:space="preserve">Approve + fund</w:t>
+              <w:t xml:space="preserve">Pay to escrow</w:t>
             </w:r>
           </w:p>
         </w:tc>
@@ -9378,7 +11511,7 @@
               <w:jc w:val="left"/>
             </w:pPr>
             <w:r>
-              <w:t xml:space="preserve">Session expired — fail early</w:t>
+              <w:t xml:space="preserve">Cannot fund before acceptance</w:t>
             </w:r>
           </w:p>
         </w:tc>
@@ -9391,8 +11524,7 @@
               <w:jc w:val="left"/>
             </w:pPr>
             <w:r>
-              <w:t xml:space="preserve">1. Sign out (or clear cookies) leaving the campaign detail page open
-2. Click Approve &amp; Pay</w:t>
+              <w:t xml:space="preserve">1. Attempt escrow-fund on an application in pending or offer_sent (via API)</w:t>
             </w:r>
           </w:p>
         </w:tc>
@@ -9405,7 +11537,7 @@
               <w:jc w:val="left"/>
             </w:pPr>
             <w:r>
-              <w:t xml:space="preserve">Alert 'Your session expired. Please sign in again and retry.' No 401 popup; no Razorpay Checkout opened.</w:t>
+              <w:t xml:space="preserve">409: 'the creator must accept your offer before you fund escrow'</w:t>
             </w:r>
           </w:p>
         </w:tc>
@@ -9451,7 +11583,7 @@
               <w:jc w:val="left"/>
             </w:pPr>
             <w:r>
-              <w:t xml:space="preserve">TC-0084</w:t>
+              <w:t xml:space="preserve">TC-0104</w:t>
             </w:r>
           </w:p>
         </w:tc>
@@ -9464,7 +11596,7 @@
               <w:jc w:val="left"/>
             </w:pPr>
             <w:r>
-              <w:t xml:space="preserve">Approve + fund</w:t>
+              <w:t xml:space="preserve">Pay to escrow</w:t>
             </w:r>
           </w:p>
         </w:tc>
@@ -9477,7 +11609,7 @@
               <w:jc w:val="left"/>
             </w:pPr>
             <w:r>
-              <w:t xml:space="preserve">Idempotency — double-click Approve</w:t>
+              <w:t xml:space="preserve">Amount tamper rejected</w:t>
             </w:r>
           </w:p>
         </w:tc>
@@ -9490,7 +11622,7 @@
               <w:jc w:val="left"/>
             </w:pPr>
             <w:r>
-              <w:t xml:space="preserve">1. Click Approve &amp; Pay very quickly twice</w:t>
+              <w:t xml:space="preserve">1. POST escrow-fund with an agreedRate different from the accepted offer</w:t>
             </w:r>
           </w:p>
         </w:tc>
@@ -9503,7 +11635,7 @@
               <w:jc w:val="left"/>
             </w:pPr>
             <w:r>
-              <w:t xml:space="preserve">Only ONE Razorpay Order is created; second call returns already_held with the same order_id</w:t>
+              <w:t xml:space="preserve">409: 'Amount mismatch: the accepted offer is ₹N.'</w:t>
             </w:r>
           </w:p>
         </w:tc>
@@ -9549,7 +11681,7 @@
               <w:jc w:val="left"/>
             </w:pPr>
             <w:r>
-              <w:t xml:space="preserve">TC-0085</w:t>
+              <w:t xml:space="preserve">TC-0105</w:t>
             </w:r>
           </w:p>
         </w:tc>
@@ -9562,7 +11694,7 @@
               <w:jc w:val="left"/>
             </w:pPr>
             <w:r>
-              <w:t xml:space="preserve">Approve + fund</w:t>
+              <w:t xml:space="preserve">Pay to escrow</w:t>
             </w:r>
           </w:p>
         </w:tc>
@@ -9575,7 +11707,7 @@
               <w:jc w:val="left"/>
             </w:pPr>
             <w:r>
-              <w:t xml:space="preserve">Wrong brand — 403</w:t>
+              <w:t xml:space="preserve">Session expired — fail early</w:t>
             </w:r>
           </w:p>
         </w:tc>
@@ -9588,7 +11720,7 @@
               <w:jc w:val="left"/>
             </w:pPr>
             <w:r>
-              <w:t xml:space="preserve">1. Manually POST to escrow-fund with an application belonging to another brand</w:t>
+              <w:t xml:space="preserve">1. Clear cookies leaving the campaign detail open; click Pay to Escrow</w:t>
             </w:r>
           </w:p>
         </w:tc>
@@ -9601,7 +11733,105 @@
               <w:jc w:val="left"/>
             </w:pPr>
             <w:r>
-              <w:t xml:space="preserve">Server responds 403 forbidden; no order created</w:t>
+              <w:t xml:space="preserve">Message 'Your session expired. Please sign in again and retry.' — no raw 401, no Razorpay Checkout opened</w:t>
+            </w:r>
+          </w:p>
+        </w:tc>
+        <w:tc>
+          <w:tcPr>
+            <w:tcW w:type="dxa" w:w="900"/>
+            <w:shd w:fill="FFE4E4"/>
+          </w:tcPr>
+          <w:p>
+            <w:pPr>
+              <w:jc w:val="center"/>
+            </w:pPr>
+            <w:r>
+              <w:rPr>
+                <w:b/>
+                <w:bCs/>
+              </w:rPr>
+              <w:t xml:space="preserve">P0</w:t>
+            </w:r>
+          </w:p>
+        </w:tc>
+        <w:tc>
+          <w:tcPr>
+            <w:tcW w:type="dxa" w:w="1200"/>
+          </w:tcPr>
+          <w:p>
+            <w:pPr>
+              <w:jc w:val="left"/>
+            </w:pPr>
+            <w:r>
+              <w:t xml:space="preserve"/>
+            </w:r>
+          </w:p>
+        </w:tc>
+      </w:tr>
+      <w:tr>
+        <w:tc>
+          <w:tcPr>
+            <w:tcW w:type="dxa" w:w="1000"/>
+          </w:tcPr>
+          <w:p>
+            <w:pPr>
+              <w:jc w:val="left"/>
+            </w:pPr>
+            <w:r>
+              <w:t xml:space="preserve">TC-0106</w:t>
+            </w:r>
+          </w:p>
+        </w:tc>
+        <w:tc>
+          <w:tcPr>
+            <w:tcW w:type="dxa" w:w="1800"/>
+          </w:tcPr>
+          <w:p>
+            <w:pPr>
+              <w:jc w:val="left"/>
+            </w:pPr>
+            <w:r>
+              <w:t xml:space="preserve">Pay to escrow</w:t>
+            </w:r>
+          </w:p>
+        </w:tc>
+        <w:tc>
+          <w:tcPr>
+            <w:tcW w:type="dxa" w:w="3200"/>
+          </w:tcPr>
+          <w:p>
+            <w:pPr>
+              <w:jc w:val="left"/>
+            </w:pPr>
+            <w:r>
+              <w:t xml:space="preserve">Idempotency — double-click</w:t>
+            </w:r>
+          </w:p>
+        </w:tc>
+        <w:tc>
+          <w:tcPr>
+            <w:tcW w:type="dxa" w:w="4800"/>
+          </w:tcPr>
+          <w:p>
+            <w:pPr>
+              <w:jc w:val="left"/>
+            </w:pPr>
+            <w:r>
+              <w:t xml:space="preserve">1. Click Pay to Escrow twice quickly</w:t>
+            </w:r>
+          </w:p>
+        </w:tc>
+        <w:tc>
+          <w:tcPr>
+            <w:tcW w:type="dxa" w:w="3800"/>
+          </w:tcPr>
+          <w:p>
+            <w:pPr>
+              <w:jc w:val="left"/>
+            </w:pPr>
+            <w:r>
+              <w:t xml:space="preserve">Only ONE Razorpay Order created; second call returns already_held with the same order_id</w:t>
             </w:r>
           </w:p>
         </w:tc>
@@ -9647,7 +11877,7 @@
               <w:jc w:val="left"/>
             </w:pPr>
             <w:r>
-              <w:t xml:space="preserve">TC-0086</w:t>
+              <w:t xml:space="preserve">TC-0109</w:t>
             </w:r>
           </w:p>
         </w:tc>
@@ -9673,7 +11903,7 @@
               <w:jc w:val="left"/>
             </w:pPr>
             <w:r>
-              <w:t xml:space="preserve">Submit reel URL</w:t>
+              <w:t xml:space="preserve">Submit deliverables</w:t>
             </w:r>
           </w:p>
         </w:tc>
@@ -9686,7 +11916,7 @@
               <w:jc w:val="left"/>
             </w:pPr>
             <w:r>
-              <w:t xml:space="preserve">1. As influencer with approved application, submit reel URL</w:t>
+              <w:t xml:space="preserve">1. As influencer with an approved (escrow-funded) application, submit draft links</w:t>
             </w:r>
           </w:p>
         </w:tc>
@@ -9699,7 +11929,7 @@
               <w:jc w:val="left"/>
             </w:pPr>
             <w:r>
-              <w:t xml:space="preserve">status='submitted'; brand sees the URL in the application detail</w:t>
+              <w:t xml:space="preserve">status='submitted'; brand sees the links in the journey modal</w:t>
             </w:r>
           </w:p>
         </w:tc>
@@ -9745,7 +11975,7 @@
               <w:jc w:val="left"/>
             </w:pPr>
             <w:r>
-              <w:t xml:space="preserve">TC-0087</w:t>
+              <w:t xml:space="preserve">TC-0110</w:t>
             </w:r>
           </w:p>
         </w:tc>
@@ -9784,7 +12014,7 @@
               <w:jc w:val="left"/>
             </w:pPr>
             <w:r>
-              <w:t xml:space="preserve">1. Brand clicks Request Revision, enters reason</w:t>
+              <w:t xml:space="preserve">1. In the journey modal, pick deliverables + note; Send for Revision</w:t>
             </w:r>
           </w:p>
         </w:tc>
@@ -9797,7 +12027,7 @@
               <w:jc w:val="left"/>
             </w:pPr>
             <w:r>
-              <w:t xml:space="preserve">status='revision_needed'; rejection_reason stored; influencer notified</w:t>
+              <w:t xml:space="preserve">status='revision_needed'; reason + selected deliverables stored; influencer notified and sees the revision banner</w:t>
             </w:r>
           </w:p>
         </w:tc>
@@ -9843,7 +12073,7 @@
               <w:jc w:val="left"/>
             </w:pPr>
             <w:r>
-              <w:t xml:space="preserve">TC-0088</w:t>
+              <w:t xml:space="preserve">TC-0111</w:t>
             </w:r>
           </w:p>
         </w:tc>
@@ -9869,7 +12099,7 @@
               <w:jc w:val="left"/>
             </w:pPr>
             <w:r>
-              <w:t xml:space="preserve">Influencer marks live</w:t>
+              <w:t xml:space="preserve">Influencer posts live</w:t>
             </w:r>
           </w:p>
         </w:tc>
@@ -9882,7 +12112,7 @@
               <w:jc w:val="left"/>
             </w:pPr>
             <w:r>
-              <w:t xml:space="preserve">1. After brand acceptance, influencer marks content live with URL</w:t>
+              <w:t xml:space="preserve">1. After drafts accepted, influencer submits live links</w:t>
             </w:r>
           </w:p>
         </w:tc>
@@ -9895,7 +12125,7 @@
               <w:jc w:val="left"/>
             </w:pPr>
             <w:r>
-              <w:t xml:space="preserve">status='live_submitted'; metrics scraping begins</w:t>
+              <w:t xml:space="preserve">status='live_submitted'; metrics scraping kicks off</w:t>
             </w:r>
           </w:p>
         </w:tc>
@@ -9941,7 +12171,7 @@
               <w:jc w:val="left"/>
             </w:pPr>
             <w:r>
-              <w:t xml:space="preserve">TC-0089</w:t>
+              <w:t xml:space="preserve">TC-0112</w:t>
             </w:r>
           </w:p>
         </w:tc>
@@ -9967,7 +12197,7 @@
               <w:jc w:val="left"/>
             </w:pPr>
             <w:r>
-              <w:t xml:space="preserve">Accept &amp; Release Payment — happy path</w:t>
+              <w:t xml:space="preserve">Accept &amp; Release Payment</w:t>
             </w:r>
           </w:p>
         </w:tc>
@@ -9980,8 +12210,8 @@
               <w:jc w:val="left"/>
             </w:pPr>
             <w:r>
-              <w:t xml:space="preserve">1. Brand clicks Accept &amp; Release Payment (rate modal appears)
-2. Optionally rate influencer; confirm</w:t>
+              <w:t xml:space="preserve">1. Brand clicks Approve &amp; Release Payment (rating modal appears)
+2. Optionally rate; confirm</w:t>
             </w:r>
           </w:p>
         </w:tc>
@@ -9994,7 +12224,7 @@
               <w:jc w:val="left"/>
             </w:pPr>
             <w:r>
-              <w:t xml:space="preserve">escrow-release called with valid session; escrow_status='released'; influencer notified; entry added to payouts queue at /dashboard/payouts</w:t>
+              <w:t xml:space="preserve">escrow-release runs with valid session; escrow_status released path; influencer notified; row appears in /dashboard/payouts queue</w:t>
             </w:r>
           </w:p>
         </w:tc>
@@ -10040,7 +12270,7 @@
               <w:jc w:val="left"/>
             </w:pPr>
             <w:r>
-              <w:t xml:space="preserve">TC-0090</w:t>
+              <w:t xml:space="preserve">TC-0113</w:t>
             </w:r>
           </w:p>
         </w:tc>
@@ -10053,7 +12283,7 @@
               <w:jc w:val="left"/>
             </w:pPr>
             <w:r>
-              <w:t xml:space="preserve">Release</w:t>
+              <w:t xml:space="preserve">Payouts (admin)</w:t>
             </w:r>
           </w:p>
         </w:tc>
@@ -10066,7 +12296,7 @@
               <w:jc w:val="left"/>
             </w:pPr>
             <w:r>
-              <w:t xml:space="preserve">Session expired — fail early</w:t>
+              <w:t xml:space="preserve">Mark payout as paid</w:t>
             </w:r>
           </w:p>
         </w:tc>
@@ -10079,7 +12309,8 @@
               <w:jc w:val="left"/>
             </w:pPr>
             <w:r>
-              <w:t xml:space="preserve">1. Same session-expiry scenario as Approve</w:t>
+              <w:t xml:space="preserve">1. Admin visits /dashboard/payouts
+2. Marks a queued row as Paid with reference number</w:t>
             </w:r>
           </w:p>
         </w:tc>
@@ -10092,7 +12323,274 @@
               <w:jc w:val="left"/>
             </w:pPr>
             <w:r>
-              <w:t xml:space="preserve">Alert shown; no release triggered</w:t>
+              <w:t xml:space="preserve">Row updated; influencer notified with reference id</w:t>
+            </w:r>
+          </w:p>
+        </w:tc>
+        <w:tc>
+          <w:tcPr>
+            <w:tcW w:type="dxa" w:w="900"/>
+            <w:shd w:fill="FFF7DC"/>
+          </w:tcPr>
+          <w:p>
+            <w:pPr>
+              <w:jc w:val="center"/>
+            </w:pPr>
+            <w:r>
+              <w:rPr>
+                <w:b/>
+                <w:bCs/>
+              </w:rPr>
+              <w:t xml:space="preserve">P1</w:t>
+            </w:r>
+          </w:p>
+        </w:tc>
+        <w:tc>
+          <w:tcPr>
+            <w:tcW w:type="dxa" w:w="1200"/>
+          </w:tcPr>
+          <w:p>
+            <w:pPr>
+              <w:jc w:val="left"/>
+            </w:pPr>
+            <w:r>
+              <w:t xml:space="preserve"/>
+            </w:r>
+          </w:p>
+        </w:tc>
+      </w:tr>
+    </w:tbl>
+    <w:p>
+      <w:pPr>
+        <w:pStyle w:val="Heading1"/>
+        <w:spacing w:after="120" w:before="300"/>
+      </w:pPr>
+      <w:r>
+        <w:t xml:space="preserve">Journey</w:t>
+      </w:r>
+    </w:p>
+    <w:tbl>
+      <w:tblPr>
+        <w:tblW w:type="dxa" w:w="16700"/>
+        <w:tblBorders>
+          <w:top w:val="single" w:color="auto" w:sz="4"/>
+          <w:left w:val="single" w:color="auto" w:sz="4"/>
+          <w:bottom w:val="single" w:color="auto" w:sz="4"/>
+          <w:right w:val="single" w:color="auto" w:sz="4"/>
+          <w:insideH w:val="single" w:color="auto" w:sz="4"/>
+          <w:insideV w:val="single" w:color="auto" w:sz="4"/>
+        </w:tblBorders>
+      </w:tblPr>
+      <w:tblGrid>
+        <w:gridCol w:w="100"/>
+        <w:gridCol w:w="100"/>
+        <w:gridCol w:w="100"/>
+        <w:gridCol w:w="100"/>
+        <w:gridCol w:w="100"/>
+        <w:gridCol w:w="100"/>
+        <w:gridCol w:w="100"/>
+      </w:tblGrid>
+      <w:tr>
+        <w:trPr>
+          <w:tblHeader/>
+        </w:trPr>
+        <w:tc>
+          <w:tcPr>
+            <w:tcW w:type="dxa" w:w="1000"/>
+            <w:shd w:fill="5851DB"/>
+          </w:tcPr>
+          <w:p>
+            <w:pPr>
+              <w:jc w:val="center"/>
+            </w:pPr>
+            <w:r>
+              <w:rPr>
+                <w:b/>
+                <w:bCs/>
+                <w:color w:val="FFFFFF"/>
+              </w:rPr>
+              <w:t xml:space="preserve">ID</w:t>
+            </w:r>
+          </w:p>
+        </w:tc>
+        <w:tc>
+          <w:tcPr>
+            <w:tcW w:type="dxa" w:w="1800"/>
+            <w:shd w:fill="5851DB"/>
+          </w:tcPr>
+          <w:p>
+            <w:pPr>
+              <w:jc w:val="center"/>
+            </w:pPr>
+            <w:r>
+              <w:rPr>
+                <w:b/>
+                <w:bCs/>
+                <w:color w:val="FFFFFF"/>
+              </w:rPr>
+              <w:t xml:space="preserve">Feature</w:t>
+            </w:r>
+          </w:p>
+        </w:tc>
+        <w:tc>
+          <w:tcPr>
+            <w:tcW w:type="dxa" w:w="3200"/>
+            <w:shd w:fill="5851DB"/>
+          </w:tcPr>
+          <w:p>
+            <w:pPr>
+              <w:jc w:val="center"/>
+            </w:pPr>
+            <w:r>
+              <w:rPr>
+                <w:b/>
+                <w:bCs/>
+                <w:color w:val="FFFFFF"/>
+              </w:rPr>
+              <w:t xml:space="preserve">Scenario</w:t>
+            </w:r>
+          </w:p>
+        </w:tc>
+        <w:tc>
+          <w:tcPr>
+            <w:tcW w:type="dxa" w:w="4800"/>
+            <w:shd w:fill="5851DB"/>
+          </w:tcPr>
+          <w:p>
+            <w:pPr>
+              <w:jc w:val="center"/>
+            </w:pPr>
+            <w:r>
+              <w:rPr>
+                <w:b/>
+                <w:bCs/>
+                <w:color w:val="FFFFFF"/>
+              </w:rPr>
+              <w:t xml:space="preserve">Steps</w:t>
+            </w:r>
+          </w:p>
+        </w:tc>
+        <w:tc>
+          <w:tcPr>
+            <w:tcW w:type="dxa" w:w="3800"/>
+            <w:shd w:fill="5851DB"/>
+          </w:tcPr>
+          <w:p>
+            <w:pPr>
+              <w:jc w:val="center"/>
+            </w:pPr>
+            <w:r>
+              <w:rPr>
+                <w:b/>
+                <w:bCs/>
+                <w:color w:val="FFFFFF"/>
+              </w:rPr>
+              <w:t xml:space="preserve">Expected Result</w:t>
+            </w:r>
+          </w:p>
+        </w:tc>
+        <w:tc>
+          <w:tcPr>
+            <w:tcW w:type="dxa" w:w="900"/>
+            <w:shd w:fill="5851DB"/>
+          </w:tcPr>
+          <w:p>
+            <w:pPr>
+              <w:jc w:val="center"/>
+            </w:pPr>
+            <w:r>
+              <w:rPr>
+                <w:b/>
+                <w:bCs/>
+                <w:color w:val="FFFFFF"/>
+              </w:rPr>
+              <w:t xml:space="preserve">Priority</w:t>
+            </w:r>
+          </w:p>
+        </w:tc>
+        <w:tc>
+          <w:tcPr>
+            <w:tcW w:type="dxa" w:w="1200"/>
+            <w:shd w:fill="5851DB"/>
+          </w:tcPr>
+          <w:p>
+            <w:pPr>
+              <w:jc w:val="center"/>
+            </w:pPr>
+            <w:r>
+              <w:rPr>
+                <w:b/>
+                <w:bCs/>
+                <w:color w:val="FFFFFF"/>
+              </w:rPr>
+              <w:t xml:space="preserve">Status</w:t>
+            </w:r>
+          </w:p>
+        </w:tc>
+      </w:tr>
+      <w:tr>
+        <w:tc>
+          <w:tcPr>
+            <w:tcW w:type="dxa" w:w="1000"/>
+          </w:tcPr>
+          <w:p>
+            <w:pPr>
+              <w:jc w:val="left"/>
+            </w:pPr>
+            <w:r>
+              <w:t xml:space="preserve">TC-0107</w:t>
+            </w:r>
+          </w:p>
+        </w:tc>
+        <w:tc>
+          <w:tcPr>
+            <w:tcW w:type="dxa" w:w="1800"/>
+          </w:tcPr>
+          <w:p>
+            <w:pPr>
+              <w:jc w:val="left"/>
+            </w:pPr>
+            <w:r>
+              <w:t xml:space="preserve">Compact cards + modal</w:t>
+            </w:r>
+          </w:p>
+        </w:tc>
+        <w:tc>
+          <w:tcPr>
+            <w:tcW w:type="dxa" w:w="3200"/>
+          </w:tcPr>
+          <w:p>
+            <w:pPr>
+              <w:jc w:val="left"/>
+            </w:pPr>
+            <w:r>
+              <w:t xml:space="preserve">Aside shows compact cards</w:t>
+            </w:r>
+          </w:p>
+        </w:tc>
+        <w:tc>
+          <w:tcPr>
+            <w:tcW w:type="dxa" w:w="4800"/>
+          </w:tcPr>
+          <w:p>
+            <w:pPr>
+              <w:jc w:val="left"/>
+            </w:pPr>
+            <w:r>
+              <w:t xml:space="preserve">1. Open a brand campaign with several applications</w:t>
+            </w:r>
+          </w:p>
+        </w:tc>
+        <w:tc>
+          <w:tcPr>
+            <w:tcW w:type="dxa" w:w="3800"/>
+          </w:tcPr>
+          <w:p>
+            <w:pPr>
+              <w:jc w:val="left"/>
+            </w:pPr>
+            <w:r>
+              <w:t xml:space="preserve">Right side lists compact cards only (DP + name + status pill); clicking one opens the journey modal</w:t>
             </w:r>
           </w:p>
         </w:tc>
@@ -10138,7 +12636,7 @@
               <w:jc w:val="left"/>
             </w:pPr>
             <w:r>
-              <w:t xml:space="preserve">TC-0091</w:t>
+              <w:t xml:space="preserve">TC-0108</w:t>
             </w:r>
           </w:p>
         </w:tc>
@@ -10151,7 +12649,7 @@
               <w:jc w:val="left"/>
             </w:pPr>
             <w:r>
-              <w:t xml:space="preserve">Payouts (admin)</w:t>
+              <w:t xml:space="preserve">Timeline</w:t>
             </w:r>
           </w:p>
         </w:tc>
@@ -10164,7 +12662,7 @@
               <w:jc w:val="left"/>
             </w:pPr>
             <w:r>
-              <w:t xml:space="preserve">Mark payout as paid</w:t>
+              <w:t xml:space="preserve">Full history in the modal</w:t>
             </w:r>
           </w:p>
         </w:tc>
@@ -10177,8 +12675,7 @@
               <w:jc w:val="left"/>
             </w:pPr>
             <w:r>
-              <w:t xml:space="preserve">1. Admin visits /dashboard/payouts
-2. Marks a queued row as Paid with reference number</w:t>
+              <w:t xml:space="preserve">1. Open the journey modal for an application that went applied → offer → accepted → funded → submitted → revision → resubmitted</w:t>
             </w:r>
           </w:p>
         </w:tc>
@@ -10191,25 +12688,25 @@
               <w:jc w:val="left"/>
             </w:pPr>
             <w:r>
-              <w:t xml:space="preserve">Row updated; influencer notified with reference id</w:t>
+              <w:t xml:space="preserve">Timeline lists every transition in order with timestamp, actor role (brand/influencer), and reasons (offer amount, revision note); current stage highlighted; the full review panel with stage actions renders below</w:t>
             </w:r>
           </w:p>
         </w:tc>
         <w:tc>
           <w:tcPr>
             <w:tcW w:type="dxa" w:w="900"/>
-            <w:shd w:fill="FFF7DC"/>
-          </w:tcPr>
-          <w:p>
-            <w:pPr>
-              <w:jc w:val="center"/>
-            </w:pPr>
-            <w:r>
-              <w:rPr>
-                <w:b/>
-                <w:bCs/>
-              </w:rPr>
-              <w:t xml:space="preserve">P1</w:t>
+            <w:shd w:fill="FFE4E4"/>
+          </w:tcPr>
+          <w:p>
+            <w:pPr>
+              <w:jc w:val="center"/>
+            </w:pPr>
+            <w:r>
+              <w:rPr>
+                <w:b/>
+                <w:bCs/>
+              </w:rPr>
+              <w:t xml:space="preserve">P0</w:t>
             </w:r>
           </w:p>
         </w:tc>
@@ -10406,7 +12903,7 @@
               <w:jc w:val="left"/>
             </w:pPr>
             <w:r>
-              <w:t xml:space="preserve">TC-0092</w:t>
+              <w:t xml:space="preserve">TC-0114</w:t>
             </w:r>
           </w:p>
         </w:tc>
@@ -10504,7 +13001,7 @@
               <w:jc w:val="left"/>
             </w:pPr>
             <w:r>
-              <w:t xml:space="preserve">TC-0093</w:t>
+              <w:t xml:space="preserve">TC-0115</w:t>
             </w:r>
           </w:p>
         </w:tc>
@@ -10602,7 +13099,7 @@
               <w:jc w:val="left"/>
             </w:pPr>
             <w:r>
-              <w:t xml:space="preserve">TC-0094</w:t>
+              <w:t xml:space="preserve">TC-0116</w:t>
             </w:r>
           </w:p>
         </w:tc>
@@ -10700,7 +13197,7 @@
               <w:jc w:val="left"/>
             </w:pPr>
             <w:r>
-              <w:t xml:space="preserve">TC-0095</w:t>
+              <w:t xml:space="preserve">TC-0117</w:t>
             </w:r>
           </w:p>
         </w:tc>
@@ -10798,7 +13295,7 @@
               <w:jc w:val="left"/>
             </w:pPr>
             <w:r>
-              <w:t xml:space="preserve">TC-0096</w:t>
+              <w:t xml:space="preserve">TC-0118</w:t>
             </w:r>
           </w:p>
         </w:tc>
@@ -10896,7 +13393,7 @@
               <w:jc w:val="left"/>
             </w:pPr>
             <w:r>
-              <w:t xml:space="preserve">TC-0097</w:t>
+              <w:t xml:space="preserve">TC-0119</w:t>
             </w:r>
           </w:p>
         </w:tc>
@@ -10994,7 +13491,7 @@
               <w:jc w:val="left"/>
             </w:pPr>
             <w:r>
-              <w:t xml:space="preserve">TC-0098</w:t>
+              <w:t xml:space="preserve">TC-0120</w:t>
             </w:r>
           </w:p>
         </w:tc>
@@ -11092,7 +13589,7 @@
               <w:jc w:val="left"/>
             </w:pPr>
             <w:r>
-              <w:t xml:space="preserve">TC-0099</w:t>
+              <w:t xml:space="preserve">TC-0121</w:t>
             </w:r>
           </w:p>
         </w:tc>
@@ -11190,7 +13687,7 @@
               <w:jc w:val="left"/>
             </w:pPr>
             <w:r>
-              <w:t xml:space="preserve">TC-0100</w:t>
+              <w:t xml:space="preserve">TC-0122</w:t>
             </w:r>
           </w:p>
         </w:tc>
@@ -11288,7 +13785,7 @@
               <w:jc w:val="left"/>
             </w:pPr>
             <w:r>
-              <w:t xml:space="preserve">TC-0101</w:t>
+              <w:t xml:space="preserve">TC-0123</w:t>
             </w:r>
           </w:p>
         </w:tc>
@@ -11386,7 +13883,7 @@
               <w:jc w:val="left"/>
             </w:pPr>
             <w:r>
-              <w:t xml:space="preserve">TC-0102</w:t>
+              <w:t xml:space="preserve">TC-0124</w:t>
             </w:r>
           </w:p>
         </w:tc>
@@ -11654,7 +14151,7 @@
               <w:jc w:val="left"/>
             </w:pPr>
             <w:r>
-              <w:t xml:space="preserve">TC-0103</w:t>
+              <w:t xml:space="preserve">TC-0125</w:t>
             </w:r>
           </w:p>
         </w:tc>
@@ -11753,7 +14250,7 @@
               <w:jc w:val="left"/>
             </w:pPr>
             <w:r>
-              <w:t xml:space="preserve">TC-0104</w:t>
+              <w:t xml:space="preserve">TC-0126</w:t>
             </w:r>
           </w:p>
         </w:tc>
@@ -11852,7 +14349,7 @@
               <w:jc w:val="left"/>
             </w:pPr>
             <w:r>
-              <w:t xml:space="preserve">TC-0105</w:t>
+              <w:t xml:space="preserve">TC-0127</w:t>
             </w:r>
           </w:p>
         </w:tc>
@@ -11950,7 +14447,7 @@
               <w:jc w:val="left"/>
             </w:pPr>
             <w:r>
-              <w:t xml:space="preserve">TC-0106</w:t>
+              <w:t xml:space="preserve">TC-0128</w:t>
             </w:r>
           </w:p>
         </w:tc>
@@ -12217,7 +14714,7 @@
               <w:jc w:val="left"/>
             </w:pPr>
             <w:r>
-              <w:t xml:space="preserve">TC-0107</w:t>
+              <w:t xml:space="preserve">TC-0129</w:t>
             </w:r>
           </w:p>
         </w:tc>
@@ -12315,7 +14812,7 @@
               <w:jc w:val="left"/>
             </w:pPr>
             <w:r>
-              <w:t xml:space="preserve">TC-0108</w:t>
+              <w:t xml:space="preserve">TC-0130</w:t>
             </w:r>
           </w:p>
         </w:tc>
@@ -12414,7 +14911,7 @@
               <w:jc w:val="left"/>
             </w:pPr>
             <w:r>
-              <w:t xml:space="preserve">TC-0109</w:t>
+              <w:t xml:space="preserve">TC-0131</w:t>
             </w:r>
           </w:p>
         </w:tc>
@@ -12512,7 +15009,7 @@
               <w:jc w:val="left"/>
             </w:pPr>
             <w:r>
-              <w:t xml:space="preserve">TC-0110</w:t>
+              <w:t xml:space="preserve">TC-0132</w:t>
             </w:r>
           </w:p>
         </w:tc>
@@ -12779,7 +15276,7 @@
               <w:jc w:val="left"/>
             </w:pPr>
             <w:r>
-              <w:t xml:space="preserve">TC-0111</w:t>
+              <w:t xml:space="preserve">TC-0133</w:t>
             </w:r>
           </w:p>
         </w:tc>
@@ -12878,7 +15375,7 @@
               <w:jc w:val="left"/>
             </w:pPr>
             <w:r>
-              <w:t xml:space="preserve">TC-0112</w:t>
+              <w:t xml:space="preserve">TC-0134</w:t>
             </w:r>
           </w:p>
         </w:tc>
@@ -12976,7 +15473,7 @@
               <w:jc w:val="left"/>
             </w:pPr>
             <w:r>
-              <w:t xml:space="preserve">TC-0113</w:t>
+              <w:t xml:space="preserve">TC-0135</w:t>
             </w:r>
           </w:p>
         </w:tc>
@@ -13074,7 +15571,7 @@
               <w:jc w:val="left"/>
             </w:pPr>
             <w:r>
-              <w:t xml:space="preserve">TC-0114</w:t>
+              <w:t xml:space="preserve">TC-0136</w:t>
             </w:r>
           </w:p>
         </w:tc>
@@ -13172,7 +15669,7 @@
               <w:jc w:val="left"/>
             </w:pPr>
             <w:r>
-              <w:t xml:space="preserve">TC-0115</w:t>
+              <w:t xml:space="preserve">TC-0137</w:t>
             </w:r>
           </w:p>
         </w:tc>
@@ -13439,7 +15936,7 @@
               <w:jc w:val="left"/>
             </w:pPr>
             <w:r>
-              <w:t xml:space="preserve">TC-0116</w:t>
+              <w:t xml:space="preserve">TC-0138</w:t>
             </w:r>
           </w:p>
         </w:tc>
@@ -13537,7 +16034,7 @@
               <w:jc w:val="left"/>
             </w:pPr>
             <w:r>
-              <w:t xml:space="preserve">TC-0117</w:t>
+              <w:t xml:space="preserve">TC-0139</w:t>
             </w:r>
           </w:p>
         </w:tc>
@@ -13636,7 +16133,7 @@
               <w:jc w:val="left"/>
             </w:pPr>
             <w:r>
-              <w:t xml:space="preserve">TC-0118</w:t>
+              <w:t xml:space="preserve">TC-0140</w:t>
             </w:r>
           </w:p>
         </w:tc>
@@ -13734,7 +16231,7 @@
               <w:jc w:val="left"/>
             </w:pPr>
             <w:r>
-              <w:t xml:space="preserve">TC-0119</w:t>
+              <w:t xml:space="preserve">TC-0141</w:t>
             </w:r>
           </w:p>
         </w:tc>
@@ -13832,7 +16329,7 @@
               <w:jc w:val="left"/>
             </w:pPr>
             <w:r>
-              <w:t xml:space="preserve">TC-0120</w:t>
+              <w:t xml:space="preserve">TC-0142</w:t>
             </w:r>
           </w:p>
         </w:tc>
@@ -13930,7 +16427,7 @@
               <w:jc w:val="left"/>
             </w:pPr>
             <w:r>
-              <w:t xml:space="preserve">TC-0121</w:t>
+              <w:t xml:space="preserve">TC-0143</w:t>
             </w:r>
           </w:p>
         </w:tc>
@@ -14028,7 +16525,7 @@
               <w:jc w:val="left"/>
             </w:pPr>
             <w:r>
-              <w:t xml:space="preserve">TC-0122</w:t>
+              <w:t xml:space="preserve">TC-0144</w:t>
             </w:r>
           </w:p>
         </w:tc>
@@ -14126,7 +16623,7 @@
               <w:jc w:val="left"/>
             </w:pPr>
             <w:r>
-              <w:t xml:space="preserve">TC-0123</w:t>
+              <w:t xml:space="preserve">TC-0145</w:t>
             </w:r>
           </w:p>
         </w:tc>
@@ -14224,7 +16721,7 @@
               <w:jc w:val="left"/>
             </w:pPr>
             <w:r>
-              <w:t xml:space="preserve">TC-0124</w:t>
+              <w:t xml:space="preserve">TC-0146</w:t>
             </w:r>
           </w:p>
         </w:tc>
@@ -14322,7 +16819,7 @@
               <w:jc w:val="left"/>
             </w:pPr>
             <w:r>
-              <w:t xml:space="preserve">TC-0125</w:t>
+              <w:t xml:space="preserve">TC-0147</w:t>
             </w:r>
           </w:p>
         </w:tc>
@@ -14589,7 +17086,7 @@
               <w:jc w:val="left"/>
             </w:pPr>
             <w:r>
-              <w:t xml:space="preserve">TC-0126</w:t>
+              <w:t xml:space="preserve">TC-0148</w:t>
             </w:r>
           </w:p>
         </w:tc>
@@ -14687,7 +17184,7 @@
               <w:jc w:val="left"/>
             </w:pPr>
             <w:r>
-              <w:t xml:space="preserve">TC-0127</w:t>
+              <w:t xml:space="preserve">TC-0149</w:t>
             </w:r>
           </w:p>
         </w:tc>
@@ -14785,7 +17282,7 @@
               <w:jc w:val="left"/>
             </w:pPr>
             <w:r>
-              <w:t xml:space="preserve">TC-0128</w:t>
+              <w:t xml:space="preserve">TC-0150</w:t>
             </w:r>
           </w:p>
         </w:tc>
@@ -14883,7 +17380,7 @@
               <w:jc w:val="left"/>
             </w:pPr>
             <w:r>
-              <w:t xml:space="preserve">TC-0129</w:t>
+              <w:t xml:space="preserve">TC-0151</w:t>
             </w:r>
           </w:p>
         </w:tc>
@@ -14981,7 +17478,7 @@
               <w:jc w:val="left"/>
             </w:pPr>
             <w:r>
-              <w:t xml:space="preserve">TC-0130</w:t>
+              <w:t xml:space="preserve">TC-0152</w:t>
             </w:r>
           </w:p>
         </w:tc>
@@ -15079,7 +17576,7 @@
               <w:jc w:val="left"/>
             </w:pPr>
             <w:r>
-              <w:t xml:space="preserve">TC-0131</w:t>
+              <w:t xml:space="preserve">TC-0153</w:t>
             </w:r>
           </w:p>
         </w:tc>
@@ -15132,6 +17629,837 @@
             </w:pPr>
             <w:r>
               <w:t xml:space="preserve">Top referrers section renders with profile photos + RC values; 'You: #N' chip if applicable</w:t>
+            </w:r>
+          </w:p>
+        </w:tc>
+        <w:tc>
+          <w:tcPr>
+            <w:tcW w:type="dxa" w:w="900"/>
+            <w:shd w:fill="E9F5FF"/>
+          </w:tcPr>
+          <w:p>
+            <w:pPr>
+              <w:jc w:val="center"/>
+            </w:pPr>
+            <w:r>
+              <w:rPr>
+                <w:b/>
+                <w:bCs/>
+              </w:rPr>
+              <w:t xml:space="preserve">P2</w:t>
+            </w:r>
+          </w:p>
+        </w:tc>
+        <w:tc>
+          <w:tcPr>
+            <w:tcW w:type="dxa" w:w="1200"/>
+          </w:tcPr>
+          <w:p>
+            <w:pPr>
+              <w:jc w:val="left"/>
+            </w:pPr>
+            <w:r>
+              <w:t xml:space="preserve"/>
+            </w:r>
+          </w:p>
+        </w:tc>
+      </w:tr>
+    </w:tbl>
+    <w:p>
+      <w:pPr>
+        <w:pStyle w:val="Heading1"/>
+        <w:spacing w:after="120" w:before="300"/>
+      </w:pPr>
+      <w:r>
+        <w:t xml:space="preserve">Locations</w:t>
+      </w:r>
+    </w:p>
+    <w:tbl>
+      <w:tblPr>
+        <w:tblW w:type="dxa" w:w="16700"/>
+        <w:tblBorders>
+          <w:top w:val="single" w:color="auto" w:sz="4"/>
+          <w:left w:val="single" w:color="auto" w:sz="4"/>
+          <w:bottom w:val="single" w:color="auto" w:sz="4"/>
+          <w:right w:val="single" w:color="auto" w:sz="4"/>
+          <w:insideH w:val="single" w:color="auto" w:sz="4"/>
+          <w:insideV w:val="single" w:color="auto" w:sz="4"/>
+        </w:tblBorders>
+      </w:tblPr>
+      <w:tblGrid>
+        <w:gridCol w:w="100"/>
+        <w:gridCol w:w="100"/>
+        <w:gridCol w:w="100"/>
+        <w:gridCol w:w="100"/>
+        <w:gridCol w:w="100"/>
+        <w:gridCol w:w="100"/>
+        <w:gridCol w:w="100"/>
+      </w:tblGrid>
+      <w:tr>
+        <w:trPr>
+          <w:tblHeader/>
+        </w:trPr>
+        <w:tc>
+          <w:tcPr>
+            <w:tcW w:type="dxa" w:w="1000"/>
+            <w:shd w:fill="5851DB"/>
+          </w:tcPr>
+          <w:p>
+            <w:pPr>
+              <w:jc w:val="center"/>
+            </w:pPr>
+            <w:r>
+              <w:rPr>
+                <w:b/>
+                <w:bCs/>
+                <w:color w:val="FFFFFF"/>
+              </w:rPr>
+              <w:t xml:space="preserve">ID</w:t>
+            </w:r>
+          </w:p>
+        </w:tc>
+        <w:tc>
+          <w:tcPr>
+            <w:tcW w:type="dxa" w:w="1800"/>
+            <w:shd w:fill="5851DB"/>
+          </w:tcPr>
+          <w:p>
+            <w:pPr>
+              <w:jc w:val="center"/>
+            </w:pPr>
+            <w:r>
+              <w:rPr>
+                <w:b/>
+                <w:bCs/>
+                <w:color w:val="FFFFFF"/>
+              </w:rPr>
+              <w:t xml:space="preserve">Feature</w:t>
+            </w:r>
+          </w:p>
+        </w:tc>
+        <w:tc>
+          <w:tcPr>
+            <w:tcW w:type="dxa" w:w="3200"/>
+            <w:shd w:fill="5851DB"/>
+          </w:tcPr>
+          <w:p>
+            <w:pPr>
+              <w:jc w:val="center"/>
+            </w:pPr>
+            <w:r>
+              <w:rPr>
+                <w:b/>
+                <w:bCs/>
+                <w:color w:val="FFFFFF"/>
+              </w:rPr>
+              <w:t xml:space="preserve">Scenario</w:t>
+            </w:r>
+          </w:p>
+        </w:tc>
+        <w:tc>
+          <w:tcPr>
+            <w:tcW w:type="dxa" w:w="4800"/>
+            <w:shd w:fill="5851DB"/>
+          </w:tcPr>
+          <w:p>
+            <w:pPr>
+              <w:jc w:val="center"/>
+            </w:pPr>
+            <w:r>
+              <w:rPr>
+                <w:b/>
+                <w:bCs/>
+                <w:color w:val="FFFFFF"/>
+              </w:rPr>
+              <w:t xml:space="preserve">Steps</w:t>
+            </w:r>
+          </w:p>
+        </w:tc>
+        <w:tc>
+          <w:tcPr>
+            <w:tcW w:type="dxa" w:w="3800"/>
+            <w:shd w:fill="5851DB"/>
+          </w:tcPr>
+          <w:p>
+            <w:pPr>
+              <w:jc w:val="center"/>
+            </w:pPr>
+            <w:r>
+              <w:rPr>
+                <w:b/>
+                <w:bCs/>
+                <w:color w:val="FFFFFF"/>
+              </w:rPr>
+              <w:t xml:space="preserve">Expected Result</w:t>
+            </w:r>
+          </w:p>
+        </w:tc>
+        <w:tc>
+          <w:tcPr>
+            <w:tcW w:type="dxa" w:w="900"/>
+            <w:shd w:fill="5851DB"/>
+          </w:tcPr>
+          <w:p>
+            <w:pPr>
+              <w:jc w:val="center"/>
+            </w:pPr>
+            <w:r>
+              <w:rPr>
+                <w:b/>
+                <w:bCs/>
+                <w:color w:val="FFFFFF"/>
+              </w:rPr>
+              <w:t xml:space="preserve">Priority</w:t>
+            </w:r>
+          </w:p>
+        </w:tc>
+        <w:tc>
+          <w:tcPr>
+            <w:tcW w:type="dxa" w:w="1200"/>
+            <w:shd w:fill="5851DB"/>
+          </w:tcPr>
+          <w:p>
+            <w:pPr>
+              <w:jc w:val="center"/>
+            </w:pPr>
+            <w:r>
+              <w:rPr>
+                <w:b/>
+                <w:bCs/>
+                <w:color w:val="FFFFFF"/>
+              </w:rPr>
+              <w:t xml:space="preserve">Status</w:t>
+            </w:r>
+          </w:p>
+        </w:tc>
+      </w:tr>
+      <w:tr>
+        <w:tc>
+          <w:tcPr>
+            <w:tcW w:type="dxa" w:w="1000"/>
+          </w:tcPr>
+          <w:p>
+            <w:pPr>
+              <w:jc w:val="left"/>
+            </w:pPr>
+            <w:r>
+              <w:t xml:space="preserve">TC-0154</w:t>
+            </w:r>
+          </w:p>
+        </w:tc>
+        <w:tc>
+          <w:tcPr>
+            <w:tcW w:type="dxa" w:w="1800"/>
+          </w:tcPr>
+          <w:p>
+            <w:pPr>
+              <w:jc w:val="left"/>
+            </w:pPr>
+            <w:r>
+              <w:t xml:space="preserve">Filter Drawer</w:t>
+            </w:r>
+          </w:p>
+        </w:tc>
+        <w:tc>
+          <w:tcPr>
+            <w:tcW w:type="dxa" w:w="3200"/>
+          </w:tcPr>
+          <w:p>
+            <w:pPr>
+              <w:jc w:val="left"/>
+            </w:pPr>
+            <w:r>
+              <w:t xml:space="preserve">Full city list + search</w:t>
+            </w:r>
+          </w:p>
+        </w:tc>
+        <w:tc>
+          <w:tcPr>
+            <w:tcW w:type="dxa" w:w="4800"/>
+          </w:tcPr>
+          <w:p>
+            <w:pPr>
+              <w:jc w:val="left"/>
+            </w:pPr>
+            <w:r>
+              <w:t xml:space="preserve">1. Open Filter Drawer → Location tab on /brands/search
+2. Type 'bang' in the search box</w:t>
+            </w:r>
+          </w:p>
+        </w:tc>
+        <w:tc>
+          <w:tcPr>
+            <w:tcW w:type="dxa" w:w="3800"/>
+          </w:tcPr>
+          <w:p>
+            <w:pPr>
+              <w:jc w:val="left"/>
+            </w:pPr>
+            <w:r>
+              <w:t xml:space="preserve">List holds ~600 Indian cities with 'Remote' pinned first; search narrows live; Bangalore AND Bengaluru both present</w:t>
+            </w:r>
+          </w:p>
+        </w:tc>
+        <w:tc>
+          <w:tcPr>
+            <w:tcW w:type="dxa" w:w="900"/>
+            <w:shd w:fill="FFF7DC"/>
+          </w:tcPr>
+          <w:p>
+            <w:pPr>
+              <w:jc w:val="center"/>
+            </w:pPr>
+            <w:r>
+              <w:rPr>
+                <w:b/>
+                <w:bCs/>
+              </w:rPr>
+              <w:t xml:space="preserve">P1</w:t>
+            </w:r>
+          </w:p>
+        </w:tc>
+        <w:tc>
+          <w:tcPr>
+            <w:tcW w:type="dxa" w:w="1200"/>
+          </w:tcPr>
+          <w:p>
+            <w:pPr>
+              <w:jc w:val="left"/>
+            </w:pPr>
+            <w:r>
+              <w:t xml:space="preserve"/>
+            </w:r>
+          </w:p>
+        </w:tc>
+      </w:tr>
+      <w:tr>
+        <w:tc>
+          <w:tcPr>
+            <w:tcW w:type="dxa" w:w="1000"/>
+          </w:tcPr>
+          <w:p>
+            <w:pPr>
+              <w:jc w:val="left"/>
+            </w:pPr>
+            <w:r>
+              <w:t xml:space="preserve">TC-0155</w:t>
+            </w:r>
+          </w:p>
+        </w:tc>
+        <w:tc>
+          <w:tcPr>
+            <w:tcW w:type="dxa" w:w="1800"/>
+          </w:tcPr>
+          <w:p>
+            <w:pPr>
+              <w:jc w:val="left"/>
+            </w:pPr>
+            <w:r>
+              <w:t xml:space="preserve">Influencer profile</w:t>
+            </w:r>
+          </w:p>
+        </w:tc>
+        <w:tc>
+          <w:tcPr>
+            <w:tcW w:type="dxa" w:w="3200"/>
+          </w:tcPr>
+          <w:p>
+            <w:pPr>
+              <w:jc w:val="left"/>
+            </w:pPr>
+            <w:r>
+              <w:t xml:space="preserve">Location multiselect</w:t>
+            </w:r>
+          </w:p>
+        </w:tc>
+        <w:tc>
+          <w:tcPr>
+            <w:tcW w:type="dxa" w:w="4800"/>
+          </w:tcPr>
+          <w:p>
+            <w:pPr>
+              <w:jc w:val="left"/>
+            </w:pPr>
+            <w:r>
+              <w:t xml:space="preserve">1. Influencer profile → My Information → tap the Location field
+2. Search + select 2 cities; Save Locations; save the profile</w:t>
+            </w:r>
+          </w:p>
+        </w:tc>
+        <w:tc>
+          <w:tcPr>
+            <w:tcW w:type="dxa" w:w="3800"/>
+          </w:tcPr>
+          <w:p>
+            <w:pPr>
+              <w:jc w:val="left"/>
+            </w:pPr>
+            <w:r>
+              <w:t xml:space="preserve">Chip modal with searchable city list; selections render as chips; stored as comma-joined text ('Mumbai, Pune'); brand-side Mumbai filter still finds this creator (fuzzy both ways)</w:t>
+            </w:r>
+          </w:p>
+        </w:tc>
+        <w:tc>
+          <w:tcPr>
+            <w:tcW w:type="dxa" w:w="900"/>
+            <w:shd w:fill="FFE4E4"/>
+          </w:tcPr>
+          <w:p>
+            <w:pPr>
+              <w:jc w:val="center"/>
+            </w:pPr>
+            <w:r>
+              <w:rPr>
+                <w:b/>
+                <w:bCs/>
+              </w:rPr>
+              <w:t xml:space="preserve">P0</w:t>
+            </w:r>
+          </w:p>
+        </w:tc>
+        <w:tc>
+          <w:tcPr>
+            <w:tcW w:type="dxa" w:w="1200"/>
+          </w:tcPr>
+          <w:p>
+            <w:pPr>
+              <w:jc w:val="left"/>
+            </w:pPr>
+            <w:r>
+              <w:t xml:space="preserve"/>
+            </w:r>
+          </w:p>
+        </w:tc>
+      </w:tr>
+      <w:tr>
+        <w:tc>
+          <w:tcPr>
+            <w:tcW w:type="dxa" w:w="1000"/>
+          </w:tcPr>
+          <w:p>
+            <w:pPr>
+              <w:jc w:val="left"/>
+            </w:pPr>
+            <w:r>
+              <w:t xml:space="preserve">TC-0156</w:t>
+            </w:r>
+          </w:p>
+        </w:tc>
+        <w:tc>
+          <w:tcPr>
+            <w:tcW w:type="dxa" w:w="1800"/>
+          </w:tcPr>
+          <w:p>
+            <w:pPr>
+              <w:jc w:val="left"/>
+            </w:pPr>
+            <w:r>
+              <w:t xml:space="preserve">Admin forms</w:t>
+            </w:r>
+          </w:p>
+        </w:tc>
+        <w:tc>
+          <w:tcPr>
+            <w:tcW w:type="dxa" w:w="3200"/>
+          </w:tcPr>
+          <w:p>
+            <w:pPr>
+              <w:jc w:val="left"/>
+            </w:pPr>
+            <w:r>
+              <w:t xml:space="preserve">City multiselect on invite + edit</w:t>
+            </w:r>
+          </w:p>
+        </w:tc>
+        <w:tc>
+          <w:tcPr>
+            <w:tcW w:type="dxa" w:w="4800"/>
+          </w:tcPr>
+          <w:p>
+            <w:pPr>
+              <w:jc w:val="left"/>
+            </w:pPr>
+            <w:r>
+              <w:t xml:space="preserve">1. Admin → Invite Influencer: City is a searchable multiselect (required)
+2. Admin → Edit Influencer + invited-row edit: same control, prefilled from stored value</w:t>
+            </w:r>
+          </w:p>
+        </w:tc>
+        <w:tc>
+          <w:tcPr>
+            <w:tcW w:type="dxa" w:w="3800"/>
+          </w:tcPr>
+          <w:p>
+            <w:pPr>
+              <w:jc w:val="left"/>
+            </w:pPr>
+            <w:r>
+              <w:t xml:space="preserve">Multi-city selection joins on save; legacy free-text like 'Mumbai, India' loads as just the recognised city chips</w:t>
+            </w:r>
+          </w:p>
+        </w:tc>
+        <w:tc>
+          <w:tcPr>
+            <w:tcW w:type="dxa" w:w="900"/>
+            <w:shd w:fill="FFF7DC"/>
+          </w:tcPr>
+          <w:p>
+            <w:pPr>
+              <w:jc w:val="center"/>
+            </w:pPr>
+            <w:r>
+              <w:rPr>
+                <w:b/>
+                <w:bCs/>
+              </w:rPr>
+              <w:t xml:space="preserve">P1</w:t>
+            </w:r>
+          </w:p>
+        </w:tc>
+        <w:tc>
+          <w:tcPr>
+            <w:tcW w:type="dxa" w:w="1200"/>
+          </w:tcPr>
+          <w:p>
+            <w:pPr>
+              <w:jc w:val="left"/>
+            </w:pPr>
+            <w:r>
+              <w:t xml:space="preserve"/>
+            </w:r>
+          </w:p>
+        </w:tc>
+      </w:tr>
+    </w:tbl>
+    <w:p>
+      <w:pPr>
+        <w:pStyle w:val="Heading1"/>
+        <w:spacing w:after="120" w:before="300"/>
+      </w:pPr>
+      <w:r>
+        <w:t xml:space="preserve">Landing</w:t>
+      </w:r>
+    </w:p>
+    <w:tbl>
+      <w:tblPr>
+        <w:tblW w:type="dxa" w:w="16700"/>
+        <w:tblBorders>
+          <w:top w:val="single" w:color="auto" w:sz="4"/>
+          <w:left w:val="single" w:color="auto" w:sz="4"/>
+          <w:bottom w:val="single" w:color="auto" w:sz="4"/>
+          <w:right w:val="single" w:color="auto" w:sz="4"/>
+          <w:insideH w:val="single" w:color="auto" w:sz="4"/>
+          <w:insideV w:val="single" w:color="auto" w:sz="4"/>
+        </w:tblBorders>
+      </w:tblPr>
+      <w:tblGrid>
+        <w:gridCol w:w="100"/>
+        <w:gridCol w:w="100"/>
+        <w:gridCol w:w="100"/>
+        <w:gridCol w:w="100"/>
+        <w:gridCol w:w="100"/>
+        <w:gridCol w:w="100"/>
+        <w:gridCol w:w="100"/>
+      </w:tblGrid>
+      <w:tr>
+        <w:trPr>
+          <w:tblHeader/>
+        </w:trPr>
+        <w:tc>
+          <w:tcPr>
+            <w:tcW w:type="dxa" w:w="1000"/>
+            <w:shd w:fill="5851DB"/>
+          </w:tcPr>
+          <w:p>
+            <w:pPr>
+              <w:jc w:val="center"/>
+            </w:pPr>
+            <w:r>
+              <w:rPr>
+                <w:b/>
+                <w:bCs/>
+                <w:color w:val="FFFFFF"/>
+              </w:rPr>
+              <w:t xml:space="preserve">ID</w:t>
+            </w:r>
+          </w:p>
+        </w:tc>
+        <w:tc>
+          <w:tcPr>
+            <w:tcW w:type="dxa" w:w="1800"/>
+            <w:shd w:fill="5851DB"/>
+          </w:tcPr>
+          <w:p>
+            <w:pPr>
+              <w:jc w:val="center"/>
+            </w:pPr>
+            <w:r>
+              <w:rPr>
+                <w:b/>
+                <w:bCs/>
+                <w:color w:val="FFFFFF"/>
+              </w:rPr>
+              <w:t xml:space="preserve">Feature</w:t>
+            </w:r>
+          </w:p>
+        </w:tc>
+        <w:tc>
+          <w:tcPr>
+            <w:tcW w:type="dxa" w:w="3200"/>
+            <w:shd w:fill="5851DB"/>
+          </w:tcPr>
+          <w:p>
+            <w:pPr>
+              <w:jc w:val="center"/>
+            </w:pPr>
+            <w:r>
+              <w:rPr>
+                <w:b/>
+                <w:bCs/>
+                <w:color w:val="FFFFFF"/>
+              </w:rPr>
+              <w:t xml:space="preserve">Scenario</w:t>
+            </w:r>
+          </w:p>
+        </w:tc>
+        <w:tc>
+          <w:tcPr>
+            <w:tcW w:type="dxa" w:w="4800"/>
+            <w:shd w:fill="5851DB"/>
+          </w:tcPr>
+          <w:p>
+            <w:pPr>
+              <w:jc w:val="center"/>
+            </w:pPr>
+            <w:r>
+              <w:rPr>
+                <w:b/>
+                <w:bCs/>
+                <w:color w:val="FFFFFF"/>
+              </w:rPr>
+              <w:t xml:space="preserve">Steps</w:t>
+            </w:r>
+          </w:p>
+        </w:tc>
+        <w:tc>
+          <w:tcPr>
+            <w:tcW w:type="dxa" w:w="3800"/>
+            <w:shd w:fill="5851DB"/>
+          </w:tcPr>
+          <w:p>
+            <w:pPr>
+              <w:jc w:val="center"/>
+            </w:pPr>
+            <w:r>
+              <w:rPr>
+                <w:b/>
+                <w:bCs/>
+                <w:color w:val="FFFFFF"/>
+              </w:rPr>
+              <w:t xml:space="preserve">Expected Result</w:t>
+            </w:r>
+          </w:p>
+        </w:tc>
+        <w:tc>
+          <w:tcPr>
+            <w:tcW w:type="dxa" w:w="900"/>
+            <w:shd w:fill="5851DB"/>
+          </w:tcPr>
+          <w:p>
+            <w:pPr>
+              <w:jc w:val="center"/>
+            </w:pPr>
+            <w:r>
+              <w:rPr>
+                <w:b/>
+                <w:bCs/>
+                <w:color w:val="FFFFFF"/>
+              </w:rPr>
+              <w:t xml:space="preserve">Priority</w:t>
+            </w:r>
+          </w:p>
+        </w:tc>
+        <w:tc>
+          <w:tcPr>
+            <w:tcW w:type="dxa" w:w="1200"/>
+            <w:shd w:fill="5851DB"/>
+          </w:tcPr>
+          <w:p>
+            <w:pPr>
+              <w:jc w:val="center"/>
+            </w:pPr>
+            <w:r>
+              <w:rPr>
+                <w:b/>
+                <w:bCs/>
+                <w:color w:val="FFFFFF"/>
+              </w:rPr>
+              <w:t xml:space="preserve">Status</w:t>
+            </w:r>
+          </w:p>
+        </w:tc>
+      </w:tr>
+      <w:tr>
+        <w:tc>
+          <w:tcPr>
+            <w:tcW w:type="dxa" w:w="1000"/>
+          </w:tcPr>
+          <w:p>
+            <w:pPr>
+              <w:jc w:val="left"/>
+            </w:pPr>
+            <w:r>
+              <w:t xml:space="preserve">TC-0157</w:t>
+            </w:r>
+          </w:p>
+        </w:tc>
+        <w:tc>
+          <w:tcPr>
+            <w:tcW w:type="dxa" w:w="1800"/>
+          </w:tcPr>
+          <w:p>
+            <w:pPr>
+              <w:jc w:val="left"/>
+            </w:pPr>
+            <w:r>
+              <w:t xml:space="preserve">Footer</w:t>
+            </w:r>
+          </w:p>
+        </w:tc>
+        <w:tc>
+          <w:tcPr>
+            <w:tcW w:type="dxa" w:w="3200"/>
+          </w:tcPr>
+          <w:p>
+            <w:pPr>
+              <w:jc w:val="left"/>
+            </w:pPr>
+            <w:r>
+              <w:t xml:space="preserve">Pricing link is public</w:t>
+            </w:r>
+          </w:p>
+        </w:tc>
+        <w:tc>
+          <w:tcPr>
+            <w:tcW w:type="dxa" w:w="4800"/>
+          </w:tcPr>
+          <w:p>
+            <w:pPr>
+              <w:jc w:val="left"/>
+            </w:pPr>
+            <w:r>
+              <w:t xml:space="preserve">1. As a logged-out visitor, scroll to the footer and click Pricing</w:t>
+            </w:r>
+          </w:p>
+        </w:tc>
+        <w:tc>
+          <w:tcPr>
+            <w:tcW w:type="dxa" w:w="3800"/>
+          </w:tcPr>
+          <w:p>
+            <w:pPr>
+              <w:jc w:val="left"/>
+            </w:pPr>
+            <w:r>
+              <w:t xml:space="preserve">Lands on the home page scrolled to the #pricing section — NOT the auth-gated /influencer/pricing</w:t>
+            </w:r>
+          </w:p>
+        </w:tc>
+        <w:tc>
+          <w:tcPr>
+            <w:tcW w:type="dxa" w:w="900"/>
+            <w:shd w:fill="FFF7DC"/>
+          </w:tcPr>
+          <w:p>
+            <w:pPr>
+              <w:jc w:val="center"/>
+            </w:pPr>
+            <w:r>
+              <w:rPr>
+                <w:b/>
+                <w:bCs/>
+              </w:rPr>
+              <w:t xml:space="preserve">P1</w:t>
+            </w:r>
+          </w:p>
+        </w:tc>
+        <w:tc>
+          <w:tcPr>
+            <w:tcW w:type="dxa" w:w="1200"/>
+          </w:tcPr>
+          <w:p>
+            <w:pPr>
+              <w:jc w:val="left"/>
+            </w:pPr>
+            <w:r>
+              <w:t xml:space="preserve"/>
+            </w:r>
+          </w:p>
+        </w:tc>
+      </w:tr>
+      <w:tr>
+        <w:tc>
+          <w:tcPr>
+            <w:tcW w:type="dxa" w:w="1000"/>
+          </w:tcPr>
+          <w:p>
+            <w:pPr>
+              <w:jc w:val="left"/>
+            </w:pPr>
+            <w:r>
+              <w:t xml:space="preserve">TC-0158</w:t>
+            </w:r>
+          </w:p>
+        </w:tc>
+        <w:tc>
+          <w:tcPr>
+            <w:tcW w:type="dxa" w:w="1800"/>
+          </w:tcPr>
+          <w:p>
+            <w:pPr>
+              <w:jc w:val="left"/>
+            </w:pPr>
+            <w:r>
+              <w:t xml:space="preserve">How It Works</w:t>
+            </w:r>
+          </w:p>
+        </w:tc>
+        <w:tc>
+          <w:tcPr>
+            <w:tcW w:type="dxa" w:w="3200"/>
+          </w:tcPr>
+          <w:p>
+            <w:pPr>
+              <w:jc w:val="left"/>
+            </w:pPr>
+            <w:r>
+              <w:t xml:space="preserve">Compact 4-across layout</w:t>
+            </w:r>
+          </w:p>
+        </w:tc>
+        <w:tc>
+          <w:tcPr>
+            <w:tcW w:type="dxa" w:w="4800"/>
+          </w:tcPr>
+          <w:p>
+            <w:pPr>
+              <w:jc w:val="left"/>
+            </w:pPr>
+            <w:r>
+              <w:t xml:space="preserve">1. Scroll to How It Works on the landing page; toggle For Brands / For Influencers</w:t>
+            </w:r>
+          </w:p>
+        </w:tc>
+        <w:tc>
+          <w:tcPr>
+            <w:tcW w:type="dxa" w:w="3800"/>
+          </w:tcPr>
+          <w:p>
+            <w:pPr>
+              <w:jc w:val="left"/>
+            </w:pPr>
+            <w:r>
+              <w:t xml:space="preserve">Desktop shows the 4 steps as a single row of cards (no zigzag timeline with empty half-columns); toggle swaps content; mobile stacks slim cards</w:t>
             </w:r>
           </w:p>
         </w:tc>
@@ -15346,7 +18674,7 @@
               <w:jc w:val="left"/>
             </w:pPr>
             <w:r>
-              <w:t xml:space="preserve">TC-0132</w:t>
+              <w:t xml:space="preserve">TC-0159</w:t>
             </w:r>
           </w:p>
         </w:tc>
@@ -15372,7 +18700,7 @@
               <w:jc w:val="left"/>
             </w:pPr>
             <w:r>
-              <w:t xml:space="preserve">DialogTitle present on CreateCampaignDialog</w:t>
+              <w:t xml:space="preserve">DialogTitle present on all dialogs</w:t>
             </w:r>
           </w:p>
         </w:tc>
@@ -15385,7 +18713,7 @@
               <w:jc w:val="left"/>
             </w:pPr>
             <w:r>
-              <w:t xml:space="preserve">1. Open Create/Edit dialog on desktop
+              <w:t xml:space="preserve">1. Open the Create/Edit campaign dialog AND the Filter Drawer on desktop
 2. Inspect console</w:t>
             </w:r>
           </w:p>
@@ -15399,7 +18727,7 @@
               <w:jc w:val="left"/>
             </w:pPr>
             <w:r>
-              <w:t xml:space="preserve">No Radix warning about missing DialogTitle</w:t>
+              <w:t xml:space="preserve">No Radix warning about missing DialogTitle / Description on either</w:t>
             </w:r>
           </w:p>
         </w:tc>
@@ -15445,7 +18773,105 @@
               <w:jc w:val="left"/>
             </w:pPr>
             <w:r>
-              <w:t xml:space="preserve">TC-0133</w:t>
+              <w:t xml:space="preserve">TC-0160</w:t>
+            </w:r>
+          </w:p>
+        </w:tc>
+        <w:tc>
+          <w:tcPr>
+            <w:tcW w:type="dxa" w:w="1800"/>
+          </w:tcPr>
+          <w:p>
+            <w:pPr>
+              <w:jc w:val="left"/>
+            </w:pPr>
+            <w:r>
+              <w:t xml:space="preserve">Error popup</w:t>
+            </w:r>
+          </w:p>
+        </w:tc>
+        <w:tc>
+          <w:tcPr>
+            <w:tcW w:type="dxa" w:w="3200"/>
+          </w:tcPr>
+          <w:p>
+            <w:pPr>
+              <w:jc w:val="left"/>
+            </w:pPr>
+            <w:r>
+              <w:t xml:space="preserve">Compact styled error modal</w:t>
+            </w:r>
+          </w:p>
+        </w:tc>
+        <w:tc>
+          <w:tcPr>
+            <w:tcW w:type="dxa" w:w="4800"/>
+          </w:tcPr>
+          <w:p>
+            <w:pPr>
+              <w:jc w:val="left"/>
+            </w:pPr>
+            <w:r>
+              <w:t xml:space="preserve">1. Trigger a status-flip failure (e.g. activate a bannerless draft)</w:t>
+            </w:r>
+          </w:p>
+        </w:tc>
+        <w:tc>
+          <w:tcPr>
+            <w:tcW w:type="dxa" w:w="3800"/>
+          </w:tcPr>
+          <w:p>
+            <w:pPr>
+              <w:jc w:val="left"/>
+            </w:pPr>
+            <w:r>
+              <w:t xml:space="preserve">Compact modal (max-w-xs, small icon + 'Something went wrong' title, sm body, Close button) — never a raw window.alert</w:t>
+            </w:r>
+          </w:p>
+        </w:tc>
+        <w:tc>
+          <w:tcPr>
+            <w:tcW w:type="dxa" w:w="900"/>
+            <w:shd w:fill="FFF7DC"/>
+          </w:tcPr>
+          <w:p>
+            <w:pPr>
+              <w:jc w:val="center"/>
+            </w:pPr>
+            <w:r>
+              <w:rPr>
+                <w:b/>
+                <w:bCs/>
+              </w:rPr>
+              <w:t xml:space="preserve">P1</w:t>
+            </w:r>
+          </w:p>
+        </w:tc>
+        <w:tc>
+          <w:tcPr>
+            <w:tcW w:type="dxa" w:w="1200"/>
+          </w:tcPr>
+          <w:p>
+            <w:pPr>
+              <w:jc w:val="left"/>
+            </w:pPr>
+            <w:r>
+              <w:t xml:space="preserve"/>
+            </w:r>
+          </w:p>
+        </w:tc>
+      </w:tr>
+      <w:tr>
+        <w:tc>
+          <w:tcPr>
+            <w:tcW w:type="dxa" w:w="1000"/>
+          </w:tcPr>
+          <w:p>
+            <w:pPr>
+              <w:jc w:val="left"/>
+            </w:pPr>
+            <w:r>
+              <w:t xml:space="preserve">TC-0161</w:t>
             </w:r>
           </w:p>
         </w:tc>
@@ -15712,7 +19138,7 @@
               <w:jc w:val="left"/>
             </w:pPr>
             <w:r>
-              <w:t xml:space="preserve">TC-0134</w:t>
+              <w:t xml:space="preserve">TC-0162</w:t>
             </w:r>
           </w:p>
         </w:tc>
@@ -15812,7 +19238,7 @@
               <w:jc w:val="left"/>
             </w:pPr>
             <w:r>
-              <w:t xml:space="preserve">TC-0135</w:t>
+              <w:t xml:space="preserve">TC-0163</w:t>
             </w:r>
           </w:p>
         </w:tc>
@@ -15910,7 +19336,7 @@
               <w:jc w:val="left"/>
             </w:pPr>
             <w:r>
-              <w:t xml:space="preserve">TC-0136</w:t>
+              <w:t xml:space="preserve">TC-0164</w:t>
             </w:r>
           </w:p>
         </w:tc>
@@ -16008,7 +19434,7 @@
               <w:jc w:val="left"/>
             </w:pPr>
             <w:r>
-              <w:t xml:space="preserve">TC-0137</w:t>
+              <w:t xml:space="preserve">TC-0165</w:t>
             </w:r>
           </w:p>
         </w:tc>
